--- a/docs/general-english/B1/release/units/b11-u01.docx
+++ b/docs/general-english/B1/release/units/b11-u01.docx
@@ -19,7 +19,7 @@
           <w:bCs/>
           <w:b/>
         </w:rPr>
-        <w:t xml:space="preserve">Unit 1: The Night the Power Went Out</w:t>
+        <w:t xml:space="preserve">Unit 1: The Afternoon Everything Happened at Once</w:t>
       </w:r>
     </w:p>
     <w:p>
@@ -60,7 +60,7 @@
           <wp:inline>
             <wp:extent cx="7560564" cy="10692130"/>
             <wp:effectExtent b="0" l="0" r="0" t="0"/>
-            <wp:docPr descr="The opening page of Unit 1, The Night the Power Went Out: the grammar point is the past continuous against the past simple with while and when, and three things the learner will be able to do by the end of the unit." title="" id="21" name="Picture"/>
+            <wp:docPr descr="The opening page of Unit 1, The Afternoon Everything Happened at Once: the grammar point is the past continuous against the past simple with while and when, and three things the learner will be able to do by the end of the unit." title="" id="21" name="Picture"/>
             <a:graphic>
               <a:graphicData uri="http://schemas.openxmlformats.org/drawingml/2006/picture">
                 <pic:pic>
@@ -154,7 +154,7 @@
           <w:bCs/>
           <w:b/>
         </w:rPr>
-        <w:t xml:space="preserve">Warm-up: Words for a Dark Evening</w:t>
+        <w:t xml:space="preserve">Warm-up: Words for a Busy Afternoon</w:t>
       </w:r>
     </w:p>
     <w:p>
@@ -168,7 +168,7 @@
           <wp:inline>
             <wp:extent cx="5724525" cy="1666875"/>
             <wp:effectExtent b="0" l="0" r="0" t="0"/>
-            <wp:docPr descr="The five warm-up words as numbered picture cards: power cut, candle, darkness, switch, freezer." title="" id="24" name="Picture"/>
+            <wp:docPr descr="The five warm-up words as numbered picture cards: skip, delivery, queue, landing, battery." title="" id="24" name="Picture"/>
             <a:graphic>
               <a:graphicData uri="http://schemas.openxmlformats.org/drawingml/2006/picture">
                 <pic:pic>
@@ -319,7 +319,7 @@
                 <w:bCs/>
                 <w:b/>
               </w:rPr>
-              <w:t xml:space="preserve">Power cut</w:t>
+              <w:t xml:space="preserve">Skip</w:t>
             </w:r>
           </w:p>
         </w:tc>
@@ -374,7 +374,7 @@
                 <w:bCs/>
                 <w:b/>
               </w:rPr>
-              <w:t xml:space="preserve">Candle</w:t>
+              <w:t xml:space="preserve">Delivery</w:t>
             </w:r>
           </w:p>
         </w:tc>
@@ -429,7 +429,7 @@
                 <w:bCs/>
                 <w:b/>
               </w:rPr>
-              <w:t xml:space="preserve">Darkness</w:t>
+              <w:t xml:space="preserve">Queue</w:t>
             </w:r>
           </w:p>
         </w:tc>
@@ -484,7 +484,7 @@
                 <w:bCs/>
                 <w:b/>
               </w:rPr>
-              <w:t xml:space="preserve">Switch</w:t>
+              <w:t xml:space="preserve">Landing</w:t>
             </w:r>
           </w:p>
         </w:tc>
@@ -539,7 +539,7 @@
                 <w:bCs/>
                 <w:b/>
               </w:rPr>
-              <w:t xml:space="preserve">Freezer</w:t>
+              <w:t xml:space="preserve">Battery</w:t>
             </w:r>
           </w:p>
         </w:tc>
@@ -637,7 +637,7 @@
               <w:jc w:val="left"/>
             </w:pPr>
             <w:r>
-              <w:t xml:space="preserve">the small thing on the wall that turns a light on and off</w:t>
+              <w:t xml:space="preserve">the flat space at the top of a flight of stairs</w:t>
             </w:r>
           </w:p>
         </w:tc>
@@ -677,7 +677,7 @@
               <w:jc w:val="left"/>
             </w:pPr>
             <w:r>
-              <w:t xml:space="preserve">a period when the electricity stops working for everybody</w:t>
+              <w:t xml:space="preserve">a large open metal container that is left in the street for rubbish</w:t>
             </w:r>
           </w:p>
         </w:tc>
@@ -717,7 +717,7 @@
               <w:jc w:val="left"/>
             </w:pPr>
             <w:r>
-              <w:t xml:space="preserve">the state of a place where there is no light at all</w:t>
+              <w:t xml:space="preserve">the part inside a phone that holds the power</w:t>
             </w:r>
           </w:p>
         </w:tc>
@@ -757,7 +757,7 @@
               <w:jc w:val="left"/>
             </w:pPr>
             <w:r>
-              <w:t xml:space="preserve">a cupboard that keeps food frozen until you want it</w:t>
+              <w:t xml:space="preserve">the small room where a shop keeps what it has not sold</w:t>
             </w:r>
           </w:p>
         </w:tc>
@@ -797,7 +797,7 @@
               <w:jc w:val="left"/>
             </w:pPr>
             <w:r>
-              <w:t xml:space="preserve">a stick of wax with a flame at the top, used when there is no lamp</w:t>
+              <w:t xml:space="preserve">a line of people waiting for their turn</w:t>
             </w:r>
           </w:p>
         </w:tc>
@@ -837,7 +837,7 @@
               <w:jc w:val="left"/>
             </w:pPr>
             <w:r>
-              <w:t xml:space="preserve">the wire that carries electricity into a building</w:t>
+              <w:t xml:space="preserve">goods brought to an address at an arranged time</w:t>
             </w:r>
           </w:p>
         </w:tc>
@@ -860,7 +860,7 @@
           <w:bCs/>
           <w:b/>
         </w:rPr>
-        <w:t xml:space="preserve">Warm-up: Talking About That Evening</w:t>
+        <w:t xml:space="preserve">Warm-up: Saying What Was Going On</w:t>
       </w:r>
     </w:p>
     <w:p>
@@ -874,7 +874,7 @@
           <wp:inline>
             <wp:extent cx="5724525" cy="1390650"/>
             <wp:effectExtent b="0" l="0" r="0" t="0"/>
-            <wp:docPr descr="The four words of the word bank, in the order the task prints them, each with a picture: candle, freezer, switch, power cut." title="" id="27" name="Picture"/>
+            <wp:docPr descr="The four words of the word bank, in the order the task prints them, each with a picture: connection, landing, battery, car park." title="" id="27" name="Picture"/>
             <a:graphic>
               <a:graphicData uri="http://schemas.openxmlformats.org/drawingml/2006/picture">
                 <pic:pic>
@@ -968,7 +968,7 @@
         <w:t xml:space="preserve"> </w:t>
       </w:r>
       <w:r>
-        <w:t xml:space="preserve">candle | freezer | switch | power cut</w:t>
+        <w:t xml:space="preserve">connection | landing | battery | car park</w:t>
       </w:r>
     </w:p>
     <w:p>
@@ -980,7 +980,7 @@
         </w:numPr>
       </w:pPr>
       <w:r>
-        <w:t xml:space="preserve">Amina was serving a customer when the ______________________ started, and the shop went black in a second.</w:t>
+        <w:t xml:space="preserve">Tomas was halfway across town when his phone died, because the ______________________ was low from the start.</w:t>
       </w:r>
     </w:p>
     <w:p>
@@ -992,7 +992,7 @@
         </w:numPr>
       </w:pPr>
       <w:r>
-        <w:t xml:space="preserve">Tomas pressed every ______________________ in the corridor before he understood that the whole street was dark.</w:t>
+        <w:t xml:space="preserve">Yuki lost her ______________________ in the middle of a video call, and the others carried on without her for four minutes.</w:t>
       </w:r>
     </w:p>
     <w:p>
@@ -1004,7 +1004,7 @@
         </w:numPr>
       </w:pPr>
       <w:r>
-        <w:t xml:space="preserve">Maya was looking for a ______________________ in the kitchen drawer while everybody else was shouting on the stairs.</w:t>
+        <w:t xml:space="preserve">Two groups of children were playing in the ______________________ behind the building at some point that afternoon.</w:t>
       </w:r>
     </w:p>
     <w:p>
@@ -1016,7 +1016,7 @@
         </w:numPr>
       </w:pPr>
       <w:r>
-        <w:t xml:space="preserve">Nobody opened the ______________________ for two days afterwards, in case the food inside was still frozen.</w:t>
+        <w:t xml:space="preserve">Mr Okonkwo was standing on the half ______________________ with the street door propped open below him.</w:t>
       </w:r>
     </w:p>
     <w:p>
@@ -1036,7 +1036,7 @@
           <w:bCs/>
           <w:b/>
         </w:rPr>
-        <w:t xml:space="preserve">Warm-up: Six People, One Tuesday Evening</w:t>
+        <w:t xml:space="preserve">Warm-up: Six People, One Saturday</w:t>
       </w:r>
     </w:p>
     <w:p>
@@ -1048,9 +1048,9 @@
       <w:r>
         <w:drawing>
           <wp:inline>
-            <wp:extent cx="5724525" cy="2295525"/>
+            <wp:extent cx="5724525" cy="2286000"/>
             <wp:effectExtent b="0" l="0" r="0" t="0"/>
-            <wp:docPr descr="What each of the six people at number 14 was doing at twenty past seven: Maya was reading in bed, Tomas was coming up the stairs with shopping, Amina was serving a customer, Dani was watching a film, Mr Okonkwo was sitting by the window, and Yuki was working." title="" id="30" name="Picture"/>
+            <wp:docPr descr="What each of the six people was doing on Saturday afternoon, with the thing it went wrong with drawn beside each name: Amina was waiting for a delivery, Maya was serving a queue at the till, Tomas was crossing town on a flat battery, Dani was showing the flat to a viewer, Yuki was speaking when the connection dropped, and Mr Okonkwo was looking for the cat." title="" id="30" name="Picture"/>
             <a:graphic>
               <a:graphicData uri="http://schemas.openxmlformats.org/drawingml/2006/picture">
                 <pic:pic>
@@ -1069,7 +1069,7 @@
                   <pic:spPr bwMode="auto">
                     <a:xfrm>
                       <a:off x="0" y="0"/>
-                      <a:ext cx="5724525" cy="2295525"/>
+                      <a:ext cx="5724525" cy="2286000"/>
                     </a:xfrm>
                     <a:prstGeom prst="rect">
                       <a:avLst/>
@@ -1102,7 +1102,7 @@
           <w:iCs/>
           <w:i/>
         </w:rPr>
-        <w:t xml:space="preserve">Figure 1.4 · Number 14 at twenty past seven, and what each of them was doing.</w:t>
+        <w:t xml:space="preserve">Figure 1.4 · Number 14 on Saturday afternoon, and what each of them was doing.</w:t>
       </w:r>
     </w:p>
     <w:p>
@@ -1128,7 +1128,7 @@
         <w:spacing w:before="0" w:after="120" w:line="276" w:lineRule="auto"/>
       </w:pPr>
       <w:r>
-        <w:t xml:space="preserve">At twenty past seven on a Tuesday in November, every light at 14 Alder Street went out at the same moment. Nobody at number 14 was ready for it. Maya was reading in bed, because she had the evening off for once, and she sat in the dark for a full minute before she moved. Tomas was coming up the stairs with two bags of shopping, and he put them down where he stood rather than risk the last four steps. Amina was at the till with three people waiting. She kept the shop open by candle until the last of them left. Dani was halfway through a film, and he swore loudly enough for the whole building to hear him. Mr Okonkwo was already sitting in his chair by the window. He noticed nothing unusual for several minutes, and said so afterwards without any embarrassment. Yuki was working, as Yuki usually is. She lost an hour of it.</w:t>
+        <w:t xml:space="preserve">On the first Saturday in November, six people who live at or near 14 Alder Street had an afternoon that none of them wanted. Amina was waiting for a delivery that never arrived. A lorry left a skip outside the wrong house, and her van could not get past it. Maya was serving a queue of eleven people in the bookshop when the card reader stopped working. Tomas was crossing town to cover a shift, and his phone went flat somewhere near the ring road. Dani was showing the empty flat to somebody while the letting agent was emailing to say that another viewer took it. Yuki was speaking in a video call when the connection dropped. Mr Okonkwo spent three hours looking for a cat that walked out through a door propped open for the skip. None of them knew about any of the others until the evening.</w:t>
       </w:r>
     </w:p>
     <w:p>
@@ -1146,7 +1146,7 @@
           <w:bCs/>
           <w:b/>
         </w:rPr>
-        <w:t xml:space="preserve">1. What was Tomas doing when the lights went out?</w:t>
+        <w:t xml:space="preserve">1. What was Maya doing when the card reader stopped working?</w:t>
       </w:r>
     </w:p>
     <w:p>
@@ -1155,7 +1155,7 @@
         <w:ind w:left="454" w:right="0"/>
       </w:pPr>
       <w:r>
-        <w:t xml:space="preserve">○ A) Carrying shopping upstairs</w:t>
+        <w:t xml:space="preserve">○ A) Serving a queue in the bookshop</w:t>
       </w:r>
     </w:p>
     <w:p>
@@ -1164,7 +1164,7 @@
         <w:ind w:left="454" w:right="0"/>
       </w:pPr>
       <w:r>
-        <w:t xml:space="preserve">○ B) Watching a film</w:t>
+        <w:t xml:space="preserve">○ B) Waiting for a delivery</w:t>
       </w:r>
     </w:p>
     <w:p>
@@ -1173,7 +1173,7 @@
         <w:ind w:left="454" w:right="0"/>
       </w:pPr>
       <w:r>
-        <w:t xml:space="preserve">○ C) Serving a customer</w:t>
+        <w:t xml:space="preserve">○ C) Showing somebody an empty flat</w:t>
       </w:r>
     </w:p>
     <w:p>
@@ -1182,7 +1182,7 @@
         <w:ind w:left="454" w:right="0"/>
       </w:pPr>
       <w:r>
-        <w:t xml:space="preserve">○ D) Reading in bed</w:t>
+        <w:t xml:space="preserve">○ D) Crossing town to cover a shift</w:t>
       </w:r>
     </w:p>
     <w:p>
@@ -1200,7 +1200,7 @@
           <w:bCs/>
           <w:b/>
         </w:rPr>
-        <w:t xml:space="preserve">2. Why did Mr Okonkwo notice nothing for several minutes?</w:t>
+        <w:t xml:space="preserve">2. Why did Amina’s delivery never arrive?</w:t>
       </w:r>
     </w:p>
     <w:p>
@@ -1209,7 +1209,7 @@
         <w:ind w:left="454" w:right="0"/>
       </w:pPr>
       <w:r>
-        <w:t xml:space="preserve">○ A) He was asleep in his chair</w:t>
+        <w:t xml:space="preserve">○ A) The driver had the wrong address for it</w:t>
       </w:r>
     </w:p>
     <w:p>
@@ -1218,7 +1218,7 @@
         <w:ind w:left="454" w:right="0"/>
       </w:pPr>
       <w:r>
-        <w:t xml:space="preserve">○ B) He was sitting in the dark already</w:t>
+        <w:t xml:space="preserve">○ B) A skip was blocking the way for the van</w:t>
       </w:r>
     </w:p>
     <w:p>
@@ -1227,7 +1227,7 @@
         <w:ind w:left="454" w:right="0"/>
       </w:pPr>
       <w:r>
-        <w:t xml:space="preserve">○ C) He was out of the building</w:t>
+        <w:t xml:space="preserve">○ C) The shop was closed when it came</w:t>
       </w:r>
     </w:p>
     <w:p>
@@ -1236,7 +1236,7 @@
         <w:ind w:left="454" w:right="0"/>
       </w:pPr>
       <w:r>
-        <w:t xml:space="preserve">○ D) He was listening to the radio</w:t>
+        <w:t xml:space="preserve">○ D) The depot sent it out a day late</w:t>
       </w:r>
       <w:r>
         <w:t xml:space="preserve"> </w:t>
@@ -1285,7 +1285,7 @@
           <w:bCs/>
           <w:b/>
         </w:rPr>
-        <w:t xml:space="preserve">Part 1: Words for Electricity and Buildings</w:t>
+        <w:t xml:space="preserve">Part 1: Words for a Street That Is Not Working</w:t>
       </w:r>
     </w:p>
     <w:p>
@@ -1299,7 +1299,7 @@
           <wp:inline>
             <wp:extent cx="5724525" cy="2114550"/>
             <wp:effectExtent b="0" l="0" r="0" t="0"/>
-            <wp:docPr descr="The seven words of Column A as numbered picture cards: meter, supply, bulb, basement, plug, kettle, stairs, each with the thing it means drawn beside its number." title="" id="33" name="Picture"/>
+            <wp:docPr descr="The seven words of Column A as numbered picture cards: depot, card reader, agent, stairwell, shift, crack, car park, each with the thing it means drawn beside its number." title="" id="33" name="Picture"/>
             <a:graphic>
               <a:graphicData uri="http://schemas.openxmlformats.org/drawingml/2006/picture">
                 <pic:pic>
@@ -1397,13 +1397,13 @@
           <w:iCs/>
           <w:i/>
         </w:rPr>
-        <w:t xml:space="preserve">meter</w:t>
-      </w:r>
-      <w:r>
-        <w:t xml:space="preserve"> </w:t>
-      </w:r>
-      <w:r>
-        <w:t xml:space="preserve">— the box that counts how much electricity a flat has used ·</w:t>
+        <w:t xml:space="preserve">depot</w:t>
+      </w:r>
+      <w:r>
+        <w:t xml:space="preserve"> </w:t>
+      </w:r>
+      <w:r>
+        <w:t xml:space="preserve">— the building a delivery company keeps its vans in ·</w:t>
       </w:r>
       <w:r>
         <w:t xml:space="preserve"> </w:t>
@@ -1413,13 +1413,13 @@
           <w:iCs/>
           <w:i/>
         </w:rPr>
-        <w:t xml:space="preserve">supply</w:t>
-      </w:r>
-      <w:r>
-        <w:t xml:space="preserve"> </w:t>
-      </w:r>
-      <w:r>
-        <w:t xml:space="preserve">— the electricity, water or gas coming into a building ·</w:t>
+        <w:t xml:space="preserve">agent</w:t>
+      </w:r>
+      <w:r>
+        <w:t xml:space="preserve"> </w:t>
+      </w:r>
+      <w:r>
+        <w:t xml:space="preserve">— somebody paid to let a property for its owner ·</w:t>
       </w:r>
       <w:r>
         <w:t xml:space="preserve"> </w:t>
@@ -1429,13 +1429,13 @@
           <w:iCs/>
           <w:i/>
         </w:rPr>
-        <w:t xml:space="preserve">bulb</w:t>
-      </w:r>
-      <w:r>
-        <w:t xml:space="preserve"> </w:t>
-      </w:r>
-      <w:r>
-        <w:t xml:space="preserve">— the glass part of a lamp that gives the light ·</w:t>
+        <w:t xml:space="preserve">card reader</w:t>
+      </w:r>
+      <w:r>
+        <w:t xml:space="preserve"> </w:t>
+      </w:r>
+      <w:r>
+        <w:t xml:space="preserve">— the machine in a shop that takes a payment from a card ·</w:t>
       </w:r>
       <w:r>
         <w:t xml:space="preserve"> </w:t>
@@ -1445,13 +1445,29 @@
           <w:iCs/>
           <w:i/>
         </w:rPr>
-        <w:t xml:space="preserve">basement</w:t>
-      </w:r>
-      <w:r>
-        <w:t xml:space="preserve"> </w:t>
-      </w:r>
-      <w:r>
-        <w:t xml:space="preserve">— the floor of a building below the street</w:t>
+        <w:t xml:space="preserve">stairwell</w:t>
+      </w:r>
+      <w:r>
+        <w:t xml:space="preserve"> </w:t>
+      </w:r>
+      <w:r>
+        <w:t xml:space="preserve">— the space a staircase runs up, from the street door to the top ·</w:t>
+      </w:r>
+      <w:r>
+        <w:t xml:space="preserve"> </w:t>
+      </w:r>
+      <w:r>
+        <w:rPr>
+          <w:iCs/>
+          <w:i/>
+        </w:rPr>
+        <w:t xml:space="preserve">crack</w:t>
+      </w:r>
+      <w:r>
+        <w:t xml:space="preserve"> </w:t>
+      </w:r>
+      <w:r>
+        <w:t xml:space="preserve">— a thin line where something has broken but not come apart; glass that has cracked is still in one piece</w:t>
       </w:r>
     </w:p>
     <w:p>
@@ -1463,7 +1479,7 @@
         </w:numPr>
       </w:pPr>
       <w:r>
-        <w:t xml:space="preserve">Electricity → the power that arrives at a building and makes everything in it work.</w:t>
+        <w:t xml:space="preserve">Pavement → the paved path at the side of a road, for people on foot.</w:t>
       </w:r>
     </w:p>
     <w:p>
@@ -1544,7 +1560,7 @@
                 <w:bCs/>
                 <w:b/>
               </w:rPr>
-              <w:t xml:space="preserve">Meter</w:t>
+              <w:t xml:space="preserve">Depot</w:t>
             </w:r>
           </w:p>
         </w:tc>
@@ -1599,7 +1615,7 @@
                 <w:bCs/>
                 <w:b/>
               </w:rPr>
-              <w:t xml:space="preserve">Supply</w:t>
+              <w:t xml:space="preserve">Card reader</w:t>
             </w:r>
           </w:p>
         </w:tc>
@@ -1654,7 +1670,7 @@
                 <w:bCs/>
                 <w:b/>
               </w:rPr>
-              <w:t xml:space="preserve">Bulb</w:t>
+              <w:t xml:space="preserve">Agent</w:t>
             </w:r>
           </w:p>
         </w:tc>
@@ -1709,7 +1725,7 @@
                 <w:bCs/>
                 <w:b/>
               </w:rPr>
-              <w:t xml:space="preserve">Basement</w:t>
+              <w:t xml:space="preserve">Stairwell</w:t>
             </w:r>
           </w:p>
         </w:tc>
@@ -1764,7 +1780,7 @@
                 <w:bCs/>
                 <w:b/>
               </w:rPr>
-              <w:t xml:space="preserve">Plug</w:t>
+              <w:t xml:space="preserve">Shift</w:t>
             </w:r>
           </w:p>
         </w:tc>
@@ -1819,7 +1835,7 @@
                 <w:bCs/>
                 <w:b/>
               </w:rPr>
-              <w:t xml:space="preserve">Kettle</w:t>
+              <w:t xml:space="preserve">Crack</w:t>
             </w:r>
           </w:p>
         </w:tc>
@@ -1874,7 +1890,7 @@
                 <w:bCs/>
                 <w:b/>
               </w:rPr>
-              <w:t xml:space="preserve">Stairs</w:t>
+              <w:t xml:space="preserve">Car park</w:t>
             </w:r>
           </w:p>
         </w:tc>
@@ -1972,7 +1988,7 @@
               <w:jc w:val="left"/>
             </w:pPr>
             <w:r>
-              <w:t xml:space="preserve">the steps between one floor of a building and the next</w:t>
+              <w:t xml:space="preserve">a thin line where something has broken but not come apart</w:t>
             </w:r>
           </w:p>
         </w:tc>
@@ -2012,7 +2028,7 @@
               <w:jc w:val="left"/>
             </w:pPr>
             <w:r>
-              <w:t xml:space="preserve">the box that counts how much a flat has used</w:t>
+              <w:t xml:space="preserve">the space a staircase runs up, from the door to the top floor</w:t>
             </w:r>
           </w:p>
         </w:tc>
@@ -2052,7 +2068,7 @@
               <w:jc w:val="left"/>
             </w:pPr>
             <w:r>
-              <w:t xml:space="preserve">what you push into the wall to connect something</w:t>
+              <w:t xml:space="preserve">the hours somebody works, sometimes beginning in the evening</w:t>
             </w:r>
           </w:p>
         </w:tc>
@@ -2092,7 +2108,7 @@
               <w:jc w:val="left"/>
             </w:pPr>
             <w:r>
-              <w:t xml:space="preserve">the glass part of a lamp, which gives out the light</w:t>
+              <w:t xml:space="preserve">the open ground beside a building where cars are left</w:t>
             </w:r>
           </w:p>
         </w:tc>
@@ -2132,7 +2148,7 @@
               <w:jc w:val="left"/>
             </w:pPr>
             <w:r>
-              <w:t xml:space="preserve">the gas, water or electricity arriving at a building</w:t>
+              <w:t xml:space="preserve">the building where a company keeps its vans and its goods</w:t>
             </w:r>
           </w:p>
         </w:tc>
@@ -2172,7 +2188,7 @@
               <w:jc w:val="left"/>
             </w:pPr>
             <w:r>
-              <w:t xml:space="preserve">a machine that boils water for tea or coffee</w:t>
+              <w:t xml:space="preserve">somebody paid to let or sell a property for its owner</w:t>
             </w:r>
           </w:p>
         </w:tc>
@@ -2212,7 +2228,7 @@
               <w:jc w:val="left"/>
             </w:pPr>
             <w:r>
-              <w:t xml:space="preserve">the floor of a building below the level of the street</w:t>
+              <w:t xml:space="preserve">the machine in a shop that takes a payment from a card</w:t>
             </w:r>
           </w:p>
         </w:tc>
@@ -2252,7 +2268,7 @@
               <w:jc w:val="left"/>
             </w:pPr>
             <w:r>
-              <w:t xml:space="preserve">the small room where a generator is kept</w:t>
+              <w:t xml:space="preserve">the paper slip a shop writes out when a machine has failed</w:t>
             </w:r>
           </w:p>
         </w:tc>
@@ -2289,7 +2305,7 @@
           <wp:inline>
             <wp:extent cx="5724525" cy="1685925"/>
             <wp:effectExtent b="0" l="0" r="0" t="0"/>
-            <wp:docPr descr="Four lines from the drill with the part that carries the beat ringed in each: reading, serving, waiting, carrying. The auxiliary is never ringed, because it never carries the beat." title="" id="36" name="Picture"/>
+            <wp:docPr descr="Four lines from the drill with the part that carries the beat ringed in each: crossing, serving, propped, standing. The auxiliary is never ringed, because it never carries the beat." title="" id="36" name="Picture"/>
             <a:graphic>
               <a:graphicData uri="http://schemas.openxmlformats.org/drawingml/2006/picture">
                 <pic:pic>
@@ -2341,7 +2357,7 @@
           <w:iCs/>
           <w:i/>
         </w:rPr>
-        <w:t xml:space="preserve">Figure 1.6 · Where the stress falls in 0 words of this unit.</w:t>
+        <w:t xml:space="preserve">Figure 1.6 · Where the stress falls in four lines of this unit.</w:t>
       </w:r>
     </w:p>
     <w:p>
@@ -2395,20 +2411,120 @@
           <w:bCs/>
           <w:b/>
         </w:rPr>
+        <w:t xml:space="preserve">CROSS</w:t>
+      </w:r>
+      <w:r>
+        <w:t xml:space="preserve">ing</w:t>
+      </w:r>
+      <w:r>
+        <w:t xml:space="preserve"> </w:t>
+      </w:r>
+      <w:r>
+        <w:rPr>
+          <w:bCs/>
+          <w:b/>
+        </w:rPr>
+        <w:t xml:space="preserve">TOWN</w:t>
+      </w:r>
+      <w:r>
+        <w:t xml:space="preserve"> </w:t>
+      </w:r>
+      <w:r>
+        <w:t xml:space="preserve">when the</w:t>
+      </w:r>
+      <w:r>
+        <w:t xml:space="preserve"> </w:t>
+      </w:r>
+      <w:r>
+        <w:rPr>
+          <w:bCs/>
+          <w:b/>
+        </w:rPr>
+        <w:t xml:space="preserve">BATT</w:t>
+      </w:r>
+      <w:r>
+        <w:t xml:space="preserve">ery went</w:t>
+      </w:r>
+      <w:r>
+        <w:t xml:space="preserve"> </w:t>
+      </w:r>
+      <w:r>
+        <w:rPr>
+          <w:bCs/>
+          <w:b/>
+        </w:rPr>
+        <w:t xml:space="preserve">FLAT</w:t>
+      </w:r>
+      <w:r>
+        <w:t xml:space="preserve">.</w:t>
+      </w:r>
+    </w:p>
+    <w:p>
+      <w:pPr>
+        <w:spacing w:before="0" w:after="120" w:line="276" w:lineRule="auto"/>
+      </w:pPr>
+      <w:r>
+        <w:t xml:space="preserve">She was</w:t>
+      </w:r>
+      <w:r>
+        <w:t xml:space="preserve"> </w:t>
+      </w:r>
+      <w:r>
+        <w:rPr>
+          <w:bCs/>
+          <w:b/>
+        </w:rPr>
+        <w:t xml:space="preserve">SERV</w:t>
+      </w:r>
+      <w:r>
+        <w:t xml:space="preserve">ing a</w:t>
+      </w:r>
+      <w:r>
+        <w:t xml:space="preserve"> </w:t>
+      </w:r>
+      <w:r>
+        <w:rPr>
+          <w:bCs/>
+          <w:b/>
+        </w:rPr>
+        <w:t xml:space="preserve">QUEUE</w:t>
+      </w:r>
+      <w:r>
+        <w:t xml:space="preserve"> </w:t>
+      </w:r>
+      <w:r>
+        <w:t xml:space="preserve">when the</w:t>
+      </w:r>
+      <w:r>
+        <w:t xml:space="preserve"> </w:t>
+      </w:r>
+      <w:r>
+        <w:rPr>
+          <w:bCs/>
+          <w:b/>
+        </w:rPr>
         <w:t xml:space="preserve">READ</w:t>
       </w:r>
       <w:r>
-        <w:t xml:space="preserve">ing when the</w:t>
-      </w:r>
-      <w:r>
-        <w:t xml:space="preserve"> </w:t>
-      </w:r>
-      <w:r>
-        <w:rPr>
-          <w:bCs/>
-          <w:b/>
-        </w:rPr>
-        <w:t xml:space="preserve">LIGHTS</w:t>
+        <w:t xml:space="preserve">er stopped.</w:t>
+      </w:r>
+    </w:p>
+    <w:p>
+      <w:pPr>
+        <w:spacing w:before="0" w:after="120" w:line="276" w:lineRule="auto"/>
+      </w:pPr>
+      <w:r>
+        <w:t xml:space="preserve">The</w:t>
+      </w:r>
+      <w:r>
+        <w:t xml:space="preserve"> </w:t>
+      </w:r>
+      <w:r>
+        <w:rPr>
+          <w:bCs/>
+          <w:b/>
+        </w:rPr>
+        <w:t xml:space="preserve">CAT</w:t>
       </w:r>
       <w:r>
         <w:t xml:space="preserve"> </w:t>
@@ -2427,7 +2543,42 @@
         <w:t xml:space="preserve">OUT</w:t>
       </w:r>
       <w:r>
-        <w:t xml:space="preserve">.</w:t>
+        <w:t xml:space="preserve"> </w:t>
+      </w:r>
+      <w:r>
+        <w:t xml:space="preserve">while the</w:t>
+      </w:r>
+      <w:r>
+        <w:t xml:space="preserve"> </w:t>
+      </w:r>
+      <w:r>
+        <w:rPr>
+          <w:bCs/>
+          <w:b/>
+        </w:rPr>
+        <w:t xml:space="preserve">DOOR</w:t>
+      </w:r>
+      <w:r>
+        <w:t xml:space="preserve"> </w:t>
+      </w:r>
+      <w:r>
+        <w:t xml:space="preserve">was</w:t>
+      </w:r>
+      <w:r>
+        <w:t xml:space="preserve"> </w:t>
+      </w:r>
+      <w:r>
+        <w:rPr>
+          <w:bCs/>
+          <w:b/>
+        </w:rPr>
+        <w:t xml:space="preserve">PROPPED</w:t>
+      </w:r>
+      <w:r>
+        <w:t xml:space="preserve"> </w:t>
+      </w:r>
+      <w:r>
+        <w:t xml:space="preserve">open.</w:t>
       </w:r>
     </w:p>
     <w:p>
@@ -2435,53 +2586,6 @@
         <w:spacing w:before="0" w:after="120" w:line="276" w:lineRule="auto"/>
       </w:pPr>
       <w:r>
-        <w:t xml:space="preserve">She was</w:t>
-      </w:r>
-      <w:r>
-        <w:t xml:space="preserve"> </w:t>
-      </w:r>
-      <w:r>
-        <w:rPr>
-          <w:bCs/>
-          <w:b/>
-        </w:rPr>
-        <w:t xml:space="preserve">SERV</w:t>
-      </w:r>
-      <w:r>
-        <w:t xml:space="preserve">ing a</w:t>
-      </w:r>
-      <w:r>
-        <w:t xml:space="preserve"> </w:t>
-      </w:r>
-      <w:r>
-        <w:rPr>
-          <w:bCs/>
-          <w:b/>
-        </w:rPr>
-        <w:t xml:space="preserve">CUS</w:t>
-      </w:r>
-      <w:r>
-        <w:t xml:space="preserve">tomer when it</w:t>
-      </w:r>
-      <w:r>
-        <w:t xml:space="preserve"> </w:t>
-      </w:r>
-      <w:r>
-        <w:rPr>
-          <w:bCs/>
-          <w:b/>
-        </w:rPr>
-        <w:t xml:space="preserve">HAPP</w:t>
-      </w:r>
-      <w:r>
-        <w:t xml:space="preserve">ened.</w:t>
-      </w:r>
-    </w:p>
-    <w:p>
-      <w:pPr>
-        <w:spacing w:before="0" w:after="120" w:line="276" w:lineRule="auto"/>
-      </w:pPr>
-      <w:r>
         <w:t xml:space="preserve">We were</w:t>
       </w:r>
       <w:r>
@@ -2492,7 +2596,7 @@
           <w:bCs/>
           <w:b/>
         </w:rPr>
-        <w:t xml:space="preserve">WAIT</w:t>
+        <w:t xml:space="preserve">STAND</w:t>
       </w:r>
       <w:r>
         <w:t xml:space="preserve">ing on the</w:t>
@@ -2505,7 +2609,7 @@
           <w:bCs/>
           <w:b/>
         </w:rPr>
-        <w:t xml:space="preserve">STAIRS</w:t>
+        <w:t xml:space="preserve">STEPS</w:t>
       </w:r>
       <w:r>
         <w:t xml:space="preserve"> </w:t>
@@ -2538,56 +2642,6 @@
       </w:r>
       <w:r>
         <w:t xml:space="preserve">utes.</w:t>
-      </w:r>
-    </w:p>
-    <w:p>
-      <w:pPr>
-        <w:spacing w:before="0" w:after="120" w:line="276" w:lineRule="auto"/>
-      </w:pPr>
-      <w:r>
-        <w:t xml:space="preserve">He was</w:t>
-      </w:r>
-      <w:r>
-        <w:t xml:space="preserve"> </w:t>
-      </w:r>
-      <w:r>
-        <w:rPr>
-          <w:bCs/>
-          <w:b/>
-        </w:rPr>
-        <w:t xml:space="preserve">CARR</w:t>
-      </w:r>
-      <w:r>
-        <w:t xml:space="preserve">ying two</w:t>
-      </w:r>
-      <w:r>
-        <w:t xml:space="preserve"> </w:t>
-      </w:r>
-      <w:r>
-        <w:rPr>
-          <w:bCs/>
-          <w:b/>
-        </w:rPr>
-        <w:t xml:space="preserve">BAGS</w:t>
-      </w:r>
-      <w:r>
-        <w:t xml:space="preserve"> </w:t>
-      </w:r>
-      <w:r>
-        <w:t xml:space="preserve">when he</w:t>
-      </w:r>
-      <w:r>
-        <w:t xml:space="preserve"> </w:t>
-      </w:r>
-      <w:r>
-        <w:rPr>
-          <w:bCs/>
-          <w:b/>
-        </w:rPr>
-        <w:t xml:space="preserve">STOPPED</w:t>
-      </w:r>
-      <w:r>
-        <w:t xml:space="preserve">.</w:t>
       </w:r>
     </w:p>
     <w:p>
@@ -2719,7 +2773,7 @@
           <wp:inline>
             <wp:extent cx="5724525" cy="2266950"/>
             <wp:effectExtent b="0" l="0" r="0" t="0"/>
-            <wp:docPr descr="The nine words of the sorting task, each on its own card with a picture: candle, bulb, darkness, electricity, freezer, meter, silence, supply and switch." title="" id="39" name="Picture"/>
+            <wp:docPr descr="The nine words of the sorting task, each on its own card with a picture: skip, battery, connection, delivery, pavement, queue, shift, stairwell and capacity." title="" id="39" name="Picture"/>
             <a:graphic>
               <a:graphicData uri="http://schemas.openxmlformats.org/drawingml/2006/picture">
                 <pic:pic>
@@ -2861,7 +2915,7 @@
         </w:numPr>
       </w:pPr>
       <w:r>
-        <w:t xml:space="preserve">candle → something you can touch.</w:t>
+        <w:t xml:space="preserve">skip → something you can touch.</w:t>
       </w:r>
     </w:p>
     <w:tbl>
@@ -2958,7 +3012,7 @@
               <w:jc w:val="left"/>
             </w:pPr>
             <w:r>
-              <w:t xml:space="preserve">candle</w:t>
+              <w:t xml:space="preserve">skip</w:t>
             </w:r>
           </w:p>
         </w:tc>
@@ -2998,7 +3052,7 @@
               <w:jc w:val="left"/>
             </w:pPr>
             <w:r>
-              <w:t xml:space="preserve">bulb</w:t>
+              <w:t xml:space="preserve">battery</w:t>
             </w:r>
           </w:p>
         </w:tc>
@@ -3034,7 +3088,7 @@
               <w:jc w:val="left"/>
             </w:pPr>
             <w:r>
-              <w:t xml:space="preserve">darkness</w:t>
+              <w:t xml:space="preserve">connection</w:t>
             </w:r>
           </w:p>
         </w:tc>
@@ -3070,7 +3124,7 @@
               <w:jc w:val="left"/>
             </w:pPr>
             <w:r>
-              <w:t xml:space="preserve">electricity</w:t>
+              <w:t xml:space="preserve">delivery</w:t>
             </w:r>
           </w:p>
         </w:tc>
@@ -3106,7 +3160,7 @@
               <w:jc w:val="left"/>
             </w:pPr>
             <w:r>
-              <w:t xml:space="preserve">freezer</w:t>
+              <w:t xml:space="preserve">pavement</w:t>
             </w:r>
           </w:p>
         </w:tc>
@@ -3142,7 +3196,7 @@
               <w:jc w:val="left"/>
             </w:pPr>
             <w:r>
-              <w:t xml:space="preserve">meter</w:t>
+              <w:t xml:space="preserve">queue</w:t>
             </w:r>
           </w:p>
         </w:tc>
@@ -3178,7 +3232,7 @@
               <w:jc w:val="left"/>
             </w:pPr>
             <w:r>
-              <w:t xml:space="preserve">silence</w:t>
+              <w:t xml:space="preserve">shift</w:t>
             </w:r>
           </w:p>
         </w:tc>
@@ -3214,7 +3268,7 @@
               <w:jc w:val="left"/>
             </w:pPr>
             <w:r>
-              <w:t xml:space="preserve">supply</w:t>
+              <w:t xml:space="preserve">stairwell</w:t>
             </w:r>
           </w:p>
         </w:tc>
@@ -3250,7 +3304,7 @@
               <w:jc w:val="left"/>
             </w:pPr>
             <w:r>
-              <w:t xml:space="preserve">switch</w:t>
+              <w:t xml:space="preserve">capacity</w:t>
             </w:r>
           </w:p>
         </w:tc>
@@ -3286,7 +3340,7 @@
         <w:t xml:space="preserve"> </w:t>
       </w:r>
       <w:r>
-        <w:t xml:space="preserve">bulb | darkness | electricity | freezer | meter | silence | supply | switch</w:t>
+        <w:t xml:space="preserve">battery | connection | delivery | pavement | queue | shift | stairwell | capacity</w:t>
       </w:r>
     </w:p>
     <w:p>
@@ -3306,7 +3360,7 @@
           <w:bCs/>
           <w:b/>
         </w:rPr>
-        <w:t xml:space="preserve">Part 1: Where Is Each One?</w:t>
+        <w:t xml:space="preserve">Part 1: Where Does Each One Happen?</w:t>
       </w:r>
     </w:p>
     <w:p>
@@ -3320,7 +3374,7 @@
           <wp:inline>
             <wp:extent cx="5724525" cy="2114550"/>
             <wp:effectExtent b="0" l="0" r="0" t="0"/>
-            <wp:docPr descr="Number 14 Alder Street cut through from the basement to the top flat. A box waits on the top shelf of a cupboard in the top flat, a drawer stands open in a third-floor kitchen, a small plate sits on the wall beside a door on the second floor, a humming cabinet stands in the corner of the ground-floor shop, and a grey box sits in the hall beside it. Five numbered lines run to the right for the learner to write each word, numbered from the top down." title="" id="42" name="Picture"/>
+            <wp:docPr descr="Number 14 Alder Street and the ground around it, cut through. A thin line runs across a window on the half landing, a small machine stands beside a till two streets away, a street door is held back with a brick, a large open container sits on the pavement outside, and open ground lies behind the building. Five numbered lines run to the right for the learner to write each word, numbered from the top down." title="" id="42" name="Picture"/>
             <a:graphic>
               <a:graphicData uri="http://schemas.openxmlformats.org/drawingml/2006/picture">
                 <pic:pic>
@@ -3372,7 +3426,7 @@
           <w:iCs/>
           <w:i/>
         </w:rPr>
-        <w:t xml:space="preserve">Figure 1.8 · The building in section — write the correct word beside each place.</w:t>
+        <w:t xml:space="preserve">Figure 1.8 · The street in section — write the correct word beside each place.</w:t>
       </w:r>
     </w:p>
     <w:p>
@@ -3390,7 +3444,7 @@
           <w:bCs/>
           <w:b/>
         </w:rPr>
-        <w:t xml:space="preserve">Match each thing with where you would look for it, working down the building from the top. One place is not needed. Write the letter.</w:t>
+        <w:t xml:space="preserve">Match each thing with the place you would find it, working from the street inwards. One place is not needed. Write the letter.</w:t>
       </w:r>
     </w:p>
     <w:p>
@@ -3463,6 +3517,61 @@
           <w:tcPr/>
           <w:p>
             <w:pPr>
+              <w:spacing w:before="0" w:after="120" w:line="276" w:lineRule="auto"/>
+              <w:jc w:val="left"/>
+            </w:pPr>
+            <w:r>
+              <w:rPr>
+                <w:bCs/>
+                <w:b/>
+              </w:rPr>
+              <w:t xml:space="preserve">The skip</w:t>
+            </w:r>
+          </w:p>
+        </w:tc>
+        <w:tc>
+          <w:tcPr>
+            <w:tcW w:w="2906" w:type="dxa"/>
+          </w:tcPr>
+          <w:tcPr/>
+          <w:p>
+            <w:pPr>
+              <w:spacing w:before="0" w:after="120" w:line="276" w:lineRule="auto"/>
+              <w:jc w:val="left"/>
+            </w:pPr>
+            <w:r>
+              <w:t xml:space="preserve">____</w:t>
+            </w:r>
+          </w:p>
+        </w:tc>
+      </w:tr>
+      <w:tr>
+        <w:trPr>
+          <w:cantSplit/>
+        </w:trPr>
+        <w:tc>
+          <w:tcPr>
+            <w:shd w:val="clear" w:color="auto" w:fill="F7F9FC"/>
+            <w:tcW w:w="620" w:type="dxa"/>
+          </w:tcPr>
+          <w:tcPr/>
+          <w:p>
+            <w:pPr>
+              <w:spacing w:before="0" w:after="120" w:line="276" w:lineRule="auto"/>
+              <w:jc w:val="left"/>
+            </w:pPr>
+            <w:r>
+              <w:t xml:space="preserve">2.</w:t>
+            </w:r>
+          </w:p>
+        </w:tc>
+        <w:tc>
+          <w:tcPr>
+            <w:tcW w:w="5500" w:type="dxa"/>
+          </w:tcPr>
+          <w:tcPr/>
+          <w:p>
+            <w:pPr>
               <w:spacing w:before="100" w:after="140" w:line="276" w:lineRule="auto"/>
               <w:shd w:val="clear" w:color="auto" w:fill="EEF3F9"/>
               <w:pBdr>
@@ -3477,7 +3586,7 @@
                 <w:bCs/>
                 <w:b/>
               </w:rPr>
-              <w:t xml:space="preserve">The spare bulbs</w:t>
+              <w:t xml:space="preserve">The card reader</w:t>
             </w:r>
           </w:p>
         </w:tc>
@@ -3513,7 +3622,7 @@
               <w:jc w:val="left"/>
             </w:pPr>
             <w:r>
-              <w:t xml:space="preserve">2.</w:t>
+              <w:t xml:space="preserve">3.</w:t>
             </w:r>
           </w:p>
         </w:tc>
@@ -3524,7 +3633,13 @@
           <w:tcPr/>
           <w:p>
             <w:pPr>
-              <w:spacing w:before="0" w:after="120" w:line="276" w:lineRule="auto"/>
+              <w:spacing w:before="100" w:after="140" w:line="276" w:lineRule="auto"/>
+              <w:shd w:val="clear" w:color="auto" w:fill="EEF3F9"/>
+              <w:pBdr>
+                <w:left w:val="single" w:sz="18" w:space="6" w:color="6E88AC"/>
+              </w:pBdr>
+              <w:ind w:left="170" w:right="0"/>
+              <w:keepNext/>
               <w:jc w:val="left"/>
             </w:pPr>
             <w:r>
@@ -3532,7 +3647,7 @@
                 <w:bCs/>
                 <w:b/>
               </w:rPr>
-              <w:t xml:space="preserve">The candles</w:t>
+              <w:t xml:space="preserve">The cracked window</w:t>
             </w:r>
           </w:p>
         </w:tc>
@@ -3568,7 +3683,7 @@
               <w:jc w:val="left"/>
             </w:pPr>
             <w:r>
-              <w:t xml:space="preserve">3.</w:t>
+              <w:t xml:space="preserve">4.</w:t>
             </w:r>
           </w:p>
         </w:tc>
@@ -3579,7 +3694,13 @@
           <w:tcPr/>
           <w:p>
             <w:pPr>
-              <w:spacing w:before="0" w:after="120" w:line="276" w:lineRule="auto"/>
+              <w:spacing w:before="100" w:after="140" w:line="276" w:lineRule="auto"/>
+              <w:shd w:val="clear" w:color="auto" w:fill="EEF3F9"/>
+              <w:pBdr>
+                <w:left w:val="single" w:sz="18" w:space="6" w:color="6E88AC"/>
+              </w:pBdr>
+              <w:ind w:left="170" w:right="0"/>
+              <w:keepNext/>
               <w:jc w:val="left"/>
             </w:pPr>
             <w:r>
@@ -3587,7 +3708,7 @@
                 <w:bCs/>
                 <w:b/>
               </w:rPr>
-              <w:t xml:space="preserve">The switch</w:t>
+              <w:t xml:space="preserve">The propped door</w:t>
             </w:r>
           </w:p>
         </w:tc>
@@ -3623,7 +3744,7 @@
               <w:jc w:val="left"/>
             </w:pPr>
             <w:r>
-              <w:t xml:space="preserve">4.</w:t>
+              <w:t xml:space="preserve">5.</w:t>
             </w:r>
           </w:p>
         </w:tc>
@@ -3634,7 +3755,13 @@
           <w:tcPr/>
           <w:p>
             <w:pPr>
-              <w:spacing w:before="0" w:after="120" w:line="276" w:lineRule="auto"/>
+              <w:spacing w:before="100" w:after="140" w:line="276" w:lineRule="auto"/>
+              <w:shd w:val="clear" w:color="auto" w:fill="EEF3F9"/>
+              <w:pBdr>
+                <w:left w:val="single" w:sz="18" w:space="6" w:color="6E88AC"/>
+              </w:pBdr>
+              <w:ind w:left="170" w:right="0"/>
+              <w:keepNext/>
               <w:jc w:val="left"/>
             </w:pPr>
             <w:r>
@@ -3642,62 +3769,7 @@
                 <w:bCs/>
                 <w:b/>
               </w:rPr>
-              <w:t xml:space="preserve">The freezer</w:t>
-            </w:r>
-          </w:p>
-        </w:tc>
-        <w:tc>
-          <w:tcPr>
-            <w:tcW w:w="2906" w:type="dxa"/>
-          </w:tcPr>
-          <w:tcPr/>
-          <w:p>
-            <w:pPr>
-              <w:spacing w:before="0" w:after="120" w:line="276" w:lineRule="auto"/>
-              <w:jc w:val="left"/>
-            </w:pPr>
-            <w:r>
-              <w:t xml:space="preserve">____</w:t>
-            </w:r>
-          </w:p>
-        </w:tc>
-      </w:tr>
-      <w:tr>
-        <w:trPr>
-          <w:cantSplit/>
-        </w:trPr>
-        <w:tc>
-          <w:tcPr>
-            <w:shd w:val="clear" w:color="auto" w:fill="F7F9FC"/>
-            <w:tcW w:w="620" w:type="dxa"/>
-          </w:tcPr>
-          <w:tcPr/>
-          <w:p>
-            <w:pPr>
-              <w:spacing w:before="0" w:after="120" w:line="276" w:lineRule="auto"/>
-              <w:jc w:val="left"/>
-            </w:pPr>
-            <w:r>
-              <w:t xml:space="preserve">5.</w:t>
-            </w:r>
-          </w:p>
-        </w:tc>
-        <w:tc>
-          <w:tcPr>
-            <w:tcW w:w="5500" w:type="dxa"/>
-          </w:tcPr>
-          <w:tcPr/>
-          <w:p>
-            <w:pPr>
-              <w:spacing w:before="0" w:after="120" w:line="276" w:lineRule="auto"/>
-              <w:jc w:val="left"/>
-            </w:pPr>
-            <w:r>
-              <w:rPr>
-                <w:bCs/>
-                <w:b/>
-              </w:rPr>
-              <w:t xml:space="preserve">The meter</w:t>
+              <w:t xml:space="preserve">The two groups of children</w:t>
             </w:r>
           </w:p>
         </w:tc>
@@ -3795,7 +3867,7 @@
               <w:jc w:val="left"/>
             </w:pPr>
             <w:r>
-              <w:t xml:space="preserve">in the corner of Amina’s shop, humming all day</w:t>
+              <w:t xml:space="preserve">on the half landing, four steps above the street door</w:t>
             </w:r>
           </w:p>
         </w:tc>
@@ -3835,7 +3907,7 @@
               <w:jc w:val="left"/>
             </w:pPr>
             <w:r>
-              <w:t xml:space="preserve">in the hall, in a grey box beside the front door</w:t>
+              <w:t xml:space="preserve">at the foot of the stairwell, with a brick holding it back</w:t>
             </w:r>
           </w:p>
         </w:tc>
@@ -3875,7 +3947,7 @@
               <w:jc w:val="left"/>
             </w:pPr>
             <w:r>
-              <w:t xml:space="preserve">on the top shelf of the cupboard, still in the box</w:t>
+              <w:t xml:space="preserve">on the pavement outside number 14, where nobody ordered it</w:t>
             </w:r>
           </w:p>
         </w:tc>
@@ -3915,7 +3987,7 @@
               <w:jc w:val="left"/>
             </w:pPr>
             <w:r>
-              <w:t xml:space="preserve">in the kitchen drawer, under the string and the batteries</w:t>
+              <w:t xml:space="preserve">in the car park behind the building, out of sight of the flats</w:t>
             </w:r>
           </w:p>
         </w:tc>
@@ -3955,7 +4027,7 @@
               <w:jc w:val="left"/>
             </w:pPr>
             <w:r>
-              <w:t xml:space="preserve">on the wall beside the door of every room</w:t>
+              <w:t xml:space="preserve">beside the till at Hadley Books, two streets away</w:t>
             </w:r>
           </w:p>
         </w:tc>
@@ -3995,7 +4067,7 @@
               <w:jc w:val="left"/>
             </w:pPr>
             <w:r>
-              <w:t xml:space="preserve">in a locked cupboard in the basement, behind the bikes</w:t>
+              <w:t xml:space="preserve">in the depot on the far side of the ring road</w:t>
             </w:r>
           </w:p>
         </w:tc>
@@ -4018,7 +4090,7 @@
           <w:bCs/>
           <w:b/>
         </w:rPr>
-        <w:t xml:space="preserve">Part 1: Electricity and Buildings — Multiple Choice</w:t>
+        <w:t xml:space="preserve">Part 1: Streets and Interruptions — Multiple Choice</w:t>
       </w:r>
     </w:p>
     <w:p>
@@ -4054,7 +4126,7 @@
           <w:bCs/>
           <w:b/>
         </w:rPr>
-        <w:t xml:space="preserve">1. The box that counts how much electricity a flat has used is the…</w:t>
+        <w:t xml:space="preserve">1. The building where a delivery company keeps its vans is the…</w:t>
       </w:r>
     </w:p>
     <w:p>
@@ -4063,7 +4135,7 @@
         <w:ind w:left="454" w:right="0"/>
       </w:pPr>
       <w:r>
-        <w:t xml:space="preserve">○ A) meter</w:t>
+        <w:t xml:space="preserve">○ A) landing</w:t>
       </w:r>
     </w:p>
     <w:p>
@@ -4072,7 +4144,7 @@
         <w:ind w:left="454" w:right="0"/>
       </w:pPr>
       <w:r>
-        <w:t xml:space="preserve">○ B) plug</w:t>
+        <w:t xml:space="preserve">○ B) stairwell</w:t>
       </w:r>
     </w:p>
     <w:p>
@@ -4081,7 +4153,7 @@
         <w:ind w:left="454" w:right="0"/>
       </w:pPr>
       <w:r>
-        <w:t xml:space="preserve">○ C) switch</w:t>
+        <w:t xml:space="preserve">○ C) pavement</w:t>
       </w:r>
     </w:p>
     <w:p>
@@ -4090,7 +4162,7 @@
         <w:ind w:left="454" w:right="0"/>
       </w:pPr>
       <w:r>
-        <w:t xml:space="preserve">○ D) bulb</w:t>
+        <w:t xml:space="preserve">○ D) depot</w:t>
       </w:r>
     </w:p>
     <w:p>
@@ -4108,7 +4180,7 @@
           <w:bCs/>
           <w:b/>
         </w:rPr>
-        <w:t xml:space="preserve">2. A floor below the level of the street is a…</w:t>
+        <w:t xml:space="preserve">2. The hours somebody works, sometimes beginning in the evening, is a…</w:t>
       </w:r>
     </w:p>
     <w:p>
@@ -4117,7 +4189,7 @@
         <w:ind w:left="454" w:right="0"/>
       </w:pPr>
       <w:r>
-        <w:t xml:space="preserve">○ A) landing</w:t>
+        <w:t xml:space="preserve">○ A) queue</w:t>
       </w:r>
     </w:p>
     <w:p>
@@ -4126,7 +4198,7 @@
         <w:ind w:left="454" w:right="0"/>
       </w:pPr>
       <w:r>
-        <w:t xml:space="preserve">○ B) staircase</w:t>
+        <w:t xml:space="preserve">○ B) slot</w:t>
       </w:r>
     </w:p>
     <w:p>
@@ -4135,7 +4207,7 @@
         <w:ind w:left="454" w:right="0"/>
       </w:pPr>
       <w:r>
-        <w:t xml:space="preserve">○ C) basement</w:t>
+        <w:t xml:space="preserve">○ C) shift</w:t>
       </w:r>
     </w:p>
     <w:p>
@@ -4144,7 +4216,7 @@
         <w:ind w:left="454" w:right="0"/>
       </w:pPr>
       <w:r>
-        <w:t xml:space="preserve">○ D) balcony</w:t>
+        <w:t xml:space="preserve">○ D) crack</w:t>
       </w:r>
     </w:p>
     <w:p>
@@ -4162,7 +4234,7 @@
           <w:bCs/>
           <w:b/>
         </w:rPr>
-        <w:t xml:space="preserve">3. When the electricity stops for a whole street, there is a…</w:t>
+        <w:t xml:space="preserve">3. Somebody paid to let a flat for its owner is an…</w:t>
       </w:r>
     </w:p>
     <w:p>
@@ -4171,7 +4243,7 @@
         <w:ind w:left="454" w:right="0"/>
       </w:pPr>
       <w:r>
-        <w:t xml:space="preserve">○ A) switch</w:t>
+        <w:t xml:space="preserve">○ A) agent</w:t>
       </w:r>
     </w:p>
     <w:p>
@@ -4180,7 +4252,7 @@
         <w:ind w:left="454" w:right="0"/>
       </w:pPr>
       <w:r>
-        <w:t xml:space="preserve">○ B) supply</w:t>
+        <w:t xml:space="preserve">○ B) operator</w:t>
       </w:r>
     </w:p>
     <w:p>
@@ -4189,7 +4261,7 @@
         <w:ind w:left="454" w:right="0"/>
       </w:pPr>
       <w:r>
-        <w:t xml:space="preserve">○ C) meter</w:t>
+        <w:t xml:space="preserve">○ C) resident</w:t>
       </w:r>
     </w:p>
     <w:p>
@@ -4198,7 +4270,7 @@
         <w:ind w:left="454" w:right="0"/>
       </w:pPr>
       <w:r>
-        <w:t xml:space="preserve">○ D) power cut</w:t>
+        <w:t xml:space="preserve">○ D) engineer</w:t>
       </w:r>
     </w:p>
     <w:p>
@@ -4232,7 +4304,7 @@
           <wp:inline>
             <wp:extent cx="5724525" cy="1390650"/>
             <wp:effectExtent b="0" l="0" r="0" t="0"/>
-            <wp:docPr descr="The four words of the fill-in word bank, in bank order, each drawn: basement, meter, supply, bulb." title="" id="45" name="Picture"/>
+            <wp:docPr descr="The four words of the fill-in word bank, in bank order, each drawn: stairwell, queue, card reader, cat." title="" id="45" name="Picture"/>
             <a:graphic>
               <a:graphicData uri="http://schemas.openxmlformats.org/drawingml/2006/picture">
                 <pic:pic>
@@ -4326,7 +4398,7 @@
         <w:t xml:space="preserve"> </w:t>
       </w:r>
       <w:r>
-        <w:t xml:space="preserve">basement | meter | supply | bulb</w:t>
+        <w:t xml:space="preserve">stairwell | queue | card reader | cat</w:t>
       </w:r>
     </w:p>
     <w:p>
@@ -4338,7 +4410,7 @@
         </w:numPr>
       </w:pPr>
       <w:r>
-        <w:t xml:space="preserve">The engineer was still reading the ______________________ when Amina came down with a candle and two questions.</w:t>
+        <w:t xml:space="preserve">The ______________________ at Hadley Books stopped talking to the bank at ten past two.</w:t>
       </w:r>
     </w:p>
     <w:p>
@@ -4350,7 +4422,7 @@
         </w:numPr>
       </w:pPr>
       <w:r>
-        <w:t xml:space="preserve">Dani changed the ______________________ twice before anybody told him that the problem was the whole street.</w:t>
+        <w:t xml:space="preserve">Seven of the eleven people in the ______________________ had no cash on them at all, and two of them left without buying anything.</w:t>
       </w:r>
     </w:p>
     <w:p>
@@ -4362,7 +4434,7 @@
         </w:numPr>
       </w:pPr>
       <w:r>
-        <w:t xml:space="preserve">They found the cupboard in the ______________________ , but nobody at number 14 had a key for it.</w:t>
+        <w:t xml:space="preserve">The ______________________ went down four steps, out through the propped door, and was not seen again until ten past five.</w:t>
       </w:r>
     </w:p>
     <w:p>
@@ -4374,7 +4446,7 @@
         </w:numPr>
       </w:pPr>
       <w:r>
-        <w:t xml:space="preserve">The ______________________ came back at ten past nine, and three televisions started talking at once.</w:t>
+        <w:t xml:space="preserve">Sound carries in a ______________________ , and that is why Mr Okonkwo heard the skip lorry.</w:t>
       </w:r>
     </w:p>
     <w:p>
@@ -4394,7 +4466,7 @@
           <w:bCs/>
           <w:b/>
         </w:rPr>
-        <w:t xml:space="preserve">Part 1: Write About an Evening Without Electricity (short)</w:t>
+        <w:t xml:space="preserve">Part 1: Write About an Afternoon That Did Not Go to Plan (short)</w:t>
       </w:r>
     </w:p>
     <w:p>
@@ -4408,7 +4480,7 @@
           <wp:inline>
             <wp:extent cx="5724525" cy="1876425"/>
             <wp:effectExtent b="0" l="0" r="0" t="0"/>
-            <wp:docPr descr="The shape of the short piece of writing in four steps -- what you were doing, what you found instead, what you did for two hours, and whether you enjoyed it -- with a line of the model beside each one." title="" id="48" name="Picture"/>
+            <wp:docPr descr="The shape of the short piece of writing in four steps -- what you were doing, what interrupted it, what the second thing was, and which one cost the time -- with a line of the model beside each one." title="" id="48" name="Picture"/>
             <a:graphic>
               <a:graphicData uri="http://schemas.openxmlformats.org/drawingml/2006/picture">
                 <pic:pic>
@@ -4486,7 +4558,7 @@
         <w:spacing w:before="0" w:after="120" w:line="276" w:lineRule="auto"/>
       </w:pPr>
       <w:r>
-        <w:t xml:space="preserve">We lost the electricity for about two hours last winter. I was cooking when it happened, so half of the food was ready and half was not. I found two candles in a drawer, and we ate in the kitchen with the door open, because the kitchen was the warmest room. My brother was complaining the entire time, but I quite enjoyed it. Nobody was looking at a screen for once, and we talked for much longer than we usually do. (80 words)</w:t>
+        <w:t xml:space="preserve">Last month I had one of those afternoons where three things went wrong together. I was carrying shopping up to the flat when my phone rang, and the battery was low. I put the box down on the half landing to answer it. While I was talking, the man below me went out and left the street door open. I came back an hour later and the box was in the car park. Nobody was at fault, and all of it took twice as long. (85 words)</w:t>
       </w:r>
     </w:p>
     <w:p>
@@ -4498,7 +4570,7 @@
           <w:bCs/>
           <w:b/>
         </w:rPr>
-        <w:t xml:space="preserve">Write 60–80 words about an evening when you had no electricity, or an evening when you had no internet. Say what you were doing when it stopped, and what you did instead.</w:t>
+        <w:t xml:space="preserve">Write 60–80 words about an afternoon when more than one thing went wrong. Say what you were doing when each one happened, and which of them cost you the most time.</w:t>
       </w:r>
       <w:r>
         <w:t xml:space="preserve"> </w:t>
@@ -4561,7 +4633,7 @@
           <wp:inline>
             <wp:extent cx="5724525" cy="1685925"/>
             <wp:effectExtent b="0" l="0" r="0" t="0"/>
-            <wp:docPr descr="The four lines of the notice with the verb ringed in each: closed, was closing, went, was. The ring is what a correct underlining looks like." title="" id="51" name="Picture"/>
+            <wp:docPr descr="The four lines of the notice with the verb ringed in each: left, was arriving, arrived, was. The ring is what a correct underlining looks like." title="" id="51" name="Picture"/>
             <a:graphic>
               <a:graphicData uri="http://schemas.openxmlformats.org/drawingml/2006/picture">
                 <pic:pic>
@@ -4639,23 +4711,36 @@
         <w:spacing w:before="0" w:after="120" w:line="276" w:lineRule="auto"/>
       </w:pPr>
       <w:r>
-        <w:t xml:space="preserve">Amina</w:t>
-      </w:r>
-      <w:r>
-        <w:t xml:space="preserve"> </w:t>
-      </w:r>
-      <w:r>
-        <w:rPr>
-          <w:bCs/>
-          <w:b/>
-        </w:rPr>
-        <w:t xml:space="preserve">closed</w:t>
-      </w:r>
-      <w:r>
-        <w:t xml:space="preserve"> </w:t>
-      </w:r>
-      <w:r>
-        <w:t xml:space="preserve">the shop at seven, and then the lights went out.</w:t>
+        <w:t xml:space="preserve">The lorry</w:t>
+      </w:r>
+      <w:r>
+        <w:t xml:space="preserve"> </w:t>
+      </w:r>
+      <w:r>
+        <w:rPr>
+          <w:bCs/>
+          <w:b/>
+        </w:rPr>
+        <w:t xml:space="preserve">left</w:t>
+      </w:r>
+      <w:r>
+        <w:t xml:space="preserve"> </w:t>
+      </w:r>
+      <w:r>
+        <w:t xml:space="preserve">the skip on the pavement, and then the van</w:t>
+      </w:r>
+      <w:r>
+        <w:t xml:space="preserve"> </w:t>
+      </w:r>
+      <w:r>
+        <w:rPr>
+          <w:bCs/>
+          <w:b/>
+        </w:rPr>
+        <w:t xml:space="preserve">arrived</w:t>
+      </w:r>
+      <w:r>
+        <w:t xml:space="preserve">.</w:t>
       </w:r>
     </w:p>
     <w:p>
@@ -4663,23 +4748,39 @@
         <w:spacing w:before="0" w:after="120" w:line="276" w:lineRule="auto"/>
       </w:pPr>
       <w:r>
-        <w:t xml:space="preserve">Amina</w:t>
-      </w:r>
-      <w:r>
-        <w:t xml:space="preserve"> </w:t>
-      </w:r>
-      <w:r>
-        <w:rPr>
-          <w:bCs/>
-          <w:b/>
-        </w:rPr>
-        <w:t xml:space="preserve">was closing</w:t>
-      </w:r>
-      <w:r>
-        <w:t xml:space="preserve"> </w:t>
-      </w:r>
-      <w:r>
-        <w:t xml:space="preserve">the shop at seven when the lights went out.</w:t>
+        <w:t xml:space="preserve">The van</w:t>
+      </w:r>
+      <w:r>
+        <w:t xml:space="preserve"> </w:t>
+      </w:r>
+      <w:r>
+        <w:rPr>
+          <w:bCs/>
+          <w:b/>
+        </w:rPr>
+        <w:t xml:space="preserve">was arriving</w:t>
+      </w:r>
+      <w:r>
+        <w:t xml:space="preserve"> </w:t>
+      </w:r>
+      <w:r>
+        <w:t xml:space="preserve">when the lorry</w:t>
+      </w:r>
+      <w:r>
+        <w:t xml:space="preserve"> </w:t>
+      </w:r>
+      <w:r>
+        <w:rPr>
+          <w:bCs/>
+          <w:b/>
+        </w:rPr>
+        <w:t xml:space="preserve">left</w:t>
+      </w:r>
+      <w:r>
+        <w:t xml:space="preserve"> </w:t>
+      </w:r>
+      <w:r>
+        <w:t xml:space="preserve">the skip on the pavement.</w:t>
       </w:r>
     </w:p>
     <w:p>
@@ -4687,7 +4788,7 @@
         <w:spacing w:before="0" w:after="120" w:line="276" w:lineRule="auto"/>
       </w:pPr>
       <w:r>
-        <w:t xml:space="preserve">In the first sentence the shop was already shut before the darkness arrived, so the two events stand in a row, one after the other. In the second sentence she was somewhere in the middle of shutting it, and the darkness interrupted her, so the two events cross. Nothing in the vocabulary has changed, and nothing about the time has changed. What has changed is whether the action was finished or still going on, and in English that difference lives inside the verb.</w:t>
+        <w:t xml:space="preserve">In the first sentence the two events stand in a row, one after the other, so the driver of the van could still turn round at the corner. In the second they cross. The van was already in the middle of coming down the street, and the skip went down in front of it. Nothing in the vocabulary has changed, and nothing about the time has changed. What has changed is whether the action was finished or still going on, and in English that difference lives inside the verb.</w:t>
       </w:r>
     </w:p>
     <w:p>
@@ -4943,7 +5044,7 @@
               <w:jc w:val="left"/>
             </w:pPr>
             <w:r>
-              <w:t xml:space="preserve">The lights went out at 7.20.</w:t>
+              <w:t xml:space="preserve">The card reader stopped at 2.10.</w:t>
             </w:r>
           </w:p>
         </w:tc>
@@ -5018,7 +5119,7 @@
               <w:jc w:val="left"/>
             </w:pPr>
             <w:r>
-              <w:t xml:space="preserve">She was closing the shop.</w:t>
+              <w:t xml:space="preserve">She was serving a queue.</w:t>
             </w:r>
           </w:p>
         </w:tc>
@@ -5088,7 +5189,7 @@
               <w:jc w:val="left"/>
             </w:pPr>
             <w:r>
-              <w:t xml:space="preserve">I was reading when it happened.</w:t>
+              <w:t xml:space="preserve">I was crossing town when it died.</w:t>
             </w:r>
           </w:p>
         </w:tc>
@@ -5158,7 +5259,7 @@
               <w:jc w:val="left"/>
             </w:pPr>
             <w:r>
-              <w:t xml:space="preserve">While I was reading, it happened.</w:t>
+              <w:t xml:space="preserve">While I was crossing town, it died.</w:t>
             </w:r>
           </w:p>
         </w:tc>
@@ -5228,7 +5329,7 @@
               <w:jc w:val="left"/>
             </w:pPr>
             <w:r>
-              <w:t xml:space="preserve">He was not listening to the radio.</w:t>
+              <w:t xml:space="preserve">He was not watching the car park.</w:t>
             </w:r>
           </w:p>
         </w:tc>
@@ -5448,7 +5549,7 @@
           <w:iCs/>
           <w:i/>
         </w:rPr>
-        <w:t xml:space="preserve">While Tomas was standing on the stairs, Dani was shouting, and then the lights was going out.</w:t>
+        <w:t xml:space="preserve">While the queue was waiting, the card reader were stopping.</w:t>
       </w:r>
       <w:r>
         <w:t xml:space="preserve"> </w:t>
@@ -5464,7 +5565,7 @@
           <w:iCs/>
           <w:i/>
         </w:rPr>
-        <w:t xml:space="preserve">…and then the lights went out.</w:t>
+        <w:t xml:space="preserve">…the card reader stopped.</w:t>
       </w:r>
       <w:r>
         <w:t xml:space="preserve"> </w:t>
@@ -5530,7 +5631,7 @@
           <wp:inline>
             <wp:extent cx="5724525" cy="1704975"/>
             <wp:effectExtent b="0" l="0" r="0" t="0"/>
-            <wp:docPr descr="One evening on a line: at twenty past seven every light goes out, a minute later Dani is shouting on the landing, at twenty-five past Amina lights the candle she keeps behind the counter, at half past she called the emergency line, and at ten past nine the supply comes back." title="" id="57" name="Picture"/>
+            <wp:docPr descr="One Saturday afternoon on a line: at half past one the lorry left the skip on the pavement, ten minutes later the van went back to the depot, at ten past two the card reader stopped, at half past two the agent sent the email, and at ten past five the cat was found under a car." title="" id="57" name="Picture"/>
             <a:graphic>
               <a:graphicData uri="http://schemas.openxmlformats.org/drawingml/2006/picture">
                 <pic:pic>
@@ -5582,7 +5683,7 @@
           <w:iCs/>
           <w:i/>
         </w:rPr>
-        <w:t xml:space="preserve">Figure 1.13 · One evening, from twenty past seven to ten past nine.</w:t>
+        <w:t xml:space="preserve">Figure 1.13 · One Saturday afternoon, from one o’clock until six.</w:t>
       </w:r>
     </w:p>
     <w:p>
@@ -5612,39 +5713,39 @@
         </w:numPr>
       </w:pPr>
       <w:r>
-        <w:t xml:space="preserve">Maya</w:t>
-      </w:r>
-      <w:r>
-        <w:t xml:space="preserve"> </w:t>
-      </w:r>
-      <w:r>
-        <w:rPr>
-          <w:bCs/>
-          <w:b/>
-        </w:rPr>
-        <w:t xml:space="preserve">was reading</w:t>
-      </w:r>
-      <w:r>
-        <w:t xml:space="preserve"> </w:t>
-      </w:r>
-      <w:r>
-        <w:t xml:space="preserve">(read) in bed when the lights</w:t>
-      </w:r>
-      <w:r>
-        <w:t xml:space="preserve"> </w:t>
-      </w:r>
-      <w:r>
-        <w:rPr>
-          <w:bCs/>
-          <w:b/>
-        </w:rPr>
-        <w:t xml:space="preserve">went</w:t>
-      </w:r>
-      <w:r>
-        <w:t xml:space="preserve"> </w:t>
-      </w:r>
-      <w:r>
-        <w:t xml:space="preserve">(go) out.</w:t>
+        <w:t xml:space="preserve">Dani</w:t>
+      </w:r>
+      <w:r>
+        <w:t xml:space="preserve"> </w:t>
+      </w:r>
+      <w:r>
+        <w:rPr>
+          <w:bCs/>
+          <w:b/>
+        </w:rPr>
+        <w:t xml:space="preserve">was showing</w:t>
+      </w:r>
+      <w:r>
+        <w:t xml:space="preserve"> </w:t>
+      </w:r>
+      <w:r>
+        <w:t xml:space="preserve">(show) the flat when the agent</w:t>
+      </w:r>
+      <w:r>
+        <w:t xml:space="preserve"> </w:t>
+      </w:r>
+      <w:r>
+        <w:rPr>
+          <w:bCs/>
+          <w:b/>
+        </w:rPr>
+        <w:t xml:space="preserve">sent</w:t>
+      </w:r>
+      <w:r>
+        <w:t xml:space="preserve"> </w:t>
+      </w:r>
+      <w:r>
+        <w:t xml:space="preserve">(send) the email.</w:t>
       </w:r>
     </w:p>
     <w:p>
@@ -5656,7 +5757,7 @@
         </w:numPr>
       </w:pPr>
       <w:r>
-        <w:t xml:space="preserve">Tomas ______________________ (come) up the stairs when the whole building ______________________ (go) dark.</w:t>
+        <w:t xml:space="preserve">Two groups of children ______________________ (play) in the car park when the window ______________________ (crack).</w:t>
       </w:r>
     </w:p>
     <w:p>
@@ -5668,7 +5769,7 @@
         </w:numPr>
       </w:pPr>
       <w:r>
-        <w:t xml:space="preserve">While Amina ______________________ (serve) a customer, the till ______________________ (stop) working.</w:t>
+        <w:t xml:space="preserve">While Yuki ______________________ (speak), the connection ______________________ (drop) without any warning.</w:t>
       </w:r>
     </w:p>
     <w:p>
@@ -5680,7 +5781,7 @@
         </w:numPr>
       </w:pPr>
       <w:r>
-        <w:t xml:space="preserve">Dani ______________________ (watch) a film when the screen suddenly ______________________ (turn) black.</w:t>
+        <w:t xml:space="preserve">The cat ______________________ (go) out while nobody ______________________ (watch) the propped door.</w:t>
       </w:r>
     </w:p>
     <w:p>
@@ -5692,7 +5793,7 @@
         </w:numPr>
       </w:pPr>
       <w:r>
-        <w:t xml:space="preserve">Mr Okonkwo ______________________ (sit) by the window and ______________________ (not notice) anything for several minutes.</w:t>
+        <w:t xml:space="preserve">Mr Okonkwo ______________________ (look) under the cars and ______________________ (not hear) the lorry leave.</w:t>
       </w:r>
     </w:p>
     <w:p>
@@ -5868,7 +5969,7 @@
         </w:numPr>
       </w:pPr>
       <w:r>
-        <w:t xml:space="preserve">I was walking home when it started to rain. —</w:t>
+        <w:t xml:space="preserve">Maya was serving a queue when the card reader stopped. —</w:t>
       </w:r>
       <w:r>
         <w:t xml:space="preserve"> </w:t>
@@ -5975,7 +6076,7 @@
               <w:jc w:val="left"/>
             </w:pPr>
             <w:r>
-              <w:t xml:space="preserve">I was walking home when it started to rain.</w:t>
+              <w:t xml:space="preserve">Maya was serving a queue when the card reader stopped.</w:t>
             </w:r>
           </w:p>
         </w:tc>
@@ -6015,7 +6116,7 @@
               <w:jc w:val="left"/>
             </w:pPr>
             <w:r>
-              <w:t xml:space="preserve">She closed the shop and went upstairs.</w:t>
+              <w:t xml:space="preserve">She wrote the amount on a slip and gave it to him.</w:t>
             </w:r>
           </w:p>
         </w:tc>
@@ -6051,7 +6152,7 @@
               <w:jc w:val="left"/>
             </w:pPr>
             <w:r>
-              <w:t xml:space="preserve">They were eating when the phone rang.</w:t>
+              <w:t xml:space="preserve">They were counting the stock when the bank rang back.</w:t>
             </w:r>
           </w:p>
         </w:tc>
@@ -6087,7 +6188,7 @@
               <w:jc w:val="left"/>
             </w:pPr>
             <w:r>
-              <w:t xml:space="preserve">He put the bags down on the landing.</w:t>
+              <w:t xml:space="preserve">He paid in cash and went out of the bookshop.</w:t>
             </w:r>
           </w:p>
         </w:tc>
@@ -6123,7 +6224,7 @@
               <w:jc w:val="left"/>
             </w:pPr>
             <w:r>
-              <w:t xml:space="preserve">We were waiting for the engineer for an hour.</w:t>
+              <w:t xml:space="preserve">We were waiting at the till for twenty minutes.</w:t>
             </w:r>
           </w:p>
         </w:tc>
@@ -6257,7 +6358,7 @@
         </w:numPr>
       </w:pPr>
       <w:r>
-        <w:t xml:space="preserve">While Maya was reading, the lights was going out.</w:t>
+        <w:t xml:space="preserve">While Yuki was speaking, the connection were dropping.</w:t>
       </w:r>
     </w:p>
     <w:p>
@@ -6269,7 +6370,7 @@
         </w:numPr>
       </w:pPr>
       <w:r>
-        <w:t xml:space="preserve">I was knowing the answer before he had finished the question.</w:t>
+        <w:t xml:space="preserve">I was knowing the answer before anybody asked me the question.</w:t>
       </w:r>
     </w:p>
     <w:p>
@@ -6281,7 +6382,7 @@
         </w:numPr>
       </w:pPr>
       <w:r>
-        <w:t xml:space="preserve">Tomas was carrying the bags when he was putting them down.</w:t>
+        <w:t xml:space="preserve">Yuki was joining the call again when she was losing it a second time.</w:t>
       </w:r>
     </w:p>
     <w:p>
@@ -6293,7 +6394,7 @@
         </w:numPr>
       </w:pPr>
       <w:r>
-        <w:t xml:space="preserve">While we waiting on the stairs, nobody said anything useful.</w:t>
+        <w:t xml:space="preserve">While the others talking, nobody noticed that she left.</w:t>
       </w:r>
     </w:p>
     <w:p>
@@ -6331,7 +6432,7 @@
           <w:bCs/>
           <w:b/>
         </w:rPr>
-        <w:t xml:space="preserve">Write two sentences about last Tuesday evening. Use</w:t>
+        <w:t xml:space="preserve">Write two sentences about last Saturday afternoon — the skip on the pavement, the queue at the bookshop, or something of your own. Use</w:t>
       </w:r>
       <w:r>
         <w:rPr>
@@ -6447,7 +6548,7 @@
           <w:bCs/>
           <w:b/>
         </w:rPr>
-        <w:t xml:space="preserve">1. Which sentence says that the shop was already shut?</w:t>
+        <w:t xml:space="preserve">1. Which sentence says that Maya finished serving the queue?</w:t>
       </w:r>
     </w:p>
     <w:p>
@@ -6456,7 +6557,7 @@
         <w:ind w:left="454" w:right="0"/>
       </w:pPr>
       <w:r>
-        <w:t xml:space="preserve">○ A) Amina was closing the shop when the lights went out</w:t>
+        <w:t xml:space="preserve">○ A) Maya was serving the queue when the reader stopped</w:t>
       </w:r>
     </w:p>
     <w:p>
@@ -6465,7 +6566,7 @@
         <w:ind w:left="454" w:right="0"/>
       </w:pPr>
       <w:r>
-        <w:t xml:space="preserve">○ B) Amina closed the shop, and then the lights went out</w:t>
+        <w:t xml:space="preserve">○ B) Maya served the queue, and then the reader stopped</w:t>
       </w:r>
     </w:p>
     <w:p>
@@ -6474,7 +6575,7 @@
         <w:ind w:left="454" w:right="0"/>
       </w:pPr>
       <w:r>
-        <w:t xml:space="preserve">○ C) While Amina was closing the shop, the lights went out</w:t>
+        <w:t xml:space="preserve">○ C) While Maya was serving the queue, the reader stopped</w:t>
       </w:r>
     </w:p>
     <w:p>
@@ -6483,7 +6584,7 @@
         <w:ind w:left="454" w:right="0"/>
       </w:pPr>
       <w:r>
-        <w:t xml:space="preserve">○ D) Amina was shutting the shop as the lights went out</w:t>
+        <w:t xml:space="preserve">○ D) Maya was still serving the queue as the reader stopped</w:t>
       </w:r>
     </w:p>
     <w:p>
@@ -6510,7 +6611,7 @@
         <w:ind w:left="454" w:right="0"/>
       </w:pPr>
       <w:r>
-        <w:t xml:space="preserve">○ A) I was standing on the landing</w:t>
+        <w:t xml:space="preserve">○ A) I was standing on the pavement</w:t>
       </w:r>
     </w:p>
     <w:p>
@@ -6519,7 +6620,7 @@
         <w:ind w:left="454" w:right="0"/>
       </w:pPr>
       <w:r>
-        <w:t xml:space="preserve">○ B) I was waiting for the engineer</w:t>
+        <w:t xml:space="preserve">○ B) I was waiting for the delivery</w:t>
       </w:r>
     </w:p>
     <w:p>
@@ -6537,7 +6638,7 @@
         <w:ind w:left="454" w:right="0"/>
       </w:pPr>
       <w:r>
-        <w:t xml:space="preserve">○ D) I was looking for a candle</w:t>
+        <w:t xml:space="preserve">○ D) I was looking for the skip</w:t>
       </w:r>
     </w:p>
     <w:p>
@@ -6610,7 +6711,7 @@
           <w:bCs/>
           <w:b/>
         </w:rPr>
-        <w:t xml:space="preserve">Part 3: Tomas Tells It From the Stairs</w:t>
+        <w:t xml:space="preserve">Part 3: Tomas and the Forty-Two</w:t>
       </w:r>
     </w:p>
     <w:p>
@@ -6624,7 +6725,7 @@
           <wp:inline>
             <wp:extent cx="5724525" cy="1876425"/>
             <wp:effectExtent b="0" l="0" r="0" t="0"/>
-            <wp:docPr descr="The three listenings in this unit: Tomas describes twenty minutes standing on the stairs in the dark, Amina and a customer talk about keeping the shop open by candle, and four people at number 14 give four different accounts of the same twenty minutes." title="" id="66" name="Picture"/>
+            <wp:docPr descr="The three listenings in this unit, each drawn with the thing it is about: Tomas and a flat battery on the forty-two, Maya and a customer at a card reader that stopped, and four people giving four versions of one cracked window." title="" id="66" name="Picture"/>
             <a:graphic>
               <a:graphicData uri="http://schemas.openxmlformats.org/drawingml/2006/picture">
                 <pic:pic>
@@ -6708,7 +6809,7 @@
         <w:t xml:space="preserve"> </w:t>
       </w:r>
       <w:r>
-        <w:t xml:space="preserve">Tomas was carrying shopping when the lights went out. Think about what is dangerous about a staircase in the dark.</w:t>
+        <w:t xml:space="preserve">Tomas was crossing town to cover a shift when his phone went flat. Think about what you can still do without a telephone, and what you cannot.</w:t>
       </w:r>
     </w:p>
     <w:p>
@@ -6732,7 +6833,7 @@
         <w:t xml:space="preserve"> </w:t>
       </w:r>
       <w:r>
-        <w:t xml:space="preserve">halfway up · I could not see a thing · I stayed where I was · it took about twenty minutes</w:t>
+        <w:t xml:space="preserve">it went flat · somewhere near the ring road · I borrowed a phone · I know nobody’s number</w:t>
       </w:r>
     </w:p>
     <w:p>
@@ -6740,7 +6841,7 @@
         <w:spacing w:before="0" w:after="120" w:line="276" w:lineRule="auto"/>
       </w:pPr>
       <w:r>
-        <w:t xml:space="preserve">I was coming up from the shop with two bags, and I was about halfway up the second flight when everything went off at once. Not one light — every light. The hum of the lift stopped as well, and that is the part I actually noticed. I stopped on the step I was standing on, and I did not move for a while. A staircase you have climbed a thousand times is a different staircase in the dark. I put the bags down beside the wall and stood there with one hand on the rail. After a minute I heard Dani shouting on the floor above. That told me it wasn’t only our flat. Then Amina called up from the shop door, and that told me it wasn’t only the building. I’m a nurse, and most accidents happen to people in a hurry in a place they know well. I hear that sentence twice a year. Somebody came past me with a phone held out in front of them, and asked whether I was all right. I stayed exactly where I was until somebody arrived with a candle.</w:t>
+        <w:t xml:space="preserve">I was on the forty-two, about twenty minutes from the hospital. I was reading the handover notes on my phone when the screen went black. The battery sat at nine per cent all morning and I decided it would hold, and it did not. The problem is not the phone at all. The problem is that I needed to tell the ward I was coming. A colleague might cover it, and neither of us wanted to be the one who stayed at home. A woman two seats forward lent me hers straight away. I stood there with a stranger’s phone in my hand and realised that I do not know a single number by heart. The ward’s number lives in the phone that is flat, and so do all the others. In the end I rang the only number I know by heart, and that is my mother’s, in another country. She looked up the hospital switchboard and rang it for me. Two other nurses were on the ward already, and I crossed the whole city to find that out.</w:t>
       </w:r>
     </w:p>
     <w:p>
@@ -6770,7 +6871,7 @@
         </w:numPr>
       </w:pPr>
       <w:r>
-        <w:t xml:space="preserve">Tomas was carrying shopping when the lights went out. —</w:t>
+        <w:t xml:space="preserve">Tomas was reading handover notes when his phone went black. —</w:t>
       </w:r>
       <w:r>
         <w:t xml:space="preserve"> </w:t>
@@ -6792,7 +6893,7 @@
         </w:numPr>
       </w:pPr>
       <w:r>
-        <w:t xml:space="preserve">Tomas was on the first flight of stairs when the power failed.</w:t>
+        <w:t xml:space="preserve">The battery went flat without any warning that morning.</w:t>
       </w:r>
     </w:p>
     <w:p>
@@ -6804,7 +6905,7 @@
         </w:numPr>
       </w:pPr>
       <w:r>
-        <w:t xml:space="preserve">The first thing Tomas noticed was the sound of the lift stopping.</w:t>
+        <w:t xml:space="preserve">Somebody on the bus lent Tomas a telephone.</w:t>
       </w:r>
     </w:p>
     <w:p>
@@ -6816,7 +6917,7 @@
         </w:numPr>
       </w:pPr>
       <w:r>
-        <w:t xml:space="preserve">Tomas had an accident on the stairs that evening.</w:t>
+        <w:t xml:space="preserve">Tomas was late for the shift because of the dead battery.</w:t>
       </w:r>
     </w:p>
     <w:p>
@@ -6836,7 +6937,7 @@
           <w:bCs/>
           <w:b/>
         </w:rPr>
-        <w:t xml:space="preserve">Part 3: Amina Keeps the Shop Open</w:t>
+        <w:t xml:space="preserve">Part 3: The Queue at Hadley Books</w:t>
       </w:r>
     </w:p>
     <w:p>
@@ -6850,7 +6951,7 @@
           <wp:inline>
             <wp:extent cx="5724525" cy="2181225"/>
             <wp:effectExtent b="0" l="0" r="0" t="0"/>
-            <wp:docPr descr="The second listening as speech bubbles, the customer on one side and Amina on the other, so it is clear who holds which turn." title="" id="69" name="Picture"/>
+            <wp:docPr descr="The second listening as speech bubbles, the customer on one side and Maya on the other, so it is clear who holds which turn." title="" id="69" name="Picture"/>
             <a:graphic>
               <a:graphicData uri="http://schemas.openxmlformats.org/drawingml/2006/picture">
                 <pic:pic>
@@ -6934,7 +7035,7 @@
         <w:t xml:space="preserve"> </w:t>
       </w:r>
       <w:r>
-        <w:t xml:space="preserve">Amina had three customers in the shop. Think about what a shopkeeper cannot do without electricity.</w:t>
+        <w:t xml:space="preserve">a card reader stops working in the busiest hour of a bookshop’s week. Think about what a shop can and cannot do without one.</w:t>
       </w:r>
     </w:p>
     <w:p>
@@ -6952,7 +7053,7 @@
         <w:t xml:space="preserve"> </w:t>
       </w:r>
       <w:r>
-        <w:t xml:space="preserve">Are you still open?</w:t>
+        <w:t xml:space="preserve">Is it going to take long? There were eleven of us when I joined this queue.</w:t>
       </w:r>
     </w:p>
     <w:p>
@@ -6964,13 +7065,13 @@
           <w:bCs/>
           <w:b/>
         </w:rPr>
-        <w:t xml:space="preserve">AMINA:</w:t>
-      </w:r>
-      <w:r>
-        <w:t xml:space="preserve"> </w:t>
-      </w:r>
-      <w:r>
-        <w:t xml:space="preserve">I’m still here. Whether I’m open is a different question. The till won’t open and I can’t weigh anything.</w:t>
+        <w:t xml:space="preserve">MAYA:</w:t>
+      </w:r>
+      <w:r>
+        <w:t xml:space="preserve"> </w:t>
+      </w:r>
+      <w:r>
+        <w:t xml:space="preserve">The card reader lost the bank about ten minutes ago. I was halfway through serving the gentleman in front of you when it went.</w:t>
       </w:r>
     </w:p>
     <w:p>
@@ -6988,7 +7089,7 @@
         <w:t xml:space="preserve"> </w:t>
       </w:r>
       <w:r>
-        <w:t xml:space="preserve">So what were you doing in the dark all that time?</w:t>
+        <w:t xml:space="preserve">Can you not just take cash?</w:t>
       </w:r>
     </w:p>
     <w:p>
@@ -7000,13 +7101,13 @@
           <w:bCs/>
           <w:b/>
         </w:rPr>
-        <w:t xml:space="preserve">AMINA:</w:t>
-      </w:r>
-      <w:r>
-        <w:t xml:space="preserve"> </w:t>
-      </w:r>
-      <w:r>
-        <w:t xml:space="preserve">Adding up on paper, the way my mother used to. I was serving this gentleman when it happened, and he was holding a basket. Neither of us said anything for about five seconds. Then I found the candle I keep behind the counter for exactly this.</w:t>
+        <w:t xml:space="preserve">MAYA:</w:t>
+      </w:r>
+      <w:r>
+        <w:t xml:space="preserve"> </w:t>
+      </w:r>
+      <w:r>
+        <w:t xml:space="preserve">I can, and I have. Two people in this queue had cash. The rest were as surprised as I was.</w:t>
       </w:r>
     </w:p>
     <w:p>
@@ -7024,7 +7125,7 @@
         <w:t xml:space="preserve"> </w:t>
       </w:r>
       <w:r>
-        <w:t xml:space="preserve">You keep a candle behind the counter?</w:t>
+        <w:t xml:space="preserve">There is a paper slip, isn’t there? My aunt used to work in a shop.</w:t>
       </w:r>
     </w:p>
     <w:p>
@@ -7036,13 +7137,13 @@
           <w:bCs/>
           <w:b/>
         </w:rPr>
-        <w:t xml:space="preserve">AMINA:</w:t>
-      </w:r>
-      <w:r>
-        <w:t xml:space="preserve"> </w:t>
-      </w:r>
-      <w:r>
-        <w:t xml:space="preserve">I’ve kept one there for nineteen years. Tonight is the fourth time I’ve needed it.</w:t>
+        <w:t xml:space="preserve">MAYA:</w:t>
+      </w:r>
+      <w:r>
+        <w:t xml:space="preserve"> </w:t>
+      </w:r>
+      <w:r>
+        <w:t xml:space="preserve">There is, and I have one in the drawer. It wants the long number off the front of the card. Look at yours.</w:t>
       </w:r>
     </w:p>
     <w:p>
@@ -7060,7 +7161,7 @@
         <w:t xml:space="preserve"> </w:t>
       </w:r>
       <w:r>
-        <w:t xml:space="preserve">And the freezer?</w:t>
+        <w:t xml:space="preserve">There is no number on the front of mine at all.</w:t>
       </w:r>
     </w:p>
     <w:p>
@@ -7072,13 +7173,13 @@
           <w:bCs/>
           <w:b/>
         </w:rPr>
-        <w:t xml:space="preserve">AMINA:</w:t>
-      </w:r>
-      <w:r>
-        <w:t xml:space="preserve"> </w:t>
-      </w:r>
-      <w:r>
-        <w:t xml:space="preserve">The freezer is the only thing I was really worried about, and I didn’t open it once. A full freezer stays cold for a day if you leave it shut, and an empty one doesn’t. That is why I keep mine full.</w:t>
+        <w:t xml:space="preserve">MAYA:</w:t>
+      </w:r>
+      <w:r>
+        <w:t xml:space="preserve"> </w:t>
+      </w:r>
+      <w:r>
+        <w:t xml:space="preserve">That is the problem in one sentence. The backup was designed for a card that does not exist any more. I have taken four names and four telephone numbers, and those four people are trusting me to ring them tomorrow.</w:t>
       </w:r>
     </w:p>
     <w:p>
@@ -7108,17 +7209,17 @@
         </w:numPr>
       </w:pPr>
       <w:r>
-        <w:t xml:space="preserve">What was Amina doing when the power went out? —</w:t>
-      </w:r>
-      <w:r>
-        <w:t xml:space="preserve"> </w:t>
-      </w:r>
-      <w:r>
-        <w:rPr>
-          <w:bCs/>
-          <w:b/>
-        </w:rPr>
-        <w:t xml:space="preserve">She was serving a customer.</w:t>
+        <w:t xml:space="preserve">What was Maya doing when the card reader failed? —</w:t>
+      </w:r>
+      <w:r>
+        <w:t xml:space="preserve"> </w:t>
+      </w:r>
+      <w:r>
+        <w:rPr>
+          <w:bCs/>
+          <w:b/>
+        </w:rPr>
+        <w:t xml:space="preserve">She was serving the man in front of the queue.</w:t>
       </w:r>
     </w:p>
     <w:p>
@@ -7130,7 +7231,7 @@
         </w:numPr>
       </w:pPr>
       <w:r>
-        <w:t xml:space="preserve">Why could Amina not sell anything properly?</w:t>
+        <w:t xml:space="preserve">How many people in the queue were able to pay in cash?</w:t>
       </w:r>
     </w:p>
     <w:p>
@@ -7142,7 +7243,7 @@
         </w:numPr>
       </w:pPr>
       <w:r>
-        <w:t xml:space="preserve">How long has Amina kept a candle behind the counter?</w:t>
+        <w:t xml:space="preserve">Why could Maya not use the paper slip for this customer?</w:t>
       </w:r>
     </w:p>
     <w:p>
@@ -7154,7 +7255,7 @@
         </w:numPr>
       </w:pPr>
       <w:r>
-        <w:t xml:space="preserve">What did Amina do about the freezer, and why?</w:t>
+        <w:t xml:space="preserve">What did Maya do instead for four of the customers?</w:t>
       </w:r>
     </w:p>
     <w:p>
@@ -7272,7 +7373,7 @@
         <w:t xml:space="preserve"> </w:t>
       </w:r>
       <w:r>
-        <w:t xml:space="preserve">four people at number 14 describe the same twenty minutes, and no two accounts agree.</w:t>
+        <w:t xml:space="preserve">four people describe the same hour in the car park, and no two accounts agree about the window.</w:t>
       </w:r>
     </w:p>
     <w:p>
@@ -7308,13 +7409,13 @@
           <w:bCs/>
           <w:b/>
         </w:rPr>
-        <w:t xml:space="preserve">MAYA:</w:t>
-      </w:r>
-      <w:r>
-        <w:t xml:space="preserve"> </w:t>
-      </w:r>
-      <w:r>
-        <w:t xml:space="preserve">I was reading in bed with the lamp on, and then I was reading nothing at all. It took me a second to work out why. I thought the bulb had gone. I lay there for a full minute doing nothing whatever, and I’m not proud of that.</w:t>
+        <w:t xml:space="preserve">DANI:</w:t>
+      </w:r>
+      <w:r>
+        <w:t xml:space="preserve"> </w:t>
+      </w:r>
+      <w:r>
+        <w:t xml:space="preserve">I was carrying a bike down and I went straight through the car park to the road. There were children at the far end. I did not look up at the back of the building once, so I am no use to anybody.</w:t>
       </w:r>
     </w:p>
     <w:p>
@@ -7326,13 +7427,13 @@
           <w:bCs/>
           <w:b/>
         </w:rPr>
-        <w:t xml:space="preserve">DANI:</w:t>
-      </w:r>
-      <w:r>
-        <w:t xml:space="preserve"> </w:t>
-      </w:r>
-      <w:r>
-        <w:t xml:space="preserve">I was forty minutes into a film and I shouted something I’m not going to repeat. Then I went out onto the landing, because shouting on your own in the dark is much worse than shouting at other people in the dark.</w:t>
+        <w:t xml:space="preserve">MR OKONKWO:</w:t>
+      </w:r>
+      <w:r>
+        <w:t xml:space="preserve"> </w:t>
+      </w:r>
+      <w:r>
+        <w:t xml:space="preserve">I was out there calling the cat, and I was looking under cars. That means I was looking down. Two boys went past me on the way to the gate. I noticed the crack when I came back in, and not before.</w:t>
       </w:r>
     </w:p>
     <w:p>
@@ -7344,13 +7445,13 @@
           <w:bCs/>
           <w:b/>
         </w:rPr>
-        <w:t xml:space="preserve">MR OKONKWO:</w:t>
-      </w:r>
-      <w:r>
-        <w:t xml:space="preserve"> </w:t>
-      </w:r>
-      <w:r>
-        <w:t xml:space="preserve">I was sitting by the window, as I always do at that hour. The street lamps outside were still on for a few seconds after our lights went, and nobody else seems to have seen that. I didn’t mention it, because nobody asked me, and I was perfectly comfortable.</w:t>
+        <w:t xml:space="preserve">A NEIGHBOUR:</w:t>
+      </w:r>
+      <w:r>
+        <w:t xml:space="preserve"> </w:t>
+      </w:r>
+      <w:r>
+        <w:t xml:space="preserve">I was loading a car with four bags and a child. I had the boot open the whole time, so the back of the building was behind a lid. The window was already cracked when I shut it, because I remember the line.</w:t>
       </w:r>
     </w:p>
     <w:p>
@@ -7362,13 +7463,13 @@
           <w:bCs/>
           <w:b/>
         </w:rPr>
-        <w:t xml:space="preserve">YUKI:</w:t>
-      </w:r>
-      <w:r>
-        <w:t xml:space="preserve"> </w:t>
-      </w:r>
-      <w:r>
-        <w:t xml:space="preserve">I was working, and the laptop kept going on its battery, so for about half a minute I didn’t realise anything was wrong. Then I looked up and the whole flat was black. I lost an hour of work and a good deal of patience.</w:t>
+        <w:t xml:space="preserve">A SECOND NEIGHBOUR:</w:t>
+      </w:r>
+      <w:r>
+        <w:t xml:space="preserve"> </w:t>
+      </w:r>
+      <w:r>
+        <w:t xml:space="preserve">I was in the car park for about four minutes. I was on a call and I was not watching anything. I would not swear to any of it, and I have said so from the start.</w:t>
       </w:r>
     </w:p>
     <w:p>
@@ -7398,7 +7499,7 @@
         </w:numPr>
       </w:pPr>
       <w:r>
-        <w:t xml:space="preserve">Maya → thought at first that one lamp had failed.</w:t>
+        <w:t xml:space="preserve">Dani → went out through the car park without looking back at the building.</w:t>
       </w:r>
     </w:p>
     <w:p>
@@ -7479,7 +7580,7 @@
                 <w:bCs/>
                 <w:b/>
               </w:rPr>
-              <w:t xml:space="preserve">Dani</w:t>
+              <w:t xml:space="preserve">Mr Okonkwo</w:t>
             </w:r>
           </w:p>
         </w:tc>
@@ -7534,7 +7635,7 @@
                 <w:bCs/>
                 <w:b/>
               </w:rPr>
-              <w:t xml:space="preserve">Mr Okonkwo</w:t>
+              <w:t xml:space="preserve">A neighbour</w:t>
             </w:r>
           </w:p>
         </w:tc>
@@ -7581,7 +7682,13 @@
           <w:tcPr/>
           <w:p>
             <w:pPr>
-              <w:spacing w:before="0" w:after="120" w:line="276" w:lineRule="auto"/>
+              <w:spacing w:before="100" w:after="140" w:line="276" w:lineRule="auto"/>
+              <w:shd w:val="clear" w:color="auto" w:fill="EEF3F9"/>
+              <w:pBdr>
+                <w:left w:val="single" w:sz="18" w:space="6" w:color="6E88AC"/>
+              </w:pBdr>
+              <w:ind w:left="170" w:right="0"/>
+              <w:keepNext/>
               <w:jc w:val="left"/>
             </w:pPr>
             <w:r>
@@ -7589,7 +7696,7 @@
                 <w:bCs/>
                 <w:b/>
               </w:rPr>
-              <w:t xml:space="preserve">Yuki</w:t>
+              <w:t xml:space="preserve">A second neighbour</w:t>
             </w:r>
           </w:p>
         </w:tc>
@@ -7687,7 +7794,7 @@
               <w:jc w:val="left"/>
             </w:pPr>
             <w:r>
-              <w:t xml:space="preserve">saw something outside that nobody else reported</w:t>
+              <w:t xml:space="preserve">could not see the building behind something they opened and left open</w:t>
             </w:r>
           </w:p>
         </w:tc>
@@ -7727,7 +7834,7 @@
               <w:jc w:val="left"/>
             </w:pPr>
             <w:r>
-              <w:t xml:space="preserve">noticed nothing at first, because a battery was still working</w:t>
+              <w:t xml:space="preserve">saw two of the children at close range while looking downwards</w:t>
             </w:r>
           </w:p>
         </w:tc>
@@ -7767,7 +7874,7 @@
               <w:jc w:val="left"/>
             </w:pPr>
             <w:r>
-              <w:t xml:space="preserve">went out of the flat rather than stay in the dark alone</w:t>
+              <w:t xml:space="preserve">saw which of the children threw the ball, and said so at once</w:t>
             </w:r>
           </w:p>
         </w:tc>
@@ -7807,7 +7914,7 @@
               <w:jc w:val="left"/>
             </w:pPr>
             <w:r>
-              <w:t xml:space="preserve">went downstairs to ask the shopkeeper what had happened</w:t>
+              <w:t xml:space="preserve">was there only briefly and will not say anything for certain</w:t>
             </w:r>
           </w:p>
         </w:tc>
@@ -7959,7 +8066,7 @@
         <w:t xml:space="preserve"> </w:t>
       </w:r>
       <w:r>
-        <w:t xml:space="preserve">What were you doing when it happened? · Where were you standing? · How long were you waiting? · What was everybody else doing?</w:t>
+        <w:t xml:space="preserve">What were you doing when it happened? · Where were you standing? · How long were you waiting? · What were the other people doing?</w:t>
       </w:r>
     </w:p>
     <w:p>
@@ -7977,7 +8084,7 @@
           <w:bCs/>
           <w:b/>
         </w:rPr>
-        <w:t xml:space="preserve">Talk to a partner. Describe a moment when something interrupted you — a power cut, a phone call, a knock at the door, a delay. Say what you were doing, what interrupted it, and what you did next. Ask your partner at least three questions about theirs.</w:t>
+        <w:t xml:space="preserve">Talk to a partner. Describe a moment when something interrupted you — a flat battery, a dropped connection, a knock at the door, a delay. Say what you were doing, what interrupted it, and what you did next. Ask your partner at least three questions about theirs.</w:t>
       </w:r>
     </w:p>
     <w:p>
@@ -8011,7 +8118,7 @@
           <wp:inline>
             <wp:extent cx="5724525" cy="2095500"/>
             <wp:effectExtent b="0" l="0" r="0" t="0"/>
-            <wp:docPr descr="Student A has the landing at twenty past seven and Student B has the same landing ten minutes later, with a fold line between them, so each student sees only their own picture and has to describe it to find the differences." title="" id="78" name="Picture"/>
+            <wp:docPr descr="Student A has the stairwell at two o’clock and Student B has the same stairwell at five, with a fold line between them, so each student sees only their own picture and has to describe it to find the differences. Nothing is drawn the same way twice." title="" id="78" name="Picture"/>
             <a:graphic>
               <a:graphicData uri="http://schemas.openxmlformats.org/drawingml/2006/picture">
                 <pic:pic>
@@ -8063,7 +8170,7 @@
           <w:iCs/>
           <w:i/>
         </w:rPr>
-        <w:t xml:space="preserve">Figure 1.20 · Student A’s facts and Student B’s, with a fold between them.</w:t>
+        <w:t xml:space="preserve">Figure 1.20 · Student A’s stairwell and Student B’s, with a fold between them.</w:t>
       </w:r>
     </w:p>
     <w:p>
@@ -8111,7 +8218,7 @@
         <w:t xml:space="preserve"> </w:t>
       </w:r>
       <w:r>
-        <w:t xml:space="preserve">has a picture of the landing at twenty past seven.</w:t>
+        <w:t xml:space="preserve">has a picture of the stairwell at two o’clock.</w:t>
       </w:r>
       <w:r>
         <w:t xml:space="preserve"> </w:t>
@@ -8127,7 +8234,7 @@
         <w:t xml:space="preserve"> </w:t>
       </w:r>
       <w:r>
-        <w:t xml:space="preserve">has a picture of the same landing ten minutes later. Do not look at each other’s picture. Describe what people were doing and find four differences. Use the past continuous for what was going on, and the past simple for anything that had finished by then.</w:t>
+        <w:t xml:space="preserve">has a picture of the same stairwell at five. Do not look at each other’s picture. Describe what people and animals were doing and find four differences. Use the past continuous for what was going on, and the past simple for anything that finished earlier.</w:t>
       </w:r>
     </w:p>
     <w:p>
@@ -8147,7 +8254,7 @@
           <w:bCs/>
           <w:b/>
         </w:rPr>
-        <w:t xml:space="preserve">Part 4: The Meeting About the Power Cut</w:t>
+        <w:t xml:space="preserve">Part 4: The Meeting About the Car Park</w:t>
       </w:r>
     </w:p>
     <w:p>
@@ -8161,7 +8268,7 @@
           <wp:inline>
             <wp:extent cx="5724525" cy="2019300"/>
             <wp:effectExtent b="0" l="0" r="0" t="0"/>
-            <wp:docPr descr="The two role-play cards side by side. Card A, the stairs: say where you were standing, say how long you waited, say what could have happened, ask for a light above the stairs. Card B, tonight: say what you could not find, say what the fund has bought, say what twenty-two pounds buys, answer the objection." title="" id="81" name="Picture"/>
+            <wp:docPr descr="The two role-play cards side by side. Card A, the car park: say where you were in the afternoon, say what you saw, argue for a note about ball games, say who should pay for the glass. Card B, the fund: say what the fund holds, say what the glass will cost, argue against a rule nobody can enforce, answer the other side." title="" id="81" name="Picture"/>
             <a:graphic>
               <a:graphicData uri="http://schemas.openxmlformats.org/drawingml/2006/picture">
                 <pic:pic>
@@ -8245,7 +8352,7 @@
         <w:spacing w:before="0" w:after="120" w:line="276" w:lineRule="auto"/>
       </w:pPr>
       <w:r>
-        <w:t xml:space="preserve">Three weeks later, the people at number 14 are in Amina’s shop. They are deciding whether to buy anything for the next power cut. There is sixty pounds in the building fund. A box of candles and two lamps costs about twenty. A small camping lamp for the stairs costs forty-five. A battery light above the staircase costs ninety, so the fund would have to wait another year.</w:t>
+        <w:t xml:space="preserve">Three weeks later, the residents’ meeting is in the ground-floor room. There are two questions on the paper. The first is who pays for the cracked window on the half landing. The glass there is communal, so it comes out of the building fund. The second is whether there should be a rule about ball games in the car park. The glass will cost a hundred and forty pounds, and the fund holds two hundred and ten.</w:t>
       </w:r>
     </w:p>
     <w:p>
@@ -8275,13 +8382,13 @@
           <w:bCs/>
           <w:b/>
         </w:rPr>
-        <w:t xml:space="preserve">TOMAS:</w:t>
-      </w:r>
-      <w:r>
-        <w:t xml:space="preserve"> </w:t>
-      </w:r>
-      <w:r>
-        <w:t xml:space="preserve">The problem was the stairs. I was standing on them for twenty minutes and I couldn’t see my own feet.</w:t>
+        <w:t xml:space="preserve">DANI:</w:t>
+      </w:r>
+      <w:r>
+        <w:t xml:space="preserve"> </w:t>
+      </w:r>
+      <w:r>
+        <w:t xml:space="preserve">I was in the car park twice that afternoon and I saw nothing. A rule nobody can enforce is not a rule.</w:t>
       </w:r>
     </w:p>
     <w:p>
@@ -8293,13 +8400,13 @@
           <w:bCs/>
           <w:b/>
         </w:rPr>
-        <w:t xml:space="preserve">DANI:</w:t>
-      </w:r>
-      <w:r>
-        <w:t xml:space="preserve"> </w:t>
-      </w:r>
-      <w:r>
-        <w:t xml:space="preserve">The problem was that nobody knew anything. I was shouting on the landing because it was the only way to find out whether it was just me.</w:t>
+        <w:t xml:space="preserve">MR OKONKWO:</w:t>
+      </w:r>
+      <w:r>
+        <w:t xml:space="preserve"> </w:t>
+      </w:r>
+      <w:r>
+        <w:t xml:space="preserve">I was out there for three hours. I am the only person who was, and I am also the only person who was looking at the ground.</w:t>
       </w:r>
     </w:p>
     <w:p>
@@ -8317,7 +8424,7 @@
         <w:t xml:space="preserve"> </w:t>
       </w:r>
       <w:r>
-        <w:t xml:space="preserve">Then we’ve got two different problems and sixty pounds.</w:t>
+        <w:t xml:space="preserve">Then we have one window, two hundred and ten pounds, and nobody who saw it happen.</w:t>
       </w:r>
     </w:p>
     <w:p>
@@ -8335,7 +8442,7 @@
           <w:bCs/>
           <w:b/>
         </w:rPr>
-        <w:t xml:space="preserve">Work in groups of three or four. Take one role each and agree on what to buy. You must spend no more than sixty pounds, and everybody must say what they were doing that evening before they argue for anything.</w:t>
+        <w:t xml:space="preserve">Work in groups of three or four. Take one role each and agree what to do about the window and the car park. Everybody must say what they were doing that afternoon before they argue for anything.</w:t>
       </w:r>
     </w:p>
     <w:p>
@@ -8355,7 +8462,7 @@
           <w:iCs/>
           <w:i/>
         </w:rPr>
-        <w:t xml:space="preserve">Stretch [PLUS]: argue for waiting a year and buying the staircase light. You will have to persuade somebody who was stuck on those stairs in the dark that another winter is acceptable.</w:t>
+        <w:t xml:space="preserve">Stretch [PLUS]: argue for paying out of the fund and making no rule at all. You will have to persuade somebody who thinks the fund should never pay for damage nobody will admit to.</w:t>
       </w:r>
     </w:p>
     <w:p>
@@ -8389,7 +8496,7 @@
           <wp:inline>
             <wp:extent cx="5724525" cy="1333500"/>
             <wp:effectExtent b="0" l="0" r="0" t="0"/>
-            <wp:docPr descr="The one-minute talk as three beats on a line, each block as wide as the share of the minute it should take: what the thing is, where you keep it, and one time somebody needed it and it was not there." title="" id="84" name="Picture"/>
+            <wp:docPr descr="The one-minute talk as three beats on a line, each block as wide as the share of the minute it should take: what the news is, who should tell you, and one time it reached you far too late." title="" id="84" name="Picture"/>
             <a:graphic>
               <a:graphicData uri="http://schemas.openxmlformats.org/drawingml/2006/picture">
                 <pic:pic>
@@ -8441,7 +8548,7 @@
           <w:iCs/>
           <w:i/>
         </w:rPr>
-        <w:t xml:space="preserve">Figure 1.22 · The one-minute talk as 0 beats, each as wide as its share.</w:t>
+        <w:t xml:space="preserve">Figure 1.22 · The one-minute talk as four beats, each as wide as its share.</w:t>
       </w:r>
     </w:p>
     <w:p>
@@ -8453,7 +8560,7 @@
           <w:bCs/>
           <w:b/>
         </w:rPr>
-        <w:t xml:space="preserve">Speak for one minute. “The most useful thing to keep in a drawer.” Say what it is, where you would keep it, and describe one time when somebody you know needed it and it was not there.</w:t>
+        <w:t xml:space="preserve">Speak for one minute. “The thing I would want somebody to tell me straight away.” Say what it is, who should tell you, and describe one time when the news reached you far too late — a viewing that had already been cancelled, a skip nobody ordered, a letter that named a day but not an hour.</w:t>
       </w:r>
       <w:r>
         <w:t xml:space="preserve"> </w:t>
@@ -8502,7 +8609,7 @@
           <w:bCs/>
           <w:b/>
         </w:rPr>
-        <w:t xml:space="preserve">Part 5: Why the Lights Go Out</w:t>
+        <w:t xml:space="preserve">Part 5: Why Two Things Always Happen at Once</w:t>
       </w:r>
     </w:p>
     <w:p>
@@ -8516,7 +8623,7 @@
           <wp:inline>
             <wp:extent cx="5724525" cy="1304925"/>
             <wp:effectExtent b="0" l="0" r="0" t="0"/>
-            <wp:docPr descr="The journey of the electricity in five stages with an arrow to the next: a power station makes it, the grid carries it across the country, a substation brings it down to a safer level, a cable takes it under the road, and it arrives at the meter in the hall." title="" id="87" name="Picture"/>
+            <wp:docPr descr="Why one Saturday afternoon concentrates its problems, in five stages with an arrow to the next: a two-hour delivery slot, the van that has to use it, the pavement it has to stop on, the six metres of kerb two vans want at once, and the backlog that makes every repair take longer." title="" id="87" name="Picture"/>
             <a:graphic>
               <a:graphicData uri="http://schemas.openxmlformats.org/drawingml/2006/picture">
                 <pic:pic>
@@ -8568,7 +8675,7 @@
           <w:iCs/>
           <w:i/>
         </w:rPr>
-        <w:t xml:space="preserve">Figure 1.23 · From the power station to the meter in the hall, stage by stage.</w:t>
+        <w:t xml:space="preserve">Figure 1.23 · One Saturday afternoon, hour by hour, across a single street.</w:t>
       </w:r>
     </w:p>
     <w:p>
@@ -8592,7 +8699,7 @@
         <w:t xml:space="preserve"> </w:t>
       </w:r>
       <w:r>
-        <w:t xml:space="preserve">think about one thing that has to be true for the light in your room to be on at this moment.</w:t>
+        <w:t xml:space="preserve">think about which hour of your week contains the largest number of other people’s arrangements.</w:t>
       </w:r>
     </w:p>
     <w:p>
@@ -8620,13 +8727,13 @@
           <w:iCs/>
           <w:i/>
         </w:rPr>
-        <w:t xml:space="preserve">grid</w:t>
-      </w:r>
-      <w:r>
-        <w:t xml:space="preserve"> </w:t>
-      </w:r>
-      <w:r>
-        <w:t xml:space="preserve">— the whole network of wires that carries electricity across a country ·</w:t>
+        <w:t xml:space="preserve">overlap</w:t>
+      </w:r>
+      <w:r>
+        <w:t xml:space="preserve"> </w:t>
+      </w:r>
+      <w:r>
+        <w:t xml:space="preserve">— the part of two periods of time that covers the same hours ·</w:t>
       </w:r>
       <w:r>
         <w:t xml:space="preserve"> </w:t>
@@ -8636,13 +8743,13 @@
           <w:iCs/>
           <w:i/>
         </w:rPr>
-        <w:t xml:space="preserve">substation</w:t>
-      </w:r>
-      <w:r>
-        <w:t xml:space="preserve"> </w:t>
-      </w:r>
-      <w:r>
-        <w:t xml:space="preserve">— a small building where the supply is changed before it reaches houses ·</w:t>
+        <w:t xml:space="preserve">capacity</w:t>
+      </w:r>
+      <w:r>
+        <w:t xml:space="preserve"> </w:t>
+      </w:r>
+      <w:r>
+        <w:t xml:space="preserve">— the largest amount a service or a place can take ·</w:t>
       </w:r>
       <w:r>
         <w:t xml:space="preserve"> </w:t>
@@ -8652,13 +8759,13 @@
           <w:iCs/>
           <w:i/>
         </w:rPr>
-        <w:t xml:space="preserve">demand</w:t>
-      </w:r>
-      <w:r>
-        <w:t xml:space="preserve"> </w:t>
-      </w:r>
-      <w:r>
-        <w:t xml:space="preserve">— how much electricity everybody is using at one time ·</w:t>
+        <w:t xml:space="preserve">slot</w:t>
+      </w:r>
+      <w:r>
+        <w:t xml:space="preserve"> </w:t>
+      </w:r>
+      <w:r>
+        <w:t xml:space="preserve">— a fixed period of time booked for one job ·</w:t>
       </w:r>
       <w:r>
         <w:t xml:space="preserve"> </w:t>
@@ -8668,13 +8775,13 @@
           <w:iCs/>
           <w:i/>
         </w:rPr>
-        <w:t xml:space="preserve">cable</w:t>
-      </w:r>
-      <w:r>
-        <w:t xml:space="preserve"> </w:t>
-      </w:r>
-      <w:r>
-        <w:t xml:space="preserve">— a thick covered wire that carries electricity underground</w:t>
+        <w:t xml:space="preserve">backlog</w:t>
+      </w:r>
+      <w:r>
+        <w:t xml:space="preserve"> </w:t>
+      </w:r>
+      <w:r>
+        <w:t xml:space="preserve">— work that has built up because it was not done when it should have been</w:t>
       </w:r>
     </w:p>
     <w:p>
@@ -8682,7 +8789,7 @@
         <w:spacing w:before="0" w:after="120" w:line="276" w:lineRule="auto"/>
       </w:pPr>
       <w:r>
-        <w:t xml:space="preserve">The electricity arriving at a flat has travelled a long way to get there. Almost nobody thinks about any of it until the moment it stops. A power station somewhere else makes it, and the grid carries it across the country. A substation a few streets away brings it down to a safer level, and a cable under the road then takes it into a meter in the hall. Every one of those stages can fail, and several of them fail fairly often.</w:t>
+        <w:t xml:space="preserve">A Saturday afternoon on an ordinary street looks like bad luck, and almost none of it is. Most of what goes wrong in those four hours goes wrong because other people chose the same four hours. Deliveries, viewings, repairs, shifts and family arrangements all land together, and the overlap is designed rather than accidental.</w:t>
       </w:r>
     </w:p>
     <w:p>
@@ -8690,7 +8797,7 @@
         <w:spacing w:before="0" w:after="120" w:line="276" w:lineRule="auto"/>
       </w:pPr>
       <w:r>
-        <w:t xml:space="preserve">Most power cuts in a city are small and local, and an entirely ordinary accident starts almost all of them. Somebody was digging a hole for a new pipe and put a tool through a cable. Water was getting into a joint that was dry for thirty years. An engineer will say that a fault developed, and that sentence usually hides the same story: something got quietly worse for months, and then it stopped being quiet.</w:t>
+        <w:t xml:space="preserve">Start with the businesses and the capacity each of them works to on any given day. Saturday is the day on which the largest number of people are at home to take something in. So they sell more slots on a Saturday than on any other day, and each slot is two hours wide. A street with eleven households can easily carry nine deliveries between one and five. Two of them will want the same six metres of pavement.</w:t>
       </w:r>
     </w:p>
     <w:p>
@@ -8698,7 +8805,7 @@
         <w:spacing w:before="0" w:after="120" w:line="276" w:lineRule="auto"/>
       </w:pPr>
       <w:r>
-        <w:t xml:space="preserve">Demand starts the other kind of power cut. Nobody can store electricity easily, so the supply has to match the demand almost exactly, all of the time. Think of a very cold evening, when millions of people arrive home and turn on a light, a kettle and a heater inside the same twenty minutes. Demand then climbs faster than at any other hour. Control rooms bring more supply in to meet that climb, and when they cannot, they protect the grid by cutting one area off for a while.</w:t>
+        <w:t xml:space="preserve">Then the services behind those businesses thin out for the weekend. Banks, offices and support lines run a smaller shift at the weekend. A card reader that fails at ten past two competes for one engineer with every other reader in the city. The backlog from Friday evening has not cleared either. A fault that would take forty minutes to fix on a Tuesday takes most of the afternoon.</w:t>
       </w:r>
     </w:p>
     <w:p>
@@ -8706,7 +8813,7 @@
         <w:spacing w:before="0" w:after="120" w:line="276" w:lineRule="auto"/>
       </w:pPr>
       <w:r>
-        <w:t xml:space="preserve">What surprises most people is the speed at which a building becomes a difficult place to be, and lights are the least of it. Lifts halt between floors, and the door entry system fails completely. Freezers begin a slow climb towards the temperature at which the food inside them stops being safe, although a full freezer that nobody opens will hold its cold for about a day. The flats that manage are not the ones with the most equipment, but the ones where somebody knows where the candles are.</w:t>
+        <w:t xml:space="preserve">And at the same hour almost everybody on the street is at home. A building stands almost empty between nine and five on a Thursday. At three on a Saturday it holds all of its people, their visitors, their children and their cars. So more people see anything that happens there, and fewer of them understand it, because each one saw a different four minutes of it. That is not a failure of memory; it is what a crowded hour looks like from the inside of it.</w:t>
       </w:r>
     </w:p>
     <w:p>
@@ -8736,17 +8843,17 @@
         </w:numPr>
       </w:pPr>
       <w:r>
-        <w:t xml:space="preserve">Where is the electricity supply brought down to a safer level? —</w:t>
-      </w:r>
-      <w:r>
-        <w:t xml:space="preserve"> </w:t>
-      </w:r>
-      <w:r>
-        <w:rPr>
-          <w:bCs/>
-          <w:b/>
-        </w:rPr>
-        <w:t xml:space="preserve">At a substation.</w:t>
+        <w:t xml:space="preserve">Which day are most people at home to take a delivery? —</w:t>
+      </w:r>
+      <w:r>
+        <w:t xml:space="preserve"> </w:t>
+      </w:r>
+      <w:r>
+        <w:rPr>
+          <w:bCs/>
+          <w:b/>
+        </w:rPr>
+        <w:t xml:space="preserve">Saturday.</w:t>
       </w:r>
     </w:p>
     <w:p>
@@ -8764,7 +8871,7 @@
           <w:bCs/>
           <w:b/>
         </w:rPr>
-        <w:t xml:space="preserve">1. According to the text, what is an engineer usually describing when they say a fault developed?</w:t>
+        <w:t xml:space="preserve">1. According to the text, why do delivery firms sell more slots on a Saturday?</w:t>
       </w:r>
     </w:p>
     <w:p>
@@ -8773,7 +8880,7 @@
         <w:ind w:left="454" w:right="0"/>
       </w:pPr>
       <w:r>
-        <w:t xml:space="preserve">○ A) A problem that had been slowly getting worse</w:t>
+        <w:t xml:space="preserve">○ A) Because most people are at home to receive something</w:t>
       </w:r>
     </w:p>
     <w:p>
@@ -8782,7 +8889,7 @@
         <w:ind w:left="454" w:right="0"/>
       </w:pPr>
       <w:r>
-        <w:t xml:space="preserve">○ B) A sudden accident nobody could have expected</w:t>
+        <w:t xml:space="preserve">○ B) Because the roads are emptier than on a weekday</w:t>
       </w:r>
     </w:p>
     <w:p>
@@ -8791,7 +8898,7 @@
         <w:ind w:left="454" w:right="0"/>
       </w:pPr>
       <w:r>
-        <w:t xml:space="preserve">○ C) A deliberate decision taken in a control room</w:t>
+        <w:t xml:space="preserve">○ C) Because their drivers are paid less at the weekend</w:t>
       </w:r>
     </w:p>
     <w:p>
@@ -8800,7 +8907,7 @@
         <w:ind w:left="454" w:right="0"/>
       </w:pPr>
       <w:r>
-        <w:t xml:space="preserve">○ D) An unusually cold evening in winter</w:t>
+        <w:t xml:space="preserve">○ D) Because the depots open earlier at the weekend</w:t>
       </w:r>
     </w:p>
     <w:p>
@@ -8818,7 +8925,7 @@
           <w:bCs/>
           <w:b/>
         </w:rPr>
-        <w:t xml:space="preserve">2. Why must the amount of electricity being made match the amount being used?</w:t>
+        <w:t xml:space="preserve">2. Why does a card reader fault take longer to fix on a Saturday?</w:t>
       </w:r>
     </w:p>
     <w:p>
@@ -8827,7 +8934,7 @@
         <w:ind w:left="454" w:right="0"/>
       </w:pPr>
       <w:r>
-        <w:t xml:space="preserve">○ A) Because cables are expensive to replace</w:t>
+        <w:t xml:space="preserve">○ A) Because engineers are not allowed to work weekends</w:t>
       </w:r>
     </w:p>
     <w:p>
@@ -8836,7 +8943,7 @@
         <w:ind w:left="454" w:right="0"/>
       </w:pPr>
       <w:r>
-        <w:t xml:space="preserve">○ B) Because substations work at only one level</w:t>
+        <w:t xml:space="preserve">○ B) Because banks close completely until the Monday</w:t>
       </w:r>
     </w:p>
     <w:p>
@@ -8845,7 +8952,7 @@
         <w:ind w:left="454" w:right="0"/>
       </w:pPr>
       <w:r>
-        <w:t xml:space="preserve">○ C) Because meters cannot count very high numbers</w:t>
+        <w:t xml:space="preserve">○ C) Because the machines are older in weekend shops</w:t>
       </w:r>
     </w:p>
     <w:p>
@@ -8854,7 +8961,7 @@
         <w:ind w:left="454" w:right="0"/>
       </w:pPr>
       <w:r>
-        <w:t xml:space="preserve">○ D) Because electricity is difficult to store</w:t>
+        <w:t xml:space="preserve">○ D) Because a smaller weekend shift is handling a backlog</w:t>
       </w:r>
     </w:p>
     <w:p>
@@ -8872,7 +8979,7 @@
           <w:bCs/>
           <w:b/>
         </w:rPr>
-        <w:t xml:space="preserve">3. According to the text, which flats manage best during a power cut?</w:t>
+        <w:t xml:space="preserve">3. According to the text, why is an event in a building understood by fewer people?</w:t>
       </w:r>
     </w:p>
     <w:p>
@@ -8881,7 +8988,7 @@
         <w:ind w:left="454" w:right="0"/>
       </w:pPr>
       <w:r>
-        <w:t xml:space="preserve">○ A) The ones with the fullest freezers</w:t>
+        <w:t xml:space="preserve">○ A) Because nobody is willing to say what they saw</w:t>
       </w:r>
     </w:p>
     <w:p>
@@ -8890,7 +8997,7 @@
         <w:ind w:left="454" w:right="0"/>
       </w:pPr>
       <w:r>
-        <w:t xml:space="preserve">○ B) The ones where somebody knows where the candles are</w:t>
+        <w:t xml:space="preserve">○ B) Because the building is almost empty at that hour</w:t>
       </w:r>
     </w:p>
     <w:p>
@@ -8899,7 +9006,7 @@
         <w:ind w:left="454" w:right="0"/>
       </w:pPr>
       <w:r>
-        <w:t xml:space="preserve">○ C) The ones nearest the substation</w:t>
+        <w:t xml:space="preserve">○ C) Because each person saw a different few minutes of it</w:t>
       </w:r>
     </w:p>
     <w:p>
@@ -8908,7 +9015,7 @@
         <w:ind w:left="454" w:right="0"/>
       </w:pPr>
       <w:r>
-        <w:t xml:space="preserve">○ D) The ones with the most equipment</w:t>
+        <w:t xml:space="preserve">○ D) Because people remember weekends less clearly</w:t>
       </w:r>
     </w:p>
     <w:p>
@@ -8942,7 +9049,7 @@
           <wp:inline>
             <wp:extent cx="5724525" cy="1581150"/>
             <wp:effectExtent b="0" l="0" r="0" t="0"/>
-            <wp:docPr descr="The five words from the reading as numbered picture cards: grid, substation, demand, cable, fault." title="" id="90" name="Picture"/>
+            <wp:docPr descr="The five words from the reading as numbered picture cards: overlap, capacity, slot, backlog, kerb." title="" id="90" name="Picture"/>
             <a:graphic>
               <a:graphicData uri="http://schemas.openxmlformats.org/drawingml/2006/picture">
                 <pic:pic>
@@ -9093,7 +9200,7 @@
                 <w:bCs/>
                 <w:b/>
               </w:rPr>
-              <w:t xml:space="preserve">Grid</w:t>
+              <w:t xml:space="preserve">Overlap</w:t>
             </w:r>
           </w:p>
         </w:tc>
@@ -9148,7 +9255,7 @@
                 <w:bCs/>
                 <w:b/>
               </w:rPr>
-              <w:t xml:space="preserve">Substation</w:t>
+              <w:t xml:space="preserve">Capacity</w:t>
             </w:r>
           </w:p>
         </w:tc>
@@ -9203,7 +9310,7 @@
                 <w:bCs/>
                 <w:b/>
               </w:rPr>
-              <w:t xml:space="preserve">Demand</w:t>
+              <w:t xml:space="preserve">Slot</w:t>
             </w:r>
           </w:p>
         </w:tc>
@@ -9258,7 +9365,7 @@
                 <w:bCs/>
                 <w:b/>
               </w:rPr>
-              <w:t xml:space="preserve">Cable</w:t>
+              <w:t xml:space="preserve">Backlog</w:t>
             </w:r>
           </w:p>
         </w:tc>
@@ -9313,7 +9420,7 @@
                 <w:bCs/>
                 <w:b/>
               </w:rPr>
-              <w:t xml:space="preserve">Fault</w:t>
+              <w:t xml:space="preserve">Kerb</w:t>
             </w:r>
           </w:p>
         </w:tc>
@@ -9411,7 +9518,7 @@
               <w:jc w:val="left"/>
             </w:pPr>
             <w:r>
-              <w:t xml:space="preserve">a small building where the supply is changed before it reaches houses</w:t>
+              <w:t xml:space="preserve">work that has built up because it was not done in time</w:t>
             </w:r>
           </w:p>
         </w:tc>
@@ -9451,7 +9558,7 @@
               <w:jc w:val="left"/>
             </w:pPr>
             <w:r>
-              <w:t xml:space="preserve">something that has gone wrong inside a system</w:t>
+              <w:t xml:space="preserve">the edge of the pavement, where a vehicle can pull in</w:t>
             </w:r>
           </w:p>
         </w:tc>
@@ -9491,7 +9598,7 @@
               <w:jc w:val="left"/>
             </w:pPr>
             <w:r>
-              <w:t xml:space="preserve">the network of wires that carries electricity across a country</w:t>
+              <w:t xml:space="preserve">the hours two different periods of time have in common</w:t>
             </w:r>
           </w:p>
         </w:tc>
@@ -9531,7 +9638,7 @@
               <w:jc w:val="left"/>
             </w:pPr>
             <w:r>
-              <w:t xml:space="preserve">how much electricity everybody is using at one moment</w:t>
+              <w:t xml:space="preserve">the number of cars a car park can hold at one time</w:t>
             </w:r>
           </w:p>
         </w:tc>
@@ -9571,7 +9678,7 @@
               <w:jc w:val="left"/>
             </w:pPr>
             <w:r>
-              <w:t xml:space="preserve">the amount a household pays every three months</w:t>
+              <w:t xml:space="preserve">a fixed period of time booked for one job</w:t>
             </w:r>
           </w:p>
         </w:tc>
@@ -9611,7 +9718,7 @@
               <w:jc w:val="left"/>
             </w:pPr>
             <w:r>
-              <w:t xml:space="preserve">a thick covered wire, usually under the ground</w:t>
+              <w:t xml:space="preserve">the largest amount a service or a place can take</w:t>
             </w:r>
           </w:p>
         </w:tc>
@@ -9634,7 +9741,7 @@
           <w:bCs/>
           <w:b/>
         </w:rPr>
-        <w:t xml:space="preserve">Part 5: Three Buildings, Three Tuesdays</w:t>
+        <w:t xml:space="preserve">Part 5: Three Streets, Three Saturdays</w:t>
       </w:r>
     </w:p>
     <w:p>
@@ -9648,7 +9755,7 @@
           <wp:inline>
             <wp:extent cx="5724525" cy="1571625"/>
             <wp:effectExtent b="0" l="0" r="0" t="0"/>
-            <wp:docPr descr="The same twenty minutes in three buildings: a hospital, where a generator starts and no darkness at all is permitted; an office block, where half the building kept working, which was worse than either; and a block of flats, where nothing was protected because nobody had ever decided that anything should be." title="" id="93" name="Picture"/>
+            <wp:docPr descr="The same Saturday afternoon on three streets: a street with one lane, where a skip stopped the delivery; a street rebuilt with a loading bay, where the van used the kerb and lost nine minutes; and a street with a list of numbers three years old, which lost the afternoon knowing why." title="" id="93" name="Picture"/>
             <a:graphic>
               <a:graphicData uri="http://schemas.openxmlformats.org/drawingml/2006/picture">
                 <pic:pic>
@@ -9700,7 +9807,7 @@
           <w:iCs/>
           <w:i/>
         </w:rPr>
-        <w:t xml:space="preserve">Figure 1.25 · Three buildings, and how many seconds of darkness each one allows.</w:t>
+        <w:t xml:space="preserve">Figure 1.25 · Three streets, and how much of each afternoon went to waiting.</w:t>
       </w:r>
     </w:p>
     <w:p>
@@ -9724,7 +9831,7 @@
         <w:t xml:space="preserve"> </w:t>
       </w:r>
       <w:r>
-        <w:t xml:space="preserve">the same twenty minutes of darkness is a different twenty minutes depending on the building you happen to be standing in.</w:t>
+        <w:t xml:space="preserve">the same four hours look entirely different depending on which street you happen to live on.</w:t>
       </w:r>
     </w:p>
     <w:p>
@@ -9752,13 +9859,13 @@
           <w:iCs/>
           <w:i/>
         </w:rPr>
-        <w:t xml:space="preserve">generator</w:t>
-      </w:r>
-      <w:r>
-        <w:t xml:space="preserve"> </w:t>
-      </w:r>
-      <w:r>
-        <w:t xml:space="preserve">— a machine that makes its own electricity when the supply fails ·</w:t>
+        <w:t xml:space="preserve">peak</w:t>
+      </w:r>
+      <w:r>
+        <w:t xml:space="preserve"> </w:t>
+      </w:r>
+      <w:r>
+        <w:t xml:space="preserve">— the hour in which demand is at its highest ·</w:t>
       </w:r>
       <w:r>
         <w:t xml:space="preserve"> </w:t>
@@ -9768,13 +9875,13 @@
           <w:iCs/>
           <w:i/>
         </w:rPr>
-        <w:t xml:space="preserve">ward</w:t>
-      </w:r>
-      <w:r>
-        <w:t xml:space="preserve"> </w:t>
-      </w:r>
-      <w:r>
-        <w:t xml:space="preserve">— a large room in a hospital with beds for several patients ·</w:t>
+        <w:t xml:space="preserve">dispute</w:t>
+      </w:r>
+      <w:r>
+        <w:t xml:space="preserve"> </w:t>
+      </w:r>
+      <w:r>
+        <w:t xml:space="preserve">— an argument between two sides that has not been settled ·</w:t>
       </w:r>
       <w:r>
         <w:t xml:space="preserve"> </w:t>
@@ -9784,13 +9891,13 @@
           <w:iCs/>
           <w:i/>
         </w:rPr>
-        <w:t xml:space="preserve">backup</w:t>
-      </w:r>
-      <w:r>
-        <w:t xml:space="preserve"> </w:t>
-      </w:r>
-      <w:r>
-        <w:t xml:space="preserve">— a second system kept ready in case the first one stops</w:t>
+        <w:t xml:space="preserve">kerb</w:t>
+      </w:r>
+      <w:r>
+        <w:t xml:space="preserve"> </w:t>
+      </w:r>
+      <w:r>
+        <w:t xml:space="preserve">— the edge of the pavement, where a vehicle can pull in</w:t>
       </w:r>
     </w:p>
     <w:p>
@@ -9802,13 +9909,13 @@
           <w:bCs/>
           <w:b/>
         </w:rPr>
-        <w:t xml:space="preserve">The hospital.</w:t>
-      </w:r>
-      <w:r>
-        <w:t xml:space="preserve"> </w:t>
-      </w:r>
-      <w:r>
-        <w:t xml:space="preserve">Nothing visible happened at all. The lights flickered for perhaps a second and then steadied, and a nurse taking somebody’s blood pressure at the time did not stop or look up. Two floors below, in a room nobody visits, a generator had started itself. A hospital is designed on the assumption that the supply will fail, so the question is never whether the lights will go out. It is the number of seconds of darkness the building is permitted, and on a ward the answer is none.</w:t>
+        <w:t xml:space="preserve">The street with one lane.</w:t>
+      </w:r>
+      <w:r>
+        <w:t xml:space="preserve"> </w:t>
+      </w:r>
+      <w:r>
+        <w:t xml:space="preserve">Alder Street has a kerb on one side and a line of parked cars on the other, so one vehicle stopping stops everything behind it. The skip arrived at half past one, the peak hour for deliveries. The stock van reached the corner eleven minutes later. The driver waited for six minutes, rang the depot, and took the whole load back. Nothing on that street was broken, and one shop lost a day’s trade.</w:t>
       </w:r>
     </w:p>
     <w:p>
@@ -9820,13 +9927,13 @@
           <w:bCs/>
           <w:b/>
         </w:rPr>
-        <w:t xml:space="preserve">The office block.</w:t>
-      </w:r>
-      <w:r>
-        <w:t xml:space="preserve"> </w:t>
-      </w:r>
-      <w:r>
-        <w:t xml:space="preserve">Half of it kept working and half of it did not, and that was worse than either. The lifts stopped, and the corridor lights came back on a backup circuit inside a minute. The air conditioning remained off for a further two hours. People who were in a meeting carried on having it, because nobody was willing to be the person who suggested going home. The building protected its own systems, but it did not protect the kettles, the screens or the doors.</w:t>
+        <w:t xml:space="preserve">The street that was rebuilt.</w:t>
+      </w:r>
+      <w:r>
+        <w:t xml:space="preserve"> </w:t>
+      </w:r>
+      <w:r>
+        <w:t xml:space="preserve">Two miles away, Pell Road was rebuilt four years ago with a loading bay at each end. The same thing happened there on the same afternoon: a skip, a delivery, a dispute about the booking. It cost them nine minutes, because the van used the bay. Nobody on Pell Road remembers the incident, and that is the measure of it.</w:t>
       </w:r>
     </w:p>
     <w:p>
@@ -9838,13 +9945,13 @@
           <w:bCs/>
           <w:b/>
         </w:rPr>
-        <w:t xml:space="preserve">The block of flats.</w:t>
-      </w:r>
-      <w:r>
-        <w:t xml:space="preserve"> </w:t>
-      </w:r>
-      <w:r>
-        <w:t xml:space="preserve">Everything stopped, and nobody had ever decided that anything should be protected. At 14 Alder Street the whole event lasted an hour and fifty minutes. Two pieces of equipment mattered: one candle behind a shop counter, and a mobile with enough battery to inform six people that it was not just them.</w:t>
+        <w:t xml:space="preserve">The street with a telephone tree.</w:t>
+      </w:r>
+      <w:r>
+        <w:t xml:space="preserve"> </w:t>
+      </w:r>
+      <w:r>
+        <w:t xml:space="preserve">On Carrow Street, eighteen households share a list of numbers that is three years old and still accurate. When a video call drops or a connection fails in one house, somebody rings the house next door within the minute. That is how they learned that the fault was in the exchange and not in anybody’s flat. They lost an afternoon too. They lost it knowing why.</w:t>
       </w:r>
     </w:p>
     <w:p>
@@ -9874,17 +9981,17 @@
         </w:numPr>
       </w:pPr>
       <w:r>
-        <w:t xml:space="preserve">What had started itself two floors below the ward? —</w:t>
-      </w:r>
-      <w:r>
-        <w:t xml:space="preserve"> </w:t>
-      </w:r>
-      <w:r>
-        <w:rPr>
-          <w:bCs/>
-          <w:b/>
-        </w:rPr>
-        <w:t xml:space="preserve">A generator.</w:t>
+        <w:t xml:space="preserve">What time did the skip arrive on Alder Street? —</w:t>
+      </w:r>
+      <w:r>
+        <w:t xml:space="preserve"> </w:t>
+      </w:r>
+      <w:r>
+        <w:rPr>
+          <w:bCs/>
+          <w:b/>
+        </w:rPr>
+        <w:t xml:space="preserve">Half past one.</w:t>
       </w:r>
     </w:p>
     <w:p>
@@ -9896,7 +10003,7 @@
         </w:numPr>
       </w:pPr>
       <w:r>
-        <w:t xml:space="preserve">Why was it worse for the office block that only half of it kept working?</w:t>
+        <w:t xml:space="preserve">Why did one vehicle stopping stop everything behind it on Alder Street?</w:t>
       </w:r>
     </w:p>
     <w:p>
@@ -9908,7 +10015,7 @@
         </w:numPr>
       </w:pPr>
       <w:r>
-        <w:t xml:space="preserve">What were the people in the meeting doing while the air conditioning was off?</w:t>
+        <w:t xml:space="preserve">How long did the same problem cost Pell Road, and why?</w:t>
       </w:r>
     </w:p>
     <w:p>
@@ -9920,7 +10027,7 @@
         </w:numPr>
       </w:pPr>
       <w:r>
-        <w:t xml:space="preserve">What two pieces of equipment mattered at 14 Alder Street?</w:t>
+        <w:t xml:space="preserve">What did the Carrow Street households learn by ringing each other?</w:t>
       </w:r>
       <w:r>
         <w:t xml:space="preserve"> </w:t>
@@ -9983,7 +10090,7 @@
           <wp:inline>
             <wp:extent cx="5724525" cy="1876425"/>
             <wp:effectExtent b="0" l="0" r="0" t="0"/>
-            <wp:docPr descr="The shape of the message the learner is about to write, in four steps: what you were doing when it happened, what the problem was, what you are asking the neighbours to agree, and where the thing should be kept." title="" id="96" name="Picture"/>
+            <wp:docPr descr="The shape of the message the learner is about to write, in four steps: what you were doing when it happened, what the damage is, what you are not asking for, and what you want the building to agree." title="" id="96" name="Picture"/>
             <a:graphic>
               <a:graphicData uri="http://schemas.openxmlformats.org/drawingml/2006/picture">
                 <pic:pic>
@@ -10053,7 +10160,7 @@
           <w:bCs/>
           <w:b/>
         </w:rPr>
-        <w:t xml:space="preserve">Write a message to the other people in your building about something you want them to agree to buy or do. Say what you were doing when the problem happened.</w:t>
+        <w:t xml:space="preserve">Write a message to the other people in your building about damage that nobody saw happen. Say what you were doing at the time, and what you want everybody to agree.</w:t>
       </w:r>
     </w:p>
     <w:p>
@@ -10079,7 +10186,7 @@
         <w:spacing w:before="0" w:after="120" w:line="276" w:lineRule="auto"/>
       </w:pPr>
       <w:r>
-        <w:t xml:space="preserve">Hello everybody. I was on the stairs with the shopping when the power went out on Tuesday. I stood there for twenty minutes, because I could not see the steps at all. Several other people were out on the landings at the same time, all of us shouting to find out whether it was only our own flat. Nothing bad happened, but it easily could have. I would like us to buy a lamp for the staircase out of the building fund, and to agree where we keep it. Then the next person halfway up those stairs in the dark can reach something. Tomas, flat 3. (107 words)</w:t>
+        <w:t xml:space="preserve">Hello everybody. The window on the half landing cracked some time between three and four on Saturday. I was carrying a bike out through the car park twice that afternoon and I saw nothing, and nor did the people I have asked. I am not trying to find out who did it, because I do not think we can. What I would like is for us to agree two things at the meeting. The fund pays for the glass this once, and we put a note in the car park asking people to play at the far end. Dani, flat 3. (105 words)</w:t>
       </w:r>
     </w:p>
     <w:p>
@@ -10103,7 +10210,7 @@
         <w:t xml:space="preserve"> </w:t>
       </w:r>
       <w:r>
-        <w:t xml:space="preserve">I was ___ when ___. The problem was ___. I would like us to ___. We should keep it ___.</w:t>
+        <w:t xml:space="preserve">I was ___ when ___. The problem is ___. I am not asking for ___. What I would like is ___.</w:t>
       </w:r>
     </w:p>
     <w:p>
@@ -10127,7 +10234,7 @@
         <w:t xml:space="preserve"> </w:t>
       </w:r>
       <w:r>
-        <w:t xml:space="preserve">staircase | fund | agree | reach</w:t>
+        <w:t xml:space="preserve">car park | crack | fund | agree</w:t>
       </w:r>
     </w:p>
     <w:p>
@@ -10151,7 +10258,23 @@
         <w:t xml:space="preserve"> </w:t>
       </w:r>
       <w:r>
-        <w:t xml:space="preserve">☐ the past continuous at least twice? ☐ one clear thing you are asking for? ☐ where it should be kept? ☐ 90–110 words?</w:t>
+        <w:t xml:space="preserve">☐ the past continuous at least twice? ☐ one clear thing you are asking for? ☐ what you are</w:t>
+      </w:r>
+      <w:r>
+        <w:t xml:space="preserve"> </w:t>
+      </w:r>
+      <w:r>
+        <w:rPr>
+          <w:iCs/>
+          <w:i/>
+        </w:rPr>
+        <w:t xml:space="preserve">not</w:t>
+      </w:r>
+      <w:r>
+        <w:t xml:space="preserve"> </w:t>
+      </w:r>
+      <w:r>
+        <w:t xml:space="preserve">asking for? ☐ 90–110 words?</w:t>
       </w:r>
     </w:p>
     <w:p>
@@ -10171,7 +10294,7 @@
           <w:bCs/>
           <w:b/>
         </w:rPr>
-        <w:t xml:space="preserve">Part 6: Was the Power Cut Anybody’s Fault? (90–110 words)</w:t>
+        <w:t xml:space="preserve">Part 6: An Email to the Letting Agent (90–110 words)</w:t>
       </w:r>
     </w:p>
     <w:p>
@@ -10185,7 +10308,7 @@
           <wp:inline>
             <wp:extent cx="5724525" cy="2105025"/>
             <wp:effectExtent b="0" l="0" r="0" t="0"/>
-            <wp:docPr descr="The shape of the opinion paragraph in three steps -- two reasons, while or when at least, your opinion in the first -- with a line of the model beside each one." title="" id="99" name="Picture"/>
+            <wp:docPr descr="The shape of the email in three steps -- two facts with times, while or when at least once, and one clear request -- with a line of the model beside each one." title="" id="99" name="Picture"/>
             <a:graphic>
               <a:graphicData uri="http://schemas.openxmlformats.org/drawingml/2006/picture">
                 <pic:pic>
@@ -10237,7 +10360,7 @@
           <w:iCs/>
           <w:i/>
         </w:rPr>
-        <w:t xml:space="preserve">Figure 1.27 · The shape of the opinion paragraph, step by step.</w:t>
+        <w:t xml:space="preserve">Figure 1.27 · The shape of the complaint, step by step.</w:t>
       </w:r>
     </w:p>
     <w:p>
@@ -10255,7 +10378,7 @@
           <w:bCs/>
           <w:b/>
         </w:rPr>
-        <w:t xml:space="preserve">Was the power cut anybody’s fault? Say what you think was really wrong, and give two reasons.</w:t>
+        <w:t xml:space="preserve">Write to the person who sent you a message that reached you too late to be any use. Say what you were doing when it arrived, and what you want to happen differently.</w:t>
       </w:r>
     </w:p>
     <w:p>
@@ -10281,7 +10404,7 @@
         <w:spacing w:before="0" w:after="120" w:line="276" w:lineRule="auto"/>
       </w:pPr>
       <w:r>
-        <w:t xml:space="preserve">In my opinion it was nobody’s fault, and that is exactly the problem. The cable was old and water was getting into it, and the engineers found the fault within two hours. That is quick. What was wrong was not the power cut but the building. Nobody at number 14 kept a lamp, nobody held a key for the basement cupboard, and the only candle in the entire place belonged to the shop. A power cut is an accident. Twenty minutes with no light at all is a decision, and nobody remembers making it. (96 words)</w:t>
+        <w:t xml:space="preserve">Dear Ms Dalby, I was showing the first-floor flat to a viewer on Saturday afternoon. Your email arrived to say that somebody took it that morning. My phone was in my coat in the hall and I was talking in the kitchen, so I read it at about half past three. The viewer was already in the building, and stayed another twenty minutes. I am not suggesting you made a mistake, because you sent the email in good time. I am asking for one thing: when a viewing is already booked, please telephone as well. An email is not a cancellation until somebody has read it. (110 words)</w:t>
       </w:r>
     </w:p>
     <w:p>
@@ -10305,7 +10428,7 @@
         <w:t xml:space="preserve"> </w:t>
       </w:r>
       <w:r>
-        <w:t xml:space="preserve">fault | decide | prepare | accident</w:t>
+        <w:t xml:space="preserve">agent | viewing | email | cancel</w:t>
       </w:r>
     </w:p>
     <w:p>
@@ -10329,7 +10452,7 @@
         <w:t xml:space="preserve"> </w:t>
       </w:r>
       <w:r>
-        <w:t xml:space="preserve">☐ two reasons? ☐</w:t>
+        <w:t xml:space="preserve">☐ two facts with times on them? ☐</w:t>
       </w:r>
       <w:r>
         <w:t xml:space="preserve"> </w:t>
@@ -10361,7 +10484,7 @@
         <w:t xml:space="preserve"> </w:t>
       </w:r>
       <w:r>
-        <w:t xml:space="preserve">at least once? ☐ your opinion in the first sentence? ☐ 90–110 words?</w:t>
+        <w:t xml:space="preserve">at least once? ☐ one clear request at the end? ☐ 90–110 words?</w:t>
       </w:r>
     </w:p>
     <w:p>
@@ -10381,7 +10504,7 @@
           <w:bCs/>
           <w:b/>
         </w:rPr>
-        <w:t xml:space="preserve">Part 6: What Happened on the Stairs (90–110 words)</w:t>
+        <w:t xml:space="preserve">Part 6: What Happened on the Way to the Shift (90–110 words)</w:t>
       </w:r>
     </w:p>
     <w:p>
@@ -10395,7 +10518,7 @@
           <wp:inline>
             <wp:extent cx="5724525" cy="2105025"/>
             <wp:effectExtent b="0" l="0" r="0" t="0"/>
-            <wp:docPr descr="The shape of the message in three steps -- a beginning, a middle, how long it lasted, both past tenses -- with a line of the model beside each one." title="" id="102" name="Picture"/>
+            <wp:docPr descr="The shape of the account in three steps -- a beginning and a middle, what you lost, and how it finished -- with a line of the model beside each one." title="" id="102" name="Picture"/>
             <a:graphic>
               <a:graphicData uri="http://schemas.openxmlformats.org/drawingml/2006/picture">
                 <pic:pic>
@@ -10447,7 +10570,7 @@
           <w:iCs/>
           <w:i/>
         </w:rPr>
-        <w:t xml:space="preserve">Figure 1.28 · The moves of the message, with a line of the model for each.</w:t>
+        <w:t xml:space="preserve">Figure 1.28 · The moves of the account, with a line of the model for each.</w:t>
       </w:r>
     </w:p>
     <w:p>
@@ -10465,7 +10588,7 @@
           <w:bCs/>
           <w:b/>
         </w:rPr>
-        <w:t xml:space="preserve">Tell the story of twenty minutes when you were somewhere dark, crowded, delayed or stuck. Use the past continuous for the background and the past simple for what happened.</w:t>
+        <w:t xml:space="preserve">Tell the story of a journey that stopped being possible halfway through. Use the past continuous for the background and the past simple for what happened.</w:t>
       </w:r>
     </w:p>
     <w:p>
@@ -10491,7 +10614,7 @@
         <w:spacing w:before="0" w:after="120" w:line="276" w:lineRule="auto"/>
       </w:pPr>
       <w:r>
-        <w:t xml:space="preserve">It was about twenty past seven and I was carrying two bags up the second flight. Every light in the building went out at the same moment, and the hum of the lift stopped as well. That is what I noticed first. I put the bags down against the wall and stood still with one hand on the rail. I could hear Dani shouting upstairs and Amina calling from the shop door, so I knew it was not only our flat. I waited where I was for about twenty minutes, until somebody came up with a candle and we went the rest of the way together. (107 words)</w:t>
+        <w:t xml:space="preserve">I was on the forty-two and about twenty minutes from the hospital when my phone went flat. I was reading the handover notes on it, so I lost those as well as the number I needed. A woman two seats forward lent me hers straight away, and that was the moment I discovered that I know nobody’s number by heart. In the end I rang my mother in another country and she rang the switchboard for me. Two other nurses took the shift before lunch, and I crossed the whole city to find out something a charged phone tells you in four seconds. (105 words)</w:t>
       </w:r>
     </w:p>
     <w:p>
@@ -10515,7 +10638,7 @@
         <w:t xml:space="preserve"> </w:t>
       </w:r>
       <w:r>
-        <w:t xml:space="preserve">I was ___ when ___. What I noticed first was ___. I could hear ___. I waited ___ until ___.</w:t>
+        <w:t xml:space="preserve">I was ___ when ___. What I lost was ___. The person who helped was ___. What I found out in the end was ___.</w:t>
       </w:r>
     </w:p>
     <w:p>
@@ -10539,7 +10662,7 @@
         <w:t xml:space="preserve"> </w:t>
       </w:r>
       <w:r>
-        <w:t xml:space="preserve">☐ a beginning, a middle and an end? ☐ how long it lasted? ☐ both past tenses? ☐ 90–110 words?</w:t>
+        <w:t xml:space="preserve">☐ a beginning, a middle and an end? ☐ how long it took? ☐ both past tenses? ☐ 90–110 words?</w:t>
       </w:r>
     </w:p>
     <w:p>
@@ -10559,7 +10682,7 @@
           <w:bCs/>
           <w:b/>
         </w:rPr>
-        <w:t xml:space="preserve">Part 6: Reflection — The Thing I Never Get Round To (80–100 words)</w:t>
+        <w:t xml:space="preserve">Part 6: Reflection — The Afternoon I Lost (80–100 words)</w:t>
       </w:r>
     </w:p>
     <w:p>
@@ -10573,7 +10696,7 @@
           <wp:inline>
             <wp:extent cx="5724525" cy="1390650"/>
             <wp:effectExtent b="0" l="0" r="0" t="0"/>
-            <wp:docPr descr="The shape of the reflection in two steps -- honestly what stops you, one sentence about what -- with a line of the model beside each one." title="" id="105" name="Picture"/>
+            <wp:docPr descr="The shape of the reflection in two steps -- what you planned and what actually took the time -- with a line of the model beside each one." title="" id="105" name="Picture"/>
             <a:graphic>
               <a:graphicData uri="http://schemas.openxmlformats.org/drawingml/2006/picture">
                 <pic:pic>
@@ -10643,7 +10766,7 @@
           <w:bCs/>
           <w:b/>
         </w:rPr>
-        <w:t xml:space="preserve">Write about something sensible you keep meaning to do and never do. Say what stops you, and whether anything would change it.</w:t>
+        <w:t xml:space="preserve">Write about an afternoon you lost to other people’s arrangements. Say what you planned, what actually took the time, and whether you mind.</w:t>
       </w:r>
     </w:p>
     <w:p>
@@ -10669,7 +10792,7 @@
         <w:spacing w:before="0" w:after="120" w:line="276" w:lineRule="auto"/>
       </w:pPr>
       <w:r>
-        <w:t xml:space="preserve">I have known for two years that I should keep a lamp by the front door, and I still do not. Every time the lights flicker I think about it for ten seconds, and then the lights steady and I forget again. I think the reason is that the problem is rare and the solution is boring. Nobody has ever felt pleased about buying a lamp. I am going to use the power cut as my excuse, because an excuse is evidently what I was waiting for. (91 words)</w:t>
+        <w:t xml:space="preserve">I had four hours on Saturday and a short list of three things. I did none of the three, and I am still not sure where the time went. A delivery slot I did not choose ran from one until three. I spent most of it standing on the pavement where I could see the van. Then a call I agreed to dropped twice, about something that could have waited until Monday. I was annoyed about it for the best part of a day. What I have decided since is that the list was never four hours long. It was a way of pretending that an afternoon belongs to the person living it. (94 words)</w:t>
       </w:r>
     </w:p>
     <w:p>
@@ -10693,17 +10816,17 @@
         <w:t xml:space="preserve"> </w:t>
       </w:r>
       <w:r>
-        <w:t xml:space="preserve">☐ honestly what stops you? ☐ one sentence about what would change it? ☐ 80–100 words?</w:t>
-      </w:r>
-      <w:r>
-        <w:t xml:space="preserve"> </w:t>
-      </w:r>
-      <w:r>
-        <w:rPr>
-          <w:bCs/>
-          <w:b/>
-        </w:rPr>
-        <w:t xml:space="preserve">Part 7 · Real-World File — Reporting a Power Cut</w:t>
+        <w:t xml:space="preserve">☐ honestly what took the time? ☐ one sentence about what you decided afterwards? ☐ 80–100 words?</w:t>
+      </w:r>
+      <w:r>
+        <w:t xml:space="preserve"> </w:t>
+      </w:r>
+      <w:r>
+        <w:rPr>
+          <w:bCs/>
+          <w:b/>
+        </w:rPr>
+        <w:t xml:space="preserve">Part 7 · Real-World File — Sorting Out a Delivery to the Wrong Address</w:t>
       </w:r>
     </w:p>
     <w:p>
@@ -10756,7 +10879,7 @@
           <wp:inline>
             <wp:extent cx="5724525" cy="1971675"/>
             <wp:effectExtent b="0" l="0" r="0" t="0"/>
-            <wp:docPr descr="Four things people say when they report a fault, each with an arrow to what it does: making clear the problem is not inside one flat, getting something you can repeat on a second call, finding out how long to plan for, and having the call treated as urgent." title="" id="108" name="Picture"/>
+            <wp:docPr descr="Four things people say when a delivery has gone wrong, each with an arrow to what it does: narrowing down what actually went wrong, getting something you can give them on a second call, finding out how long to plan for, and having the call treated as urgent." title="" id="108" name="Picture"/>
             <a:graphic>
               <a:graphicData uri="http://schemas.openxmlformats.org/drawingml/2006/picture">
                 <pic:pic>
@@ -10808,7 +10931,7 @@
           <w:iCs/>
           <w:i/>
         </w:rPr>
-        <w:t xml:space="preserve">Figure 1.30 · What you say when you report a fault, and what each line does.</w:t>
+        <w:t xml:space="preserve">Figure 1.30 · What you say when you report a delivery gone wrong, and what each line does.</w:t>
       </w:r>
     </w:p>
     <w:p>
@@ -10913,7 +11036,7 @@
                 <w:bCs/>
                 <w:b/>
               </w:rPr>
-              <w:t xml:space="preserve">“The whole street is out, not just us.”</w:t>
+              <w:t xml:space="preserve">“They delivered it to the wrong number, not the wrong street.”</w:t>
             </w:r>
           </w:p>
         </w:tc>
@@ -10974,7 +11097,7 @@
                 <w:bCs/>
                 <w:b/>
               </w:rPr>
-              <w:t xml:space="preserve">“Can you give me a job number?”</w:t>
+              <w:t xml:space="preserve">“Can you give me a number for this call?”</w:t>
             </w:r>
           </w:p>
         </w:tc>
@@ -11035,7 +11158,7 @@
                 <w:bCs/>
                 <w:b/>
               </w:rPr>
-              <w:t xml:space="preserve">“Is there an estimated time for it coming back?”</w:t>
+              <w:t xml:space="preserve">“What is the earliest you could collect the skip?”</w:t>
             </w:r>
           </w:p>
         </w:tc>
@@ -11096,7 +11219,7 @@
                 <w:bCs/>
                 <w:b/>
               </w:rPr>
-              <w:t xml:space="preserve">“Somebody here needs power for medical equipment.”</w:t>
+              <w:t xml:space="preserve">“It is blocking the only access for a business.”</w:t>
             </w:r>
           </w:p>
         </w:tc>
@@ -11157,7 +11280,7 @@
                 <w:bCs/>
                 <w:b/>
               </w:rPr>
-              <w:t xml:space="preserve">“I am calling on behalf of the whole building.”</w:t>
+              <w:t xml:space="preserve">“I am calling for the whole building, not just my own flat.”</w:t>
             </w:r>
           </w:p>
         </w:tc>
@@ -11295,7 +11418,7 @@
               <w:jc w:val="left"/>
             </w:pPr>
             <w:r>
-              <w:t xml:space="preserve">when you are explaining why you, and not each neighbour, are calling</w:t>
+              <w:t xml:space="preserve">when you want to know how much the collection will cost</w:t>
             </w:r>
           </w:p>
         </w:tc>
@@ -11335,7 +11458,7 @@
               <w:jc w:val="left"/>
             </w:pPr>
             <w:r>
-              <w:t xml:space="preserve">when you want to know how much the repair will cost you</w:t>
+              <w:t xml:space="preserve">when you want something you can give them if you have to call again</w:t>
             </w:r>
           </w:p>
         </w:tc>
@@ -11375,7 +11498,7 @@
               <w:jc w:val="left"/>
             </w:pPr>
             <w:r>
-              <w:t xml:space="preserve">when you are making clear that this is not a problem inside one flat</w:t>
+              <w:t xml:space="preserve">when you are explaining why you, and not each neighbour, are calling</w:t>
             </w:r>
           </w:p>
         </w:tc>
@@ -11415,7 +11538,7 @@
               <w:jc w:val="left"/>
             </w:pPr>
             <w:r>
-              <w:t xml:space="preserve">when you want something you can quote if you have to call again</w:t>
+              <w:t xml:space="preserve">when you are narrowing down what has actually gone wrong</w:t>
             </w:r>
           </w:p>
         </w:tc>
@@ -11478,7 +11601,7 @@
           <w:bCs/>
           <w:b/>
         </w:rPr>
-        <w:t xml:space="preserve">7B: The Call to the Electricity Company</w:t>
+        <w:t xml:space="preserve">7B: The Call to the Skip Company</w:t>
       </w:r>
     </w:p>
     <w:p>
@@ -11492,7 +11615,7 @@
           <wp:inline>
             <wp:extent cx="5724525" cy="2181225"/>
             <wp:effectExtent b="0" l="0" r="0" t="0"/>
-            <wp:docPr descr="The 7B exchange as speech bubbles, the operator on one side and Amina on the other, so it is clear who asks and who answers." title="" id="111" name="Picture"/>
+            <wp:docPr descr="The 7B exchange as speech bubbles, the operator at the depot on one side and Amina in the shop on the other, so it is clear who asks and who answers." title="" id="111" name="Picture"/>
             <a:graphic>
               <a:graphicData uri="http://schemas.openxmlformats.org/drawingml/2006/picture">
                 <pic:pic>
@@ -11576,7 +11699,7 @@
         <w:t xml:space="preserve"> </w:t>
       </w:r>
       <w:r>
-        <w:t xml:space="preserve">Amina is calling the emergency number while the shop is still dark. Think about what the person on the other end needs to know first.</w:t>
+        <w:t xml:space="preserve">Amina is ringing the skip company while the skip is still on the pavement. Think about what the person on the other end needs to know first.</w:t>
       </w:r>
     </w:p>
     <w:p>
@@ -11594,7 +11717,7 @@
         <w:t xml:space="preserve"> </w:t>
       </w:r>
       <w:r>
-        <w:t xml:space="preserve">Emergency line. Which postcode are you calling about?</w:t>
+        <w:t xml:space="preserve">Hadwin Hire, good afternoon. Do you have an order number?</w:t>
       </w:r>
     </w:p>
     <w:p>
@@ -11612,7 +11735,7 @@
         <w:t xml:space="preserve"> </w:t>
       </w:r>
       <w:r>
-        <w:t xml:space="preserve">It’s the postcode of 14 Alder Street. The whole street is out, not just us. I was serving a customer when it happened, at about twenty past seven.</w:t>
+        <w:t xml:space="preserve">I do not, because it is not my skip. They delivered it to the wrong number, not the wrong street. I am at 14 Alder Street and number 40 ordered it.</w:t>
       </w:r>
     </w:p>
     <w:p>
@@ -11630,7 +11753,7 @@
         <w:t xml:space="preserve"> </w:t>
       </w:r>
       <w:r>
-        <w:t xml:space="preserve">Thank you, that’s helpful. We’re already showing a fault in that area, so somebody reported it before you. Engineers went out about fifteen minutes ago.</w:t>
+        <w:t xml:space="preserve">Right. I was looking at that road this morning, as it happens. Let me find the booking.</w:t>
       </w:r>
     </w:p>
     <w:p>
@@ -11648,7 +11771,7 @@
         <w:t xml:space="preserve"> </w:t>
       </w:r>
       <w:r>
-        <w:t xml:space="preserve">Is there an estimated time for it coming back?</w:t>
+        <w:t xml:space="preserve">It is blocking the only access for a business. My stock van reached the corner at twenty to two and went back to the depot with the whole load.</w:t>
       </w:r>
     </w:p>
     <w:p>
@@ -11666,7 +11789,7 @@
         <w:t xml:space="preserve"> </w:t>
       </w:r>
       <w:r>
-        <w:t xml:space="preserve">They were still looking for the fault when they last reported in, so I can’t give you a time yet. I’d plan for two hours and hope for one.</w:t>
+        <w:t xml:space="preserve">I can see it. The driver logged it at 13.32 and the address on the sheet is 14. Somebody has written the wrong number down, and I am sorry about that.</w:t>
       </w:r>
     </w:p>
     <w:p>
@@ -11684,7 +11807,7 @@
         <w:t xml:space="preserve"> </w:t>
       </w:r>
       <w:r>
-        <w:t xml:space="preserve">Can you give me a job number? There are eleven people in this building and every one of them is going to ask me.</w:t>
+        <w:t xml:space="preserve">What is the earliest you could collect it?</w:t>
       </w:r>
     </w:p>
     <w:p>
@@ -11702,7 +11825,7 @@
         <w:t xml:space="preserve"> </w:t>
       </w:r>
       <w:r>
-        <w:t xml:space="preserve">Of course. Is there anybody at the address who needs power for medical equipment, or anybody who can’t manage the stairs?</w:t>
+        <w:t xml:space="preserve">That is where it gets difficult. It is full already, so it needs the lorry rather than the pickup, and my next free slot is Tuesday morning.</w:t>
       </w:r>
     </w:p>
     <w:p>
@@ -11720,7 +11843,7 @@
         <w:t xml:space="preserve"> </w:t>
       </w:r>
       <w:r>
-        <w:t xml:space="preserve">There’s a gentleman of seventy on the third floor. He doesn’t need equipment, but he doesn’t need a dark staircase either.</w:t>
+        <w:t xml:space="preserve">Tuesday is two more days of this.</w:t>
       </w:r>
     </w:p>
     <w:p>
@@ -11738,7 +11861,7 @@
         <w:t xml:space="preserve"> </w:t>
       </w:r>
       <w:r>
-        <w:t xml:space="preserve">I’ll put a note on the job. If it isn’t back inside two hours, call again and repeat that job number. The call then goes higher up the list.</w:t>
+        <w:t xml:space="preserve">It is, and I will put you at the top of Tuesday. Can you give me a note of who filled it? If it was number 40, the charge goes to them and not to you. And take a number for this call: yours is 4471.</w:t>
       </w:r>
     </w:p>
     <w:p>
@@ -11778,7 +11901,7 @@
           <w:bCs/>
           <w:b/>
         </w:rPr>
-        <w:t xml:space="preserve">The postcode.</w:t>
+        <w:t xml:space="preserve">An order number.</w:t>
       </w:r>
     </w:p>
     <w:p>
@@ -11790,7 +11913,7 @@
         </w:numPr>
       </w:pPr>
       <w:r>
-        <w:t xml:space="preserve">Why could the operator not give an estimated time?</w:t>
+        <w:t xml:space="preserve">Why can the skip not be collected with the pickup?</w:t>
       </w:r>
     </w:p>
     <w:p>
@@ -11802,7 +11925,7 @@
         </w:numPr>
       </w:pPr>
       <w:r>
-        <w:t xml:space="preserve">Why did Amina want a job number?</w:t>
+        <w:t xml:space="preserve">What happened to Amina’s stock van?</w:t>
       </w:r>
     </w:p>
     <w:p>
@@ -11814,7 +11937,7 @@
         </w:numPr>
       </w:pPr>
       <w:r>
-        <w:t xml:space="preserve">What does the operator say will happen if Amina calls again in two hours?</w:t>
+        <w:t xml:space="preserve">Why does the operator want to know who filled the skip?</w:t>
       </w:r>
     </w:p>
     <w:p>
@@ -11834,7 +11957,7 @@
           <w:bCs/>
           <w:b/>
         </w:rPr>
-        <w:t xml:space="preserve">7C: Controlled Practice — Making the Call Well</w:t>
+        <w:t xml:space="preserve">7C: Controlled Practice — Saying What Went Wrong</w:t>
       </w:r>
     </w:p>
     <w:p>
@@ -11930,7 +12053,7 @@
         </w:numPr>
       </w:pPr>
       <w:r>
-        <w:t xml:space="preserve">Find the emergency number before you need it, not during. — 1</w:t>
+        <w:t xml:space="preserve">Find out what you can before you ring: when the skip arrived, and who ordered it. — 1</w:t>
       </w:r>
     </w:p>
     <w:p>
@@ -11938,7 +12061,7 @@
         <w:spacing w:before="0" w:after="120" w:line="276" w:lineRule="auto"/>
       </w:pPr>
       <w:r>
-        <w:t xml:space="preserve">____ Ask what time to plan for, and then plan for longer.</w:t>
+        <w:t xml:space="preserve">____ Ask what the earliest date is, and then ask what would make it sooner.</w:t>
       </w:r>
     </w:p>
     <w:p>
@@ -11946,7 +12069,7 @@
         <w:spacing w:before="0" w:after="120" w:line="276" w:lineRule="auto"/>
       </w:pPr>
       <w:r>
-        <w:t xml:space="preserve">____ Give the postcode and say whether the whole street is affected.</w:t>
+        <w:t xml:space="preserve">____ Say which part of it is wrong: the street, the number or the day.</w:t>
       </w:r>
     </w:p>
     <w:p>
@@ -11962,7 +12085,7 @@
         <w:spacing w:before="0" w:after="120" w:line="276" w:lineRule="auto"/>
       </w:pPr>
       <w:r>
-        <w:t xml:space="preserve">____ Say whether anybody at the address needs priority help.</w:t>
+        <w:t xml:space="preserve">____ Say why it cannot simply wait, in one sentence.</w:t>
       </w:r>
     </w:p>
     <w:p>
@@ -11982,7 +12105,7 @@
           <w:bCs/>
           <w:b/>
         </w:rPr>
-        <w:t xml:space="preserve">7D: Role-Play — Telling the Building What You Know</w:t>
+        <w:t xml:space="preserve">7D: Role-Play — Two Versions of the Same Afternoon</w:t>
       </w:r>
     </w:p>
     <w:p>
@@ -11996,7 +12119,7 @@
           <wp:inline>
             <wp:extent cx="5724525" cy="2019300"/>
             <wp:effectExtent b="0" l="0" r="0" t="0"/>
-            <wp:docPr descr="The two 7D role-play cards side by side. Card A, you made the call: engineers already sent, no time was given, a note about the third floor, say what you do not know. Card B, you have been waiting: ask how long, ask what was actually said, ask what you will do next, be impatient but not unreasonable." title="" id="117" name="Picture"/>
+            <wp:docPr descr="The two 7D role-play cards side by side. Card A, you made the call: the job number you were given, Tuesday morning and not before, the charge goes to number 40, admit the one thing you got wrong. Card B, you waited all day: ask about the delivery, ask what the depot actually said, ask what happens on Tuesday, be annoyed but not unreasonable." title="" id="117" name="Picture"/>
             <a:graphic>
               <a:graphicData uri="http://schemas.openxmlformats.org/drawingml/2006/picture">
                 <pic:pic>
@@ -12084,7 +12207,7 @@
         <w:t xml:space="preserve"> </w:t>
       </w:r>
       <w:r>
-        <w:t xml:space="preserve">I’ve just come off the phone. Engineers were already on their way before I called.</w:t>
+        <w:t xml:space="preserve">I have just come off the phone. My number is on their sheet, so the driver made no mistake.</w:t>
       </w:r>
     </w:p>
     <w:p>
@@ -12096,13 +12219,13 @@
           <w:bCs/>
           <w:b/>
         </w:rPr>
-        <w:t xml:space="preserve">DANI:</w:t>
-      </w:r>
-      <w:r>
-        <w:t xml:space="preserve"> </w:t>
-      </w:r>
-      <w:r>
-        <w:t xml:space="preserve">So how long?</w:t>
+        <w:t xml:space="preserve">MR OKONKWO:</w:t>
+      </w:r>
+      <w:r>
+        <w:t xml:space="preserve"> </w:t>
+      </w:r>
+      <w:r>
+        <w:t xml:space="preserve">And the pavement?</w:t>
       </w:r>
     </w:p>
     <w:p>
@@ -12120,7 +12243,7 @@
         <w:t xml:space="preserve"> </w:t>
       </w:r>
       <w:r>
-        <w:t xml:space="preserve">They wouldn’t say, because they were still looking for the fault. I’ve got a job number and I can call again at half past nine.</w:t>
+        <w:t xml:space="preserve">Tuesday morning, because it was full by three and it needs the lorry. I was watching them fill it and I said nothing. I regret that now.</w:t>
       </w:r>
     </w:p>
     <w:p>
@@ -12132,13 +12255,13 @@
           <w:bCs/>
           <w:b/>
         </w:rPr>
-        <w:t xml:space="preserve">DANI:</w:t>
-      </w:r>
-      <w:r>
-        <w:t xml:space="preserve"> </w:t>
-      </w:r>
-      <w:r>
-        <w:t xml:space="preserve">And in the meantime?</w:t>
+        <w:t xml:space="preserve">MR OKONKWO:</w:t>
+      </w:r>
+      <w:r>
+        <w:t xml:space="preserve"> </w:t>
+      </w:r>
+      <w:r>
+        <w:t xml:space="preserve">So we lost a delivery and gained a skip.</w:t>
       </w:r>
     </w:p>
     <w:p>
@@ -12156,7 +12279,7 @@
         <w:t xml:space="preserve"> </w:t>
       </w:r>
       <w:r>
-        <w:t xml:space="preserve">In the meantime there’s one candle and a great many stairs. Nobody goes up or down them in a hurry.</w:t>
+        <w:t xml:space="preserve">We did. I have a job number, and the charge goes to number 40. That is something.</w:t>
       </w:r>
     </w:p>
     <w:p>
@@ -12180,7 +12303,7 @@
         <w:t xml:space="preserve"> </w:t>
       </w:r>
       <w:r>
-        <w:t xml:space="preserve">has made the call and has the job number, the rough estimate and the note about priority help.</w:t>
+        <w:t xml:space="preserve">has made the call and has the job number, the collection date and the news about who pays.</w:t>
       </w:r>
       <w:r>
         <w:t xml:space="preserve"> </w:t>
@@ -12196,7 +12319,7 @@
         <w:t xml:space="preserve"> </w:t>
       </w:r>
       <w:r>
-        <w:t xml:space="preserve">has been waiting on a landing for twenty minutes and wants a straight answer. Take a role each. Student A must pass on three things accurately and admit the one thing they do not know. Student B must ask at least two questions, and may be impatient without being unreasonable.</w:t>
+        <w:t xml:space="preserve">was waiting for the delivery and wants a straight answer. Take a role each. Student A must pass on three things accurately and admit the one thing they got wrong. Student B must ask at least two questions, and may be annoyed without being unreasonable.</w:t>
       </w:r>
     </w:p>
     <w:p>
@@ -12216,7 +12339,7 @@
           <w:iCs/>
           <w:i/>
         </w:rPr>
-        <w:t xml:space="preserve">Stretch [PLUS]: swap roles and do it again, with Student B as somebody who has already made the same call and was told something slightly different.</w:t>
+        <w:t xml:space="preserve">Stretch [PLUS]: swap roles and do it again, with Student B as somebody from number 40 who believes they gave the right address.</w:t>
       </w:r>
     </w:p>
     <w:p>
@@ -12250,7 +12373,7 @@
           <wp:inline>
             <wp:extent cx="5724525" cy="2105025"/>
             <wp:effectExtent b="0" l="0" r="0" t="0"/>
-            <wp:docPr descr="The shape of the Part 7 writing task in three steps -- a first line a passer-by, what is still unknown, what you will do next -- with a line of the model beside each one." title="" id="120" name="Picture"/>
+            <wp:docPr descr="The shape of the noticeboard note in three steps -- a first line a passer-by understands in three seconds, what is still unknown, and what you will do next -- with a line of the model beside each one." title="" id="120" name="Picture"/>
             <a:graphic>
               <a:graphicData uri="http://schemas.openxmlformats.org/drawingml/2006/picture">
                 <pic:pic>
@@ -12320,7 +12443,7 @@
           <w:bCs/>
           <w:b/>
         </w:rPr>
-        <w:t xml:space="preserve">Write a note for a noticeboard in your building about something you have found out on everybody’s behalf — a repair, a delivery, a closure, a change to the bins. Say what you were told, what you were not told, and what you will do next.</w:t>
+        <w:t xml:space="preserve">Write a note for a noticeboard in your building about something you have found out on everybody’s behalf — a delivery, a repair, a closure, a change to the bins. Say what they told you, what they did not tell you, and what you will do next.</w:t>
       </w:r>
     </w:p>
     <w:p>
@@ -12346,7 +12469,7 @@
         <w:spacing w:before="0" w:after="120" w:line="276" w:lineRule="auto"/>
       </w:pPr>
       <w:r>
-        <w:t xml:space="preserve">Tuesday, about 7.20pm — power cut, the whole street, not just our building. I called the emergency line at about half past seven. Engineers were already out, because somebody reported it before I did. They were still looking for the fault when I called, so there was no estimated time, and the man on the phone suggested planning for two hours. I have the job number behind the shop counter if anybody needs it, and they have put a note on the job about the third floor. If the power is not back by half past nine, I will call again and repeat the job number. That evidently moves us up the list. Amina. (114 words)</w:t>
+        <w:t xml:space="preserve">Saturday, about 1.30pm — a skip arrived on the pavement outside our door. It is not ours: number 40 ordered it, and somebody wrote our number on the driver’s sheet by mistake. I rang Hadwin Hire at four, while two of you were still putting things into it. They cannot collect before Tuesday morning, because it filled up by three and a full skip needs the lorry. Nobody will say who filled it, and that matters: the charge goes to whoever did. My job number is 4471. If it is still there on Tuesday afternoon, I will ring again and give them that number. Amina, the shop. (112 words)</w:t>
       </w:r>
     </w:p>
     <w:p>
@@ -12380,7 +12503,7 @@
           <w:bCs/>
           <w:b/>
         </w:rPr>
-        <w:t xml:space="preserve">Part 8 · Global Story — The Night Buenos Aires Went Quiet</w:t>
+        <w:t xml:space="preserve">Part 8 · Global Story — The Day Our Street Became a Film Set</w:t>
       </w:r>
     </w:p>
     <w:p>
@@ -12394,7 +12517,7 @@
           <wp:inline>
             <wp:extent cx="5724525" cy="1752600"/>
             <wp:effectExtent b="0" l="0" r="0" t="0"/>
-            <wp:docPr descr="The flat in Buenos Aires before and after a quarter to nine. Before: the fan on, the radio on, the light above the table. After: two candles standing on saucers, the front door open, and half the building out on the landing." title="" id="123" name="Picture"/>
+            <wp:docPr descr="Calle Sarmiento before and after. On Thursday: a letter on the fridge, the street named on it, and no hours given. On Saturday: two lorries parked across the entrance, a diversion at the corner, and a camera at the far end." title="" id="123" name="Picture"/>
             <a:graphic>
               <a:graphicData uri="http://schemas.openxmlformats.org/drawingml/2006/picture">
                 <pic:pic>
@@ -12446,7 +12569,7 @@
           <w:iCs/>
           <w:i/>
         </w:rPr>
-        <w:t xml:space="preserve">Figure 1.35 · The flat before a quarter to nine, and the flat after it.</w:t>
+        <w:t xml:space="preserve">Figure 1.35 · The street at eight in the morning, and the same street at noon.</w:t>
       </w:r>
     </w:p>
     <w:p>
@@ -12489,7 +12612,7 @@
         <w:t xml:space="preserve"> </w:t>
       </w:r>
       <w:r>
-        <w:t xml:space="preserve">a city of three million people loses its electricity on the hottest evening of the year. Think about what stops first.</w:t>
+        <w:t xml:space="preserve">a film company closes a residential street for a day. Think about which of your own arrangements would survive that, and which would not.</w:t>
       </w:r>
     </w:p>
     <w:p>
@@ -12517,13 +12640,13 @@
           <w:iCs/>
           <w:i/>
         </w:rPr>
-        <w:t xml:space="preserve">heatwave</w:t>
-      </w:r>
-      <w:r>
-        <w:t xml:space="preserve"> </w:t>
-      </w:r>
-      <w:r>
-        <w:t xml:space="preserve">— a long period of unusually hot weather ·</w:t>
+        <w:t xml:space="preserve">location</w:t>
+      </w:r>
+      <w:r>
+        <w:t xml:space="preserve"> </w:t>
+      </w:r>
+      <w:r>
+        <w:t xml:space="preserve">— a real place used for filming instead of a studio ·</w:t>
       </w:r>
       <w:r>
         <w:t xml:space="preserve"> </w:t>
@@ -12533,13 +12656,13 @@
           <w:iCs/>
           <w:i/>
         </w:rPr>
-        <w:t xml:space="preserve">transformer</w:t>
-      </w:r>
-      <w:r>
-        <w:t xml:space="preserve"> </w:t>
-      </w:r>
-      <w:r>
-        <w:t xml:space="preserve">— the equipment at a substation that changes the level of the supply ·</w:t>
+        <w:t xml:space="preserve">permit</w:t>
+      </w:r>
+      <w:r>
+        <w:t xml:space="preserve"> </w:t>
+      </w:r>
+      <w:r>
+        <w:t xml:space="preserve">— written permission from an authority to do something ·</w:t>
       </w:r>
       <w:r>
         <w:t xml:space="preserve"> </w:t>
@@ -12549,13 +12672,13 @@
           <w:iCs/>
           <w:i/>
         </w:rPr>
-        <w:t xml:space="preserve">shift</w:t>
-      </w:r>
-      <w:r>
-        <w:t xml:space="preserve"> </w:t>
-      </w:r>
-      <w:r>
-        <w:t xml:space="preserve">— the hours somebody works, for example from ten at night until six in the morning ·</w:t>
+        <w:t xml:space="preserve">diversion</w:t>
+      </w:r>
+      <w:r>
+        <w:t xml:space="preserve"> </w:t>
+      </w:r>
+      <w:r>
+        <w:t xml:space="preserve">— a route that traffic is sent along when a road is closed ·</w:t>
       </w:r>
       <w:r>
         <w:t xml:space="preserve"> </w:t>
@@ -12565,13 +12688,13 @@
           <w:iCs/>
           <w:i/>
         </w:rPr>
-        <w:t xml:space="preserve">saucer</w:t>
-      </w:r>
-      <w:r>
-        <w:t xml:space="preserve"> </w:t>
-      </w:r>
-      <w:r>
-        <w:t xml:space="preserve">— a small plate that goes under a cup</w:t>
+        <w:t xml:space="preserve">compensation</w:t>
+      </w:r>
+      <w:r>
+        <w:t xml:space="preserve"> </w:t>
+      </w:r>
+      <w:r>
+        <w:t xml:space="preserve">— money paid to somebody for trouble or loss they did not cause</w:t>
       </w:r>
     </w:p>
     <w:p>
@@ -12579,7 +12702,7 @@
         <w:spacing w:before="0" w:after="120" w:line="276" w:lineRule="auto"/>
       </w:pPr>
       <w:r>
-        <w:t xml:space="preserve">Elena Vargas was eleven, and she was sitting on the kitchen floor of a flat in Buenos Aires, Argentina, because the floor was the only cool thing in it. It was a quarter to nine in the evening and still thirty-four degrees. Her mother was washing up, and her grandmother was listening to a radio programme she had followed every evening for forty years. The fan in the corner was achieving almost nothing. Then the fan stopped, and the radio stopped, and the light above the table stopped.</w:t>
+        <w:t xml:space="preserve">The letter came on the Thursday evening, and most people on Calle Sarmiento in Rosario, Argentina, read it some time on Friday. It said that the city had chosen the street as a location, and that the permit covered the Saturday. It ended by asking residents for their understanding. It named the street and it named the day. It did not name the hours, and that is the whole of what went wrong.</w:t>
       </w:r>
     </w:p>
     <w:p>
@@ -12587,7 +12710,7 @@
         <w:spacing w:before="0" w:after="120" w:line="276" w:lineRule="auto"/>
       </w:pPr>
       <w:r>
-        <w:t xml:space="preserve">What Elena remembers is not the darkness. It is the silence that arrived with it. A city makes its own noise on a hot night — fans, televisions through open windows, the hum of a thousand machines keeping food cold. All of it went at once, and for a moment she could hear a dog three streets away and a woman laughing on a balcony. Those sounds were there every evening, and nobody in that flat had ever heard them before.</w:t>
+        <w:t xml:space="preserve">Julia Benítez was putting the letter on the fridge when her sister rang about the Saturday. Julia expected no trouble at all, because the word location made her think of one camera. She read the word location and pictured one camera at the end of the road. At six the next morning two lorries were parking across the entrance. A young man with a list was explaining, very politely, that nobody could drive in or out until the evening.</w:t>
       </w:r>
     </w:p>
     <w:p>
@@ -12595,7 +12718,7 @@
         <w:spacing w:before="0" w:after="120" w:line="276" w:lineRule="auto"/>
       </w:pPr>
       <w:r>
-        <w:t xml:space="preserve">The heatwave was in its ninth day, and the transformers at a substation on the edge of the district were running hot the whole time. One of them failed at eight forty-three. The others were already working at their limit, so they could not take its share. Nine hundred thousand people lost their supply inside a minute.</w:t>
+        <w:t xml:space="preserve">What a diversion does to a street is not the same for everybody on it. The people who planned nothing had a remarkable day. They sat on their steps and watched the same scene eleven times, and a production company with orders to keep everybody friendly brought them coffee. The people who planned something had a different day. A man two doors up was starting a night shift and could not get his car out at five. A woman on the corner had a hospital appointment at eleven in a district forty minutes away.</w:t>
       </w:r>
     </w:p>
     <w:p>
@@ -12603,7 +12726,7 @@
         <w:spacing w:before="0" w:after="120" w:line="276" w:lineRule="auto"/>
       </w:pPr>
       <w:r>
-        <w:t xml:space="preserve">Elena’s mother lit two candles and stood them on saucers, and then she did something that Elena still thinks about. She opened the front door. Within ten minutes half the building was out on the landing, and her grandmother was telling a long story about a power cut thirty years earlier. Nobody had asked to hear it and everybody listened. Down in the street, people were pulling chairs onto the path, because a flat without a fan is hotter than a path at ten o’clock.</w:t>
+        <w:t xml:space="preserve">The production company thought about this, in the way companies do. There was a telephone number on the letter, and somebody did answer it. The young man with the list walked the woman to a taxi at the far end, and she reached the clinic on time. The production company offered the man on the night shift compensation for a taxi, and he took it. He still says the money was never the point of it. He had to ask a stranger for permission to leave his own street.</w:t>
       </w:r>
     </w:p>
     <w:p>
@@ -12611,15 +12734,7 @@
         <w:spacing w:before="0" w:after="120" w:line="276" w:lineRule="auto"/>
       </w:pPr>
       <w:r>
-        <w:t xml:space="preserve">Not everybody was outside. Elena’s uncle was starting a night shift at a bakery that could not bake. Four streets away, a man was standing in front of a wall of freezers in a supermarket, deciding how long he could wait before giving the food away. A queue was already forming outside, of people who had worked that out before he did.</w:t>
-      </w:r>
-    </w:p>
-    <w:p>
-      <w:pPr>
-        <w:spacing w:before="0" w:after="120" w:line="276" w:lineRule="auto"/>
-      </w:pPr>
-      <w:r>
-        <w:t xml:space="preserve">The supply came back at twenty to two, district by district. Elena was asleep on the landing, and she says the sound of every television in the building coming on at once woke her. All of them were still tuned to whatever was playing at eight forty-three. She works for the grid now, and when new people ask her why she chose that job, she tells them about the silence.</w:t>
+        <w:t xml:space="preserve">By Monday the lorries were gone and the street looked exactly as it always did. Several residents wrote to the city about the permit, and none of them asked for the filming to be stopped. What they asked for was a line on the letter saying when. The city changed the form eight months later, and the new one has three boxes on it: the street, the date and the hours. Julia keeps the old letter on the fridge, underneath the new one.</w:t>
       </w:r>
     </w:p>
     <w:p>
@@ -12649,17 +12764,17 @@
         </w:numPr>
       </w:pPr>
       <w:r>
-        <w:t xml:space="preserve">Why was Elena sitting on the kitchen floor? —</w:t>
-      </w:r>
-      <w:r>
-        <w:t xml:space="preserve"> </w:t>
-      </w:r>
-      <w:r>
-        <w:rPr>
-          <w:bCs/>
-          <w:b/>
-        </w:rPr>
-        <w:t xml:space="preserve">It was the only cool thing in the flat.</w:t>
+        <w:t xml:space="preserve">What did the letter fail to say? —</w:t>
+      </w:r>
+      <w:r>
+        <w:t xml:space="preserve"> </w:t>
+      </w:r>
+      <w:r>
+        <w:rPr>
+          <w:bCs/>
+          <w:b/>
+        </w:rPr>
+        <w:t xml:space="preserve">The hours the closure would cover.</w:t>
       </w:r>
     </w:p>
     <w:p>
@@ -12671,7 +12786,7 @@
         </w:numPr>
       </w:pPr>
       <w:r>
-        <w:t xml:space="preserve">What does Elena remember instead of the darkness?</w:t>
+        <w:t xml:space="preserve">Why did Julia think the closure would not affect her?</w:t>
       </w:r>
     </w:p>
     <w:p>
@@ -12683,7 +12798,7 @@
         </w:numPr>
       </w:pPr>
       <w:r>
-        <w:t xml:space="preserve">Why did the other transformers fail as well?</w:t>
+        <w:t xml:space="preserve">What two things did the production company do for people who had arrangements?</w:t>
       </w:r>
     </w:p>
     <w:p>
@@ -12695,7 +12810,7 @@
         </w:numPr>
       </w:pPr>
       <w:r>
-        <w:t xml:space="preserve">What woke Elena on the landing?</w:t>
+        <w:t xml:space="preserve">What change did the residents actually ask the city for?</w:t>
       </w:r>
     </w:p>
     <w:p>
@@ -12729,7 +12844,7 @@
           <wp:inline>
             <wp:extent cx="5724525" cy="1581150"/>
             <wp:effectExtent b="0" l="0" r="0" t="0"/>
-            <wp:docPr descr="The five words from the global story as numbered picture cards: heatwave, transformer, shift, saucer, queue." title="" id="126" name="Picture"/>
+            <wp:docPr descr="The five words from the global story as numbered picture cards: location, permit, diversion, compensation, resident." title="" id="126" name="Picture"/>
             <a:graphic>
               <a:graphicData uri="http://schemas.openxmlformats.org/drawingml/2006/picture">
                 <pic:pic>
@@ -12880,7 +12995,7 @@
                 <w:bCs/>
                 <w:b/>
               </w:rPr>
-              <w:t xml:space="preserve">Heatwave</w:t>
+              <w:t xml:space="preserve">Location</w:t>
             </w:r>
           </w:p>
         </w:tc>
@@ -12935,7 +13050,7 @@
                 <w:bCs/>
                 <w:b/>
               </w:rPr>
-              <w:t xml:space="preserve">Transformer</w:t>
+              <w:t xml:space="preserve">Permit</w:t>
             </w:r>
           </w:p>
         </w:tc>
@@ -12990,7 +13105,7 @@
                 <w:bCs/>
                 <w:b/>
               </w:rPr>
-              <w:t xml:space="preserve">Shift</w:t>
+              <w:t xml:space="preserve">Diversion</w:t>
             </w:r>
           </w:p>
         </w:tc>
@@ -13045,7 +13160,7 @@
                 <w:bCs/>
                 <w:b/>
               </w:rPr>
-              <w:t xml:space="preserve">Saucer</w:t>
+              <w:t xml:space="preserve">Compensation</w:t>
             </w:r>
           </w:p>
         </w:tc>
@@ -13100,7 +13215,7 @@
                 <w:bCs/>
                 <w:b/>
               </w:rPr>
-              <w:t xml:space="preserve">Queue</w:t>
+              <w:t xml:space="preserve">Resident</w:t>
             </w:r>
           </w:p>
         </w:tc>
@@ -13198,7 +13313,7 @@
               <w:jc w:val="left"/>
             </w:pPr>
             <w:r>
-              <w:t xml:space="preserve">the hours somebody works, which may be at night</w:t>
+              <w:t xml:space="preserve">money paid to somebody for trouble they did not cause</w:t>
             </w:r>
           </w:p>
         </w:tc>
@@ -13238,7 +13353,7 @@
               <w:jc w:val="left"/>
             </w:pPr>
             <w:r>
-              <w:t xml:space="preserve">a line of people waiting for something</w:t>
+              <w:t xml:space="preserve">written permission from an authority to do something</w:t>
             </w:r>
           </w:p>
         </w:tc>
@@ -13278,7 +13393,7 @@
               <w:jc w:val="left"/>
             </w:pPr>
             <w:r>
-              <w:t xml:space="preserve">a long period of unusually hot weather</w:t>
+              <w:t xml:space="preserve">a real place used for filming instead of a studio</w:t>
             </w:r>
           </w:p>
         </w:tc>
@@ -13318,7 +13433,7 @@
               <w:jc w:val="left"/>
             </w:pPr>
             <w:r>
-              <w:t xml:space="preserve">the equipment that changes the level of the supply</w:t>
+              <w:t xml:space="preserve">somebody who lives in a particular street or building</w:t>
             </w:r>
           </w:p>
         </w:tc>
@@ -13358,7 +13473,7 @@
               <w:jc w:val="left"/>
             </w:pPr>
             <w:r>
-              <w:t xml:space="preserve">the room where a generator is kept</w:t>
+              <w:t xml:space="preserve">the route traffic is sent along when a road is shut</w:t>
             </w:r>
           </w:p>
         </w:tc>
@@ -13398,7 +13513,7 @@
               <w:jc w:val="left"/>
             </w:pPr>
             <w:r>
-              <w:t xml:space="preserve">a small plate that goes under a cup</w:t>
+              <w:t xml:space="preserve">the person who decides where a film is made</w:t>
             </w:r>
           </w:p>
         </w:tc>
@@ -13493,7 +13608,7 @@
           <w:bCs/>
           <w:b/>
         </w:rPr>
-        <w:t xml:space="preserve">Talk in groups of three. Elena’s mother opened the front door. Was that the right thing to do, and what would happen in your building?</w:t>
+        <w:t xml:space="preserve">Talk in groups of three. The man on Calle Sarmiento who was starting a night shift took the compensation, and still says it was not the point. What was the point, and would your street agree with him?</w:t>
       </w:r>
       <w:r>
         <w:t xml:space="preserve"> </w:t>
@@ -13536,7 +13651,7 @@
           <wp:inline>
             <wp:extent cx="5724525" cy="1485900"/>
             <wp:effectExtent b="0" l="0" r="0" t="0"/>
-            <wp:docPr descr="The argument at number 14 drawn along one line: the sixty-one pounds in the fund, the staircase where Tomas stood for twenty minutes, the box of lamps Dani wants on the landing, and the written plan Amina would rather have instead." title="" id="129" name="Picture"/>
+            <wp:docPr descr="The meeting at number 14 drawn along one line: the two hundred and ten pounds in the fund, the crack in the communal glass, the car park where nobody saw it happen, and the kerb Amina would rather spend the money on." title="" id="129" name="Picture"/>
             <a:graphic>
               <a:graphicData uri="http://schemas.openxmlformats.org/drawingml/2006/picture">
                 <pic:pic>
@@ -13612,7 +13727,7 @@
         <w:t xml:space="preserve"> </w:t>
       </w:r>
       <w:r>
-        <w:t xml:space="preserve">the power cut lasted an hour and fifty minutes. The argument about it has now lasted three weeks.</w:t>
+        <w:t xml:space="preserve">one cracked window, two hundred and ten pounds, and six people who were all somewhere else.</w:t>
       </w:r>
     </w:p>
     <w:p>
@@ -13620,7 +13735,7 @@
         <w:spacing w:before="0" w:after="120" w:line="276" w:lineRule="auto"/>
       </w:pPr>
       <w:r>
-        <w:t xml:space="preserve">There is sixty-one pounds in the building fund at 14 Alder Street, collected two pounds at a time, and it was originally meant for painting the front door. Since the power cut, nobody has mentioned the front door.</w:t>
+        <w:t xml:space="preserve">The residents’ meeting at 14 Alder Street ran for an hour and a half. About fifteen minutes of it were about the window. The building fund holds two hundred and ten pounds, collected two pounds at a time, and the glass on the half landing will cost a hundred and forty. The rules of the building put communal glass on the residents, so there is nobody to send the bill to.</w:t>
       </w:r>
     </w:p>
     <w:p>
@@ -13628,7 +13743,7 @@
         <w:spacing w:before="0" w:after="120" w:line="276" w:lineRule="auto"/>
       </w:pPr>
       <w:r>
-        <w:t xml:space="preserve">Tomas wants a light for the staircase. He was standing on the second flight for twenty minutes, with two bags of shopping and one hand on the rail. He makes a fair point: the staircase is the only part of the building where somebody could actually be hurt. A battery light above the stairs costs ninety pounds, and the fund would then have to wait until next autumn.</w:t>
+        <w:t xml:space="preserve">Mr Okonkwo thinks the fund should pay and the matter end there. He was in the car park for three hours that afternoon looking for his cat, and he is the only person who was. His view is that a building which spends an evening arguing about a hundred and forty pounds will spend the next one arguing about eighty.</w:t>
       </w:r>
     </w:p>
     <w:p>
@@ -13636,7 +13751,7 @@
         <w:spacing w:before="0" w:after="120" w:line="276" w:lineRule="auto"/>
       </w:pPr>
       <w:r>
-        <w:t xml:space="preserve">Dani wants lamps — one for each flat, in a box on the landing, twenty-two pounds for the lot. He points out that the fund has bought nothing in three years, and that a box of lamps is a thing you can put your hand on tonight. Tomas answers that a lamp in a box on a dark landing is a lamp you cannot find.</w:t>
+        <w:t xml:space="preserve">Dani wants the fund to pay and a note in the car park asking people to play at the far end. He was out there twice and saw nothing, and he says that is the point. A rule that asks for something reasonable beats a rule that tries to catch somebody.</w:t>
       </w:r>
     </w:p>
     <w:p>
@@ -13644,7 +13759,7 @@
         <w:spacing w:before="0" w:after="120" w:line="276" w:lineRule="auto"/>
       </w:pPr>
       <w:r>
-        <w:t xml:space="preserve">Amina does not want to spend the money at all. She was the only person in the building with a candle, and she has kept one behind the counter for nineteen years. Her view is that the problem was not equipment but that nobody had thought about it. She would rather the building spent nothing and agreed three things: the person who checks the basement cupboard, the person who holds a key, and the person who makes the phone call.</w:t>
+        <w:t xml:space="preserve">Amina does not want to spend the fund at all. She lost a day’s trade to the skip that afternoon. Her view is that the building keeps paying for damage and never for the thing that prevents it. She would rather put the money towards a bollard that keeps the kerb clear.</w:t>
       </w:r>
     </w:p>
     <w:p>
@@ -13652,7 +13767,7 @@
         <w:spacing w:before="0" w:after="120" w:line="276" w:lineRule="auto"/>
       </w:pPr>
       <w:r>
-        <w:t xml:space="preserve">Mr Okonkwo was comfortable throughout and noticed nothing for several minutes. He has said that he will vote with whoever asks him last.</w:t>
+        <w:t xml:space="preserve">Yuki missed the afternoon and the first half of the meeting. She asked the one question all five people who were there had missed. She wanted to know whether the crack was there before Saturday. Three people could not swear that it was not.</w:t>
       </w:r>
     </w:p>
     <w:p>
@@ -13682,17 +13797,17 @@
         </w:numPr>
       </w:pPr>
       <w:r>
-        <w:t xml:space="preserve">What was the building fund originally for? —</w:t>
-      </w:r>
-      <w:r>
-        <w:t xml:space="preserve"> </w:t>
-      </w:r>
-      <w:r>
-        <w:rPr>
-          <w:bCs/>
-          <w:b/>
-        </w:rPr>
-        <w:t xml:space="preserve">Painting the front door.</w:t>
+        <w:t xml:space="preserve">What do the rules of the building say about communal glass? —</w:t>
+      </w:r>
+      <w:r>
+        <w:t xml:space="preserve"> </w:t>
+      </w:r>
+      <w:r>
+        <w:rPr>
+          <w:bCs/>
+          <w:b/>
+        </w:rPr>
+        <w:t xml:space="preserve">That the residents pay for it.</w:t>
       </w:r>
     </w:p>
     <w:p>
@@ -13704,7 +13819,7 @@
         </w:numPr>
       </w:pPr>
       <w:r>
-        <w:t xml:space="preserve">Why does Tomas think the staircase matters more than the flats?</w:t>
+        <w:t xml:space="preserve">Why does Mr Okonkwo want the matter to end quickly?</w:t>
       </w:r>
     </w:p>
     <w:p>
@@ -13716,7 +13831,7 @@
         </w:numPr>
       </w:pPr>
       <w:r>
-        <w:t xml:space="preserve">What is Dani’s main argument for the lamps?</w:t>
+        <w:t xml:space="preserve">What does Amina want to spend the money on instead?</w:t>
       </w:r>
     </w:p>
     <w:p>
@@ -13728,7 +13843,7 @@
         </w:numPr>
       </w:pPr>
       <w:r>
-        <w:t xml:space="preserve">Why does Amina want to spend nothing?</w:t>
+        <w:t xml:space="preserve">What did Yuki ask, and how did people answer?</w:t>
       </w:r>
     </w:p>
     <w:p>
@@ -13762,7 +13877,7 @@
           <wp:inline>
             <wp:extent cx="5724525" cy="2733675"/>
             <wp:effectExtent b="0" l="0" r="0" t="0"/>
-            <wp:docPr descr="The decision task as one question and three branches, with what each one costs: the staircase light at ninety pounds, which lights the dangerous part but makes the fund wait until next autumn; a box of lamps at twenty-two pounds, which arrives this week but is hard to find in the dark; and spending nothing and writing the plan, which makes somebody check the cupboard but does not light a staircase." title="" id="132" name="Picture"/>
+            <wp:docPr descr="The decision task as one question and three branches, with what each one costs: paying for the glass and putting up a note, which pays for the crack now but adds a rule nobody can enforce; paying for the glass and making no rule, which asks nobody to say who did it but risks the same thing next Saturday; and leaving the crack and buying a bollard, which keeps the kerb clear for the van but does nothing about the crack." title="" id="132" name="Picture"/>
             <a:graphic>
               <a:graphicData uri="http://schemas.openxmlformats.org/drawingml/2006/picture">
                 <pic:pic>
@@ -13840,7 +13955,7 @@
         <w:spacing w:before="0" w:after="120" w:line="276" w:lineRule="auto"/>
       </w:pPr>
       <w:r>
-        <w:t xml:space="preserve">I would buy the lamps and write the plan, and leave the staircase light for next year. Tomas has the strongest argument, because the stairs are where somebody gets hurt. But ninety pounds means another winter with nothing at all, and the next power cut will not wait for the fund, while twenty-two pounds buys something this week. I would also fix the lamp box to the wall, so that Tomas’s objection stops being true.</w:t>
+        <w:t xml:space="preserve">I would pay for the glass out of the fund and put the note up, and that is Dani’s answer. Amina is right that the building only ever pays for damage, and she is right that a bollard would save the next day’s trade. But the window has a crack in it now and the note costs nothing. Her argument is about the next hundred and forty pounds rather than this one. I would also write down Yuki’s question and the answer, because in a year nobody will remember that we were not sure.</w:t>
       </w:r>
     </w:p>
     <w:p>
@@ -13886,7 +14001,7 @@
           <w:bCs/>
           <w:b/>
         </w:rPr>
-        <w:t xml:space="preserve">Decide. There is sixty-one pounds. Choose one:</w:t>
+        <w:t xml:space="preserve">Decide. There are two hundred and ten pounds in the fund. Choose one:</w:t>
       </w:r>
     </w:p>
     <w:p>
@@ -13904,7 +14019,7 @@
         <w:t xml:space="preserve"> </w:t>
       </w:r>
       <w:r>
-        <w:t xml:space="preserve">The staircase light at ninety pounds, with the fund waiting until next autumn.</w:t>
+        <w:t xml:space="preserve">Pay for the glass and put up the note, leaving seventy pounds.</w:t>
       </w:r>
     </w:p>
     <w:p>
@@ -13922,7 +14037,7 @@
         <w:t xml:space="preserve"> </w:t>
       </w:r>
       <w:r>
-        <w:t xml:space="preserve">The box of lamps at twenty-two pounds, this week.</w:t>
+        <w:t xml:space="preserve">Pay for the glass and make no rule at all.</w:t>
       </w:r>
     </w:p>
     <w:p>
@@ -13940,7 +14055,7 @@
         <w:t xml:space="preserve"> </w:t>
       </w:r>
       <w:r>
-        <w:t xml:space="preserve">Spend nothing, and agree a written plan instead.</w:t>
+        <w:t xml:space="preserve">Leave the crack for now and put the money towards a bollard on the kerb.</w:t>
       </w:r>
     </w:p>
     <w:p>
@@ -14015,7 +14130,7 @@
           <wp:inline>
             <wp:extent cx="5724525" cy="2095500"/>
             <wp:effectExtent b="0" l="0" r="0" t="0"/>
-            <wp:docPr descr="The eight words of the spiral review bank, in bank order: darkness, while, meter, power cut, was serving, supply, candle, basement." title="" id="135" name="Picture"/>
+            <wp:docPr descr="The eight words of the spiral review bank, in bank order: landing, depot, queue, was crossing, car park, pavement, while, delivery." title="" id="135" name="Picture"/>
             <a:graphic>
               <a:graphicData uri="http://schemas.openxmlformats.org/drawingml/2006/picture">
                 <pic:pic>
@@ -14109,7 +14224,7 @@
         <w:t xml:space="preserve"> </w:t>
       </w:r>
       <w:r>
-        <w:t xml:space="preserve">darkness | while | meter | power cut | was serving | supply | candle | basement</w:t>
+        <w:t xml:space="preserve">landing | depot | queue | was crossing | car park | pavement | while | delivery</w:t>
       </w:r>
     </w:p>
     <w:p>
@@ -14121,23 +14236,23 @@
         </w:numPr>
       </w:pPr>
       <w:r>
-        <w:t xml:space="preserve">Amina keeps a</w:t>
-      </w:r>
-      <w:r>
-        <w:t xml:space="preserve"> </w:t>
-      </w:r>
-      <w:r>
-        <w:rPr>
-          <w:bCs/>
-          <w:b/>
-        </w:rPr>
-        <w:t xml:space="preserve">candle</w:t>
-      </w:r>
-      <w:r>
-        <w:t xml:space="preserve"> </w:t>
-      </w:r>
-      <w:r>
-        <w:t xml:space="preserve">behind the counter and has done for nineteen years.</w:t>
+        <w:t xml:space="preserve">Maya was serving a</w:t>
+      </w:r>
+      <w:r>
+        <w:t xml:space="preserve"> </w:t>
+      </w:r>
+      <w:r>
+        <w:rPr>
+          <w:bCs/>
+          <w:b/>
+        </w:rPr>
+        <w:t xml:space="preserve">queue</w:t>
+      </w:r>
+      <w:r>
+        <w:t xml:space="preserve"> </w:t>
+      </w:r>
+      <w:r>
+        <w:t xml:space="preserve">of eleven people when the card reader stopped.</w:t>
       </w:r>
     </w:p>
     <w:p>
@@ -14149,7 +14264,7 @@
         </w:numPr>
       </w:pPr>
       <w:r>
-        <w:t xml:space="preserve">The ______________________ on the whole street began at twenty past seven on a Tuesday evening.</w:t>
+        <w:t xml:space="preserve">The skip was left on the ______________________ outside number 14, four doors from the house that ordered it.</w:t>
       </w:r>
     </w:p>
     <w:p>
@@ -14161,7 +14276,7 @@
         </w:numPr>
       </w:pPr>
       <w:r>
-        <w:t xml:space="preserve">The engineer read the ______________________ in the hall before he went anywhere near the cupboard.</w:t>
+        <w:t xml:space="preserve">Amina’s ______________________ went back with the whole load, because the van could not get past.</w:t>
       </w:r>
     </w:p>
     <w:p>
@@ -14173,7 +14288,7 @@
         </w:numPr>
       </w:pPr>
       <w:r>
-        <w:t xml:space="preserve">Amina ______________________ a customer when every light in the shop went out at once.</w:t>
+        <w:t xml:space="preserve">Tomas ______________________ town to cover a shift when the battery in his phone went flat.</w:t>
       </w:r>
     </w:p>
     <w:p>
@@ -14185,7 +14300,7 @@
         </w:numPr>
       </w:pPr>
       <w:r>
-        <w:t xml:space="preserve">Nobody at number 14 had a key for the locked cupboard in the ______________________ .</w:t>
+        <w:t xml:space="preserve">A crack appeared in the window on the half ______________________ some time between three and four.</w:t>
       </w:r>
     </w:p>
     <w:p>
@@ -14197,7 +14312,7 @@
         </w:numPr>
       </w:pPr>
       <w:r>
-        <w:t xml:space="preserve">______________________ Tomas was standing on the stairs, Dani was shouting on the landing above him.</w:t>
+        <w:t xml:space="preserve">______________________ Dani was showing the flat, the agent was emailing to say that another viewer took it.</w:t>
       </w:r>
     </w:p>
     <w:p>
@@ -14209,7 +14324,7 @@
         </w:numPr>
       </w:pPr>
       <w:r>
-        <w:t xml:space="preserve">The ______________________ came back at ten past nine, and three televisions started talking at once.</w:t>
+        <w:t xml:space="preserve">Two groups of children were in the ______________________ behind the building that afternoon.</w:t>
       </w:r>
     </w:p>
     <w:p>
@@ -14221,7 +14336,7 @@
         </w:numPr>
       </w:pPr>
       <w:r>
-        <w:t xml:space="preserve">What Elena remembers is not the ______________________ but the silence that arrived with it.</w:t>
+        <w:t xml:space="preserve">The driver rang the ______________________ and took the whole load back to it.</w:t>
       </w:r>
     </w:p>
     <w:p>
@@ -14386,7 +14501,7 @@
         <w:ind w:left="170" w:right="0"/>
       </w:pPr>
       <w:r>
-        <w:t xml:space="preserve">☐ I can describe a problem in a building and say what I want people to agree.</w:t>
+        <w:t xml:space="preserve">☐ I can describe a street problem — a skip, a cracked window — and say what I want agreed.</w:t>
       </w:r>
     </w:p>
     <w:p>
@@ -14395,7 +14510,7 @@
         <w:ind w:left="170" w:right="0"/>
       </w:pPr>
       <w:r>
-        <w:t xml:space="preserve">☐ I can telephone to report a fault and ask for a job number.</w:t>
+        <w:t xml:space="preserve">☐ I can telephone about a delivery or a booking and ask for a job number.</w:t>
       </w:r>
     </w:p>
     <w:p>
@@ -14404,7 +14519,7 @@
         <w:ind w:left="170" w:right="0"/>
       </w:pPr>
       <w:r>
-        <w:t xml:space="preserve">☐ I can tell the story of twenty minutes, using both past tenses. (Plus)</w:t>
+        <w:t xml:space="preserve">☐ I can tell the story of an afternoon when several things went wrong at once. (Plus)</w:t>
       </w:r>
     </w:p>
     <w:p>
@@ -14438,7 +14553,7 @@
           <wp:inline>
             <wp:extent cx="5724525" cy="2724150"/>
             <wp:effectExtent b="0" l="0" r="0" t="0"/>
-            <wp:docPr descr="All ten glossary words of Unit 1 as picture cards on one page: power cut, electricity, candle, darkness, switch, freezer, meter, supply, bulb, basement." title="" id="141" name="Picture"/>
+            <wp:docPr descr="All ten glossary words of Unit 1 as picture cards on one page: skip, delivery, queue, pavement, card reader, depot, agent, stairwell, crack, slot." title="" id="141" name="Picture"/>
             <a:graphic>
               <a:graphicData uri="http://schemas.openxmlformats.org/drawingml/2006/picture">
                 <pic:pic>
@@ -14518,7 +14633,7 @@
         <w:spacing w:before="0" w:after="120" w:line="276" w:lineRule="auto"/>
       </w:pPr>
       <w:r>
-        <w:t xml:space="preserve">power cut · electricity · candle · darkness · switch · freezer · meter · supply · bulb · basement</w:t>
+        <w:t xml:space="preserve">skip · delivery · queue · pavement · card reader · depot · agent · stairwell · crack · slot</w:t>
       </w:r>
     </w:p>
     <w:sectPr>

--- a/docs/general-english/B1/release/units/b11-u01.docx
+++ b/docs/general-english/B1/release/units/b11-u01.docx
@@ -4788,7 +4788,7 @@
         <w:spacing w:before="0" w:after="120" w:line="276" w:lineRule="auto"/>
       </w:pPr>
       <w:r>
-        <w:t xml:space="preserve">In the first sentence the two events stand in a row, one after the other, so the driver of the van could still turn round at the corner. In the second they cross. The van was already in the middle of coming down the street, and the skip went down in front of it. Nothing in the vocabulary has changed, and nothing about the time has changed. What has changed is whether the action was finished or still going on, and in English that difference lives inside the verb.</w:t>
+        <w:t xml:space="preserve">In the first sentence the two events happen one after the other. The lorry put the skip down, and then the van arrived, so the driver could still turn round at the corner. In the second sentence one event happens inside the other. The van was already coming down the street when the skip went down in front of it, so the driver could not turn round. The words are the same in both sentences, and the time is the same. The only difference is whether the action was finished or still going on, and in English you show that difference in the verb.</w:t>
       </w:r>
     </w:p>
     <w:p>
@@ -6841,7 +6841,7 @@
         <w:spacing w:before="0" w:after="120" w:line="276" w:lineRule="auto"/>
       </w:pPr>
       <w:r>
-        <w:t xml:space="preserve">I was on the forty-two, about twenty minutes from the hospital. I was reading the handover notes on my phone when the screen went black. The battery sat at nine per cent all morning and I decided it would hold, and it did not. The problem is not the phone at all. The problem is that I needed to tell the ward I was coming. A colleague might cover it, and neither of us wanted to be the one who stayed at home. A woman two seats forward lent me hers straight away. I stood there with a stranger’s phone in my hand and realised that I do not know a single number by heart. The ward’s number lives in the phone that is flat, and so do all the others. In the end I rang the only number I know by heart, and that is my mother’s, in another country. She looked up the hospital switchboard and rang it for me. Two other nurses were on the ward already, and I crossed the whole city to find that out.</w:t>
+        <w:t xml:space="preserve">I was on the forty-two, about twenty minutes from the hospital. I was reading the handover notes on my phone when the screen went black. The battery was at nine per cent all morning. I decided it would last until the evening, and it did not. The real problem was not the phone. The real problem was that I had to tell the ward I was coming. A colleague might cover it, and neither of us wanted to be the one who stayed at home. A woman two seats forward lent me hers straight away. I stood there with a stranger’s phone in my hand and realised that I do not know a single number by heart. The flat phone has the ward’s number in it, and every other number I use. In the end I rang the only number I know by heart, and that is my mother’s, in another country. She looked up the hospital switchboard and rang it for me. Two other nurses were on the ward already, and I crossed the whole city to find that out.</w:t>
       </w:r>
     </w:p>
     <w:p>
@@ -7053,7 +7053,7 @@
         <w:t xml:space="preserve"> </w:t>
       </w:r>
       <w:r>
-        <w:t xml:space="preserve">Is it going to take long? There were eleven of us when I joined this queue.</w:t>
+        <w:t xml:space="preserve">Is this queue going to take long? There were eleven of us when I joined it.</w:t>
       </w:r>
     </w:p>
     <w:p>
@@ -7071,7 +7071,7 @@
         <w:t xml:space="preserve"> </w:t>
       </w:r>
       <w:r>
-        <w:t xml:space="preserve">The card reader lost the bank about ten minutes ago. I was halfway through serving the gentleman in front of you when it went.</w:t>
+        <w:t xml:space="preserve">The queue will take about ten more minutes, I am afraid. The card reader stopped working at ten past two. I was serving the man in front of you when it stopped.</w:t>
       </w:r>
     </w:p>
     <w:p>
@@ -7089,7 +7089,7 @@
         <w:t xml:space="preserve"> </w:t>
       </w:r>
       <w:r>
-        <w:t xml:space="preserve">Can you not just take cash?</w:t>
+        <w:t xml:space="preserve">Can you not take cash instead?</w:t>
       </w:r>
     </w:p>
     <w:p>
@@ -7107,7 +7107,7 @@
         <w:t xml:space="preserve"> </w:t>
       </w:r>
       <w:r>
-        <w:t xml:space="preserve">I can, and I have. Two people in this queue had cash. The rest were as surprised as I was.</w:t>
+        <w:t xml:space="preserve">I can take cash, and I have taken some. Only two people in this queue were carrying any. Nobody expects to need cash in a bookshop.</w:t>
       </w:r>
     </w:p>
     <w:p>
@@ -7125,7 +7125,7 @@
         <w:t xml:space="preserve"> </w:t>
       </w:r>
       <w:r>
-        <w:t xml:space="preserve">There is a paper slip, isn’t there? My aunt used to work in a shop.</w:t>
+        <w:t xml:space="preserve">There is a paper slip for this, isn’t there?</w:t>
       </w:r>
     </w:p>
     <w:p>
@@ -7143,7 +7143,7 @@
         <w:t xml:space="preserve"> </w:t>
       </w:r>
       <w:r>
-        <w:t xml:space="preserve">There is, and I have one in the drawer. It wants the long number off the front of the card. Look at yours.</w:t>
+        <w:t xml:space="preserve">There is a paper slip, and I have one here in the drawer. It asks for the long number on the front of the card. Please look at the front of yours.</w:t>
       </w:r>
     </w:p>
     <w:p>
@@ -7179,7 +7179,7 @@
         <w:t xml:space="preserve"> </w:t>
       </w:r>
       <w:r>
-        <w:t xml:space="preserve">That is the problem in one sentence. The backup was designed for a card that does not exist any more. I have taken four names and four telephone numbers, and those four people are trusting me to ring them tomorrow.</w:t>
+        <w:t xml:space="preserve">That is why the slip is no use today. It was made for an older kind of card. So I am writing down names and telephone numbers instead, and I will ring those four customers tomorrow.</w:t>
       </w:r>
     </w:p>
     <w:p>
@@ -8789,7 +8789,7 @@
         <w:spacing w:before="0" w:after="120" w:line="276" w:lineRule="auto"/>
       </w:pPr>
       <w:r>
-        <w:t xml:space="preserve">A Saturday afternoon on an ordinary street looks like bad luck, and almost none of it is. Most of what goes wrong in those four hours goes wrong because other people chose the same four hours. Deliveries, viewings, repairs, shifts and family arrangements all land together, and the overlap is designed rather than accidental.</w:t>
+        <w:t xml:space="preserve">Saturday afternoon is the busiest four hours of the week on an ordinary street. Deliveries, viewings, repairs and family arrangements all happen between one o’clock and five. They overlap, and the overlap is not bad luck. This text gives three reasons why one Saturday afternoon carries so much at once.</w:t>
       </w:r>
     </w:p>
     <w:p>
@@ -8797,7 +8797,7 @@
         <w:spacing w:before="0" w:after="120" w:line="276" w:lineRule="auto"/>
       </w:pPr>
       <w:r>
-        <w:t xml:space="preserve">Start with the businesses and the capacity each of them works to on any given day. Saturday is the day on which the largest number of people are at home to take something in. So they sell more slots on a Saturday than on any other day, and each slot is two hours wide. A street with eleven households can easily carry nine deliveries between one and five. Two of them will want the same six metres of pavement.</w:t>
+        <w:t xml:space="preserve">The first reason is that delivery companies sell the same hours to everybody. A company works to a fixed capacity and can make only so many drops in a day. Most people are at home on a Saturday to take a parcel in, so a company sells more slots on a Saturday than on any other day. Each slot is two hours wide. A street of eleven households can take nine deliveries between one and five, and two of those vans will need the same six metres of kerb. This is why the companies put all of their Saturday work on the same few hours.</w:t>
       </w:r>
     </w:p>
     <w:p>
@@ -8805,7 +8805,7 @@
         <w:spacing w:before="0" w:after="120" w:line="276" w:lineRule="auto"/>
       </w:pPr>
       <w:r>
-        <w:t xml:space="preserve">Then the services behind those businesses thin out for the weekend. Banks, offices and support lines run a smaller shift at the weekend. A card reader that fails at ten past two competes for one engineer with every other reader in the city. The backlog from Friday evening has not cleared either. A fault that would take forty minutes to fix on a Tuesday takes most of the afternoon.</w:t>
+        <w:t xml:space="preserve">The second reason is that the services behind those companies run a smaller shift at the weekend. Banks, offices and help lines all run a small Saturday shift. A card reader that stops at ten past two must wait for the same engineer as every other card reader in the city. There is also a backlog of work left over from Friday evening. So a fault that takes forty minutes to repair on a Tuesday can take a whole Saturday afternoon, because the shift is smaller.</w:t>
       </w:r>
     </w:p>
     <w:p>
@@ -8813,7 +8813,7 @@
         <w:spacing w:before="0" w:after="120" w:line="276" w:lineRule="auto"/>
       </w:pPr>
       <w:r>
-        <w:t xml:space="preserve">And at the same hour almost everybody on the street is at home. A building stands almost empty between nine and five on a Thursday. At three on a Saturday it holds all of its people, their visitors, their children and their cars. So more people see anything that happens there, and fewer of them understand it, because each one saw a different four minutes of it. That is not a failure of memory; it is what a crowded hour looks like from the inside of it.</w:t>
+        <w:t xml:space="preserve">The third reason is that everybody is at home at the same hour. A building is almost empty between nine and five on a Thursday. At three o’clock on a Saturday it holds all of its people, their visitors, their children and their cars. So a problem at that hour happens in front of more people than the same problem on a Thursday morning. It is also understood by fewer of them, because each person sees only the two or three minutes they happen to be looking at. Everybody is at home, and everybody sees a different part of the same hour.</w:t>
       </w:r>
     </w:p>
     <w:p>
@@ -9909,13 +9909,13 @@
           <w:bCs/>
           <w:b/>
         </w:rPr>
-        <w:t xml:space="preserve">The street with one lane.</w:t>
-      </w:r>
-      <w:r>
-        <w:t xml:space="preserve"> </w:t>
-      </w:r>
-      <w:r>
-        <w:t xml:space="preserve">Alder Street has a kerb on one side and a line of parked cars on the other, so one vehicle stopping stops everything behind it. The skip arrived at half past one, the peak hour for deliveries. The stock van reached the corner eleven minutes later. The driver waited for six minutes, rang the depot, and took the whole load back. Nothing on that street was broken, and one shop lost a day’s trade.</w:t>
+        <w:t xml:space="preserve">Alder Street has one lane.</w:t>
+      </w:r>
+      <w:r>
+        <w:t xml:space="preserve"> </w:t>
+      </w:r>
+      <w:r>
+        <w:t xml:space="preserve">There is a kerb on one side and a line of parked cars on the other, so one vehicle that stops stops everything behind it. The skip arrived at half past one, the peak hour for deliveries. The stock van reached the corner eleven minutes later and could not get past. The driver waited six minutes, rang the depot and took the whole load back. Nothing on Alder Street was broken that day, and one shop lost a day’s trade because the street has one lane.</w:t>
       </w:r>
     </w:p>
     <w:p>
@@ -9927,13 +9927,13 @@
           <w:bCs/>
           <w:b/>
         </w:rPr>
-        <w:t xml:space="preserve">The street that was rebuilt.</w:t>
-      </w:r>
-      <w:r>
-        <w:t xml:space="preserve"> </w:t>
-      </w:r>
-      <w:r>
-        <w:t xml:space="preserve">Two miles away, Pell Road was rebuilt four years ago with a loading bay at each end. The same thing happened there on the same afternoon: a skip, a delivery, a dispute about the booking. It cost them nine minutes, because the van used the bay. Nobody on Pell Road remembers the incident, and that is the measure of it.</w:t>
+        <w:t xml:space="preserve">Pell Road has a loading bay at each end.</w:t>
+      </w:r>
+      <w:r>
+        <w:t xml:space="preserve"> </w:t>
+      </w:r>
+      <w:r>
+        <w:t xml:space="preserve">The road was rebuilt four years ago, two miles from Alder Street. But the same thing happened on Pell Road on the same afternoon: a skip, a delivery and an argument about the booking. It cost Pell Road nine minutes, because the van pulled into the loading bay and the lane stayed open. Nobody on Pell Road remembers that afternoon, and the reason is the loading bay.</w:t>
       </w:r>
     </w:p>
     <w:p>
@@ -9945,13 +9945,13 @@
           <w:bCs/>
           <w:b/>
         </w:rPr>
-        <w:t xml:space="preserve">The street with a telephone tree.</w:t>
-      </w:r>
-      <w:r>
-        <w:t xml:space="preserve"> </w:t>
-      </w:r>
-      <w:r>
-        <w:t xml:space="preserve">On Carrow Street, eighteen households share a list of numbers that is three years old and still accurate. When a video call drops or a connection fails in one house, somebody rings the house next door within the minute. That is how they learned that the fault was in the exchange and not in anybody’s flat. They lost an afternoon too. They lost it knowing why.</w:t>
+        <w:t xml:space="preserve">Carrow Street has a list of telephone numbers.</w:t>
+      </w:r>
+      <w:r>
+        <w:t xml:space="preserve"> </w:t>
+      </w:r>
+      <w:r>
+        <w:t xml:space="preserve">The list covers all eighteen households, and it is three years old and still correct. So when a connection failed in one house on Saturday, somebody rang the house next door within the minute. For example, that is how Carrow Street learned that the fault was in the exchange and not in anybody’s own flat. Carrow Street lost the afternoon as well, but the list is the reason it knew why.</w:t>
       </w:r>
     </w:p>
     <w:p>
@@ -11735,7 +11735,7 @@
         <w:t xml:space="preserve"> </w:t>
       </w:r>
       <w:r>
-        <w:t xml:space="preserve">I do not, because it is not my skip. They delivered it to the wrong number, not the wrong street. I am at 14 Alder Street and number 40 ordered it.</w:t>
+        <w:t xml:space="preserve">No, I do not have an order number, because it is not my skip. They delivered it to the wrong number, not the wrong street. I am at 14 Alder Street and number 40 ordered it.</w:t>
       </w:r>
     </w:p>
     <w:p>
@@ -11753,7 +11753,7 @@
         <w:t xml:space="preserve"> </w:t>
       </w:r>
       <w:r>
-        <w:t xml:space="preserve">Right. I was looking at that road this morning, as it happens. Let me find the booking.</w:t>
+        <w:t xml:space="preserve">Thank you. I was looking at that road this morning. Let me find the booking now.</w:t>
       </w:r>
     </w:p>
     <w:p>
@@ -11825,7 +11825,7 @@
         <w:t xml:space="preserve"> </w:t>
       </w:r>
       <w:r>
-        <w:t xml:space="preserve">That is where it gets difficult. It is full already, so it needs the lorry rather than the pickup, and my next free slot is Tuesday morning.</w:t>
+        <w:t xml:space="preserve">The earliest I can collect it is Tuesday morning. The skip is already full, so I need the lorry and not the small truck, and Tuesday is my next free slot.</w:t>
       </w:r>
     </w:p>
     <w:p>
@@ -12702,7 +12702,7 @@
         <w:spacing w:before="0" w:after="120" w:line="276" w:lineRule="auto"/>
       </w:pPr>
       <w:r>
-        <w:t xml:space="preserve">The letter came on the Thursday evening, and most people on Calle Sarmiento in Rosario, Argentina, read it some time on Friday. It said that the city had chosen the street as a location, and that the permit covered the Saturday. It ended by asking residents for their understanding. It named the street and it named the day. It did not name the hours, and that is the whole of what went wrong.</w:t>
+        <w:t xml:space="preserve">The letter came on the Thursday evening, and most people on Calle Sarmiento in Rosario, Argentina, read it some time on Friday. It said that the city had chosen the street as a location, and that the permit covered the Saturday. It ended by asking residents for their understanding. It named the street and it named the day. It did not name the hours, and that was the problem.</w:t>
       </w:r>
     </w:p>
     <w:p>
@@ -12718,7 +12718,7 @@
         <w:spacing w:before="0" w:after="120" w:line="276" w:lineRule="auto"/>
       </w:pPr>
       <w:r>
-        <w:t xml:space="preserve">What a diversion does to a street is not the same for everybody on it. The people who planned nothing had a remarkable day. They sat on their steps and watched the same scene eleven times, and a production company with orders to keep everybody friendly brought them coffee. The people who planned something had a different day. A man two doors up was starting a night shift and could not get his car out at five. A woman on the corner had a hospital appointment at eleven in a district forty minutes away.</w:t>
+        <w:t xml:space="preserve">The next morning the diversion affected two kinds of people in two very different ways. First, the people who had planned nothing had a remarkable day. They sat on their steps and watched the same scene eleven times, and a production company with orders to keep everybody friendly brought them coffee. The people who planned something had a different day. A man two doors up was starting a night shift and could not get his car out at five. A woman on the corner had a hospital appointment at eleven in a district forty minutes away.</w:t>
       </w:r>
     </w:p>
     <w:p>
@@ -12726,7 +12726,7 @@
         <w:spacing w:before="0" w:after="120" w:line="276" w:lineRule="auto"/>
       </w:pPr>
       <w:r>
-        <w:t xml:space="preserve">The production company thought about this, in the way companies do. There was a telephone number on the letter, and somebody did answer it. The young man with the list walked the woman to a taxi at the far end, and she reached the clinic on time. The production company offered the man on the night shift compensation for a taxi, and he took it. He still says the money was never the point of it. He had to ask a stranger for permission to leave his own street.</w:t>
+        <w:t xml:space="preserve">But the production company had thought about this in advance. There was a telephone number on the letter, and somebody did answer it. The young man with the list walked the woman to a taxi at the far end, and she reached the clinic on time. The production company offered the man on the night shift compensation for a taxi, and he took it. He still says the money was not what mattered to him. He had to ask a stranger for permission to leave his own street.</w:t>
       </w:r>
     </w:p>
     <w:p>
@@ -13735,7 +13735,7 @@
         <w:spacing w:before="0" w:after="120" w:line="276" w:lineRule="auto"/>
       </w:pPr>
       <w:r>
-        <w:t xml:space="preserve">The residents’ meeting at 14 Alder Street ran for an hour and a half. About fifteen minutes of it were about the window. The building fund holds two hundred and ten pounds, collected two pounds at a time, and the glass on the half landing will cost a hundred and forty. The rules of the building put communal glass on the residents, so there is nobody to send the bill to.</w:t>
+        <w:t xml:space="preserve">The residents’ meeting at 14 Alder Street ran for an hour and a half. About fifteen minutes of it were about the window. The building fund holds two hundred and ten pounds, and the glass on the half landing will cost a hundred and forty. The rules of the building put communal glass on the residents, so there is nobody to send the bill to.</w:t>
       </w:r>
     </w:p>
     <w:p>
@@ -13751,7 +13751,7 @@
         <w:spacing w:before="0" w:after="120" w:line="276" w:lineRule="auto"/>
       </w:pPr>
       <w:r>
-        <w:t xml:space="preserve">Dani wants the fund to pay and a note in the car park asking people to play at the far end. He was out there twice and saw nothing, and he says that is the point. A rule that asks for something reasonable beats a rule that tries to catch somebody.</w:t>
+        <w:t xml:space="preserve">Another view came from Dani. He wants the fund to pay, and a note in the car park asking people to play at the far end. He was out there twice and saw nothing, and he says that is why a note is better than a rule. A note asks people to be reasonable. A rule tries to catch somebody.</w:t>
       </w:r>
     </w:p>
     <w:p>
